--- a/examples/triple-sticker-credentials/template.docx
+++ b/examples/triple-sticker-credentials/template.docx
@@ -1,6 +1,6 @@
 
 <file path=word/document.xml><?xml version="1.0" encoding="utf-8"?>
-<w:document xmlns:o="urn:schemas-microsoft-com:office:office" xmlns:r="http://schemas.openxmlformats.org/officeDocument/2006/relationships" xmlns:v="urn:schemas-microsoft-com:vml" xmlns:w="http://schemas.openxmlformats.org/wordprocessingml/2006/main" xmlns:w10="urn:schemas-microsoft-com:office:word" xmlns:wp="http://schemas.openxmlformats.org/drawingml/2006/wordprocessingDrawing" xmlns:wps="http://schemas.microsoft.com/office/word/2010/wordprocessingShape" xmlns:wpg="http://schemas.microsoft.com/office/word/2010/wordprocessingGroup" xmlns:mc="http://schemas.openxmlformats.org/markup-compatibility/2006" xmlns:wp14="http://schemas.microsoft.com/office/word/2010/wordprocessingDrawing" xmlns:w14="http://schemas.microsoft.com/office/word/2010/wordml" xmlns:w15="http://schemas.microsoft.com/office/word/2012/wordml" mc:Ignorable="w14 wp14 w15">
+<w:document xmlns:o="urn:schemas-microsoft-com:office:office" xmlns:r="http://schemas.openxmlformats.org/officeDocument/2006/relationships" xmlns:v="urn:schemas-microsoft-com:vml" xmlns:w="http://schemas.openxmlformats.org/wordprocessingml/2006/main" xmlns:w10="urn:schemas-microsoft-com:office:word" xmlns:wp="http://schemas.openxmlformats.org/drawingml/2006/wordprocessingDrawing" xmlns:pic="http://schemas.openxmlformats.org/drawingml/2006/picture" xmlns:wps="http://schemas.microsoft.com/office/word/2010/wordprocessingShape" xmlns:wpg="http://schemas.microsoft.com/office/word/2010/wordprocessingGroup" xmlns:mc="http://schemas.openxmlformats.org/markup-compatibility/2006" xmlns:wp14="http://schemas.microsoft.com/office/word/2010/wordprocessingDrawing" xmlns:w14="http://schemas.microsoft.com/office/word/2010/wordml" xmlns:w15="http://schemas.microsoft.com/office/word/2012/wordml" mc:Ignorable="w14 wp14 w15">
   <w:body>
     <w:tbl>
       <w:tblPr>
@@ -78,21 +78,7 @@
                 <w:b/>
                 <w:bCs/>
               </w:rPr>
-              <w:t>{0:R</w:t>
-            </w:r>
-            <w:r>
-              <w:rPr>
-                <w:b/>
-                <w:bCs/>
-              </w:rPr>
-              <w:t>B</w:t>
-            </w:r>
-            <w:r>
-              <w:rPr>
-                <w:b/>
-                <w:bCs/>
-              </w:rPr>
-              <w:t>}</w:t>
+              <w:t>{0:RB}</w:t>
             </w:r>
             <w:r>
               <w:rPr>
@@ -180,23 +166,7 @@
                 <w:bCs/>
                 <w:u w:val="none"/>
               </w:rPr>
-              <w:t>{0:R</w:t>
-            </w:r>
-            <w:r>
-              <w:rPr>
-                <w:b/>
-                <w:bCs/>
-                <w:u w:val="none"/>
-              </w:rPr>
-              <w:t>B</w:t>
-            </w:r>
-            <w:r>
-              <w:rPr>
-                <w:b/>
-                <w:bCs/>
-                <w:u w:val="none"/>
-              </w:rPr>
-              <w:t>}</w:t>
+              <w:t>{0:RB}</w:t>
             </w:r>
             <w:r>
               <w:rPr>
@@ -214,27 +184,6 @@
               <w:widowControl w:val="false"/>
               <w:snapToGrid w:val="false"/>
               <w:rPr>
-                <w:b w:val="false"/>
-                <w:bCs w:val="false"/>
-                <w:u w:val="none"/>
-              </w:rPr>
-            </w:pPr>
-            <w:r>
-              <w:rPr>
-                <w:b w:val="false"/>
-                <w:bCs w:val="false"/>
-                <w:u w:val="none"/>
-              </w:rPr>
-            </w:r>
-          </w:p>
-          <w:p>
-            <w:pPr>
-              <w:pStyle w:val="AveryStyle1"/>
-              <w:widowControl w:val="false"/>
-              <w:snapToGrid w:val="false"/>
-              <w:rPr>
-                <w:b w:val="false"/>
-                <w:bCs w:val="false"/>
                 <w:u w:val="none"/>
               </w:rPr>
             </w:pPr>
@@ -252,78 +201,57 @@
               <w:widowControl w:val="false"/>
               <w:snapToGrid w:val="false"/>
               <w:spacing w:before="43" w:after="43"/>
-              <w:rPr>
-                <w:u w:val="none"/>
-              </w:rPr>
-            </w:pPr>
-            <w:bookmarkStart w:id="5" w:name="__DdeLink__1932_3501035189"/>
-            <w:bookmarkEnd w:id="5"/>
-            <w:r>
-              <mc:AlternateContent>
-                <mc:Choice Requires="wps">
-                  <w:drawing>
-                    <wp:anchor behindDoc="0" distT="9525" distB="9525" distL="9525" distR="9525" simplePos="0" locked="0" layoutInCell="1" allowOverlap="1" relativeHeight="32">
-                      <wp:simplePos x="0" y="0"/>
-                      <wp:positionH relativeFrom="column">
-                        <wp:posOffset>22225</wp:posOffset>
-                      </wp:positionH>
-                      <wp:positionV relativeFrom="paragraph">
-                        <wp:posOffset>136525</wp:posOffset>
-                      </wp:positionV>
-                      <wp:extent cx="2210435" cy="635"/>
-                      <wp:effectExtent l="9525" t="9525" r="9525" b="9525"/>
-                      <wp:wrapNone/>
-                      <wp:docPr id="1" name="Horizontal line 1"/>
-                      <a:graphic xmlns:a="http://schemas.openxmlformats.org/drawingml/2006/main">
-                        <a:graphicData uri="http://schemas.microsoft.com/office/word/2010/wordprocessingShape">
-                          <wps:wsp>
-                            <wps:cNvSpPr/>
-                            <wps:spPr>
-                              <a:xfrm>
-                                <a:off x="0" y="0"/>
-                                <a:ext cx="2210400" cy="720"/>
-                              </a:xfrm>
-                              <a:prstGeom prst="line">
-                                <a:avLst/>
-                              </a:prstGeom>
-                              <a:ln w="18360">
-                                <a:solidFill>
-                                  <a:srgbClr val="000000"/>
-                                </a:solidFill>
-                                <a:round/>
-                              </a:ln>
-                            </wps:spPr>
-                            <wps:style>
-                              <a:lnRef idx="0"/>
-                              <a:fillRef idx="0"/>
-                              <a:effectRef idx="0"/>
-                              <a:fontRef idx="minor"/>
-                            </wps:style>
-                            <wps:bodyPr/>
-                          </wps:wsp>
-                        </a:graphicData>
-                      </a:graphic>
-                    </wp:anchor>
-                  </w:drawing>
-                </mc:Choice>
-                <mc:Fallback>
-                  <w:pict>
-                    <v:line id="shape_0" from="1.75pt,10.75pt" to="175.75pt,10.75pt" ID="Horizontal line 1" stroked="t" o:allowincell="f" style="position:absolute">
-                      <v:stroke color="black" weight="18360" joinstyle="round" endcap="flat"/>
-                      <v:fill o:detectmouseclick="t" on="false"/>
-                      <w10:wrap type="none"/>
-                    </v:line>
-                  </w:pict>
-                </mc:Fallback>
-              </mc:AlternateContent>
-            </w:r>
-            <w:r>
-              <w:rPr>
-                <w:b w:val="false"/>
-                <w:bCs w:val="false"/>
-                <w:u w:val="none"/>
-              </w:rPr>
-              <w:t>X</w:t>
+              <w:ind w:hanging="0" w:left="0" w:right="57"/>
+              <w:rPr/>
+            </w:pPr>
+            <w:r>
+              <w:rPr/>
+              <w:drawing>
+                <wp:anchor distT="0" distB="0" distL="0" distR="0" simplePos="0" relativeHeight="32" behindDoc="0" locked="0" layoutInCell="0" allowOverlap="1">
+                  <wp:simplePos x="0" y="0"/>
+                  <wp:positionH relativeFrom="column">
+                    <wp:align>center</wp:align>
+                  </wp:positionH>
+                  <wp:positionV relativeFrom="paragraph">
+                    <wp:posOffset>635</wp:posOffset>
+                  </wp:positionV>
+                  <wp:extent cx="2244725" cy="358140"/>
+                  <wp:effectExtent l="0" t="0" r="0" b="0"/>
+                  <wp:wrapSquare wrapText="largest"/>
+                  <wp:docPr id="1" name="Image1"/>
+                  <wp:cNvGraphicFramePr>
+                    <a:graphicFrameLocks xmlns:a="http://schemas.openxmlformats.org/drawingml/2006/main" noChangeAspect="1"/>
+                  </wp:cNvGraphicFramePr>
+                  <a:graphic xmlns:a="http://schemas.openxmlformats.org/drawingml/2006/main">
+                    <a:graphicData uri="http://schemas.openxmlformats.org/drawingml/2006/picture">
+                      <pic:pic xmlns:pic="http://schemas.openxmlformats.org/drawingml/2006/picture">
+                        <pic:nvPicPr>
+                          <pic:cNvPr id="1" name="Image1"/>
+                          <pic:cNvPicPr>
+                            <a:picLocks noChangeAspect="1" noChangeArrowheads="1"/>
+                          </pic:cNvPicPr>
+                        </pic:nvPicPr>
+                        <pic:blipFill>
+                          <a:blip r:embed="rId2"/>
+                          <a:stretch>
+                            <a:fillRect/>
+                          </a:stretch>
+                        </pic:blipFill>
+                        <pic:spPr bwMode="auto">
+                          <a:xfrm>
+                            <a:off x="0" y="0"/>
+                            <a:ext cx="2244725" cy="358140"/>
+                          </a:xfrm>
+                          <a:prstGeom prst="rect">
+                            <a:avLst/>
+                          </a:prstGeom>
+                          <a:noFill/>
+                        </pic:spPr>
+                      </pic:pic>
+                    </a:graphicData>
+                  </a:graphic>
+                </wp:anchor>
+              </w:drawing>
             </w:r>
           </w:p>
         </w:tc>
@@ -371,8 +299,8 @@
                 <w:szCs w:val="48"/>
               </w:rPr>
             </w:pPr>
-            <w:bookmarkStart w:id="6" w:name="Blank_MP1_panel3"/>
-            <w:bookmarkEnd w:id="6"/>
+            <w:bookmarkStart w:id="5" w:name="Blank_MP1_panel3"/>
+            <w:bookmarkEnd w:id="5"/>
             <w:r>
               <w:rPr>
                 <w:b/>
@@ -380,25 +308,7 @@
                 <w:sz w:val="48"/>
                 <w:szCs w:val="48"/>
               </w:rPr>
-              <w:t>{0:</w:t>
-            </w:r>
-            <w:r>
-              <w:rPr>
-                <w:b/>
-                <w:bCs/>
-                <w:sz w:val="48"/>
-                <w:szCs w:val="48"/>
-              </w:rPr>
-              <w:t>F</w:t>
-            </w:r>
-            <w:r>
-              <w:rPr>
-                <w:b/>
-                <w:bCs/>
-                <w:sz w:val="48"/>
-                <w:szCs w:val="48"/>
-              </w:rPr>
-              <w:t>N}</w:t>
+              <w:t>{0:FN}</w:t>
             </w:r>
           </w:p>
           <w:p>
@@ -419,25 +329,7 @@
                 <w:sz w:val="40"/>
                 <w:szCs w:val="40"/>
               </w:rPr>
-              <w:t>{0:</w:t>
-            </w:r>
-            <w:r>
-              <w:rPr>
-                <w:b/>
-                <w:bCs/>
-                <w:sz w:val="40"/>
-                <w:szCs w:val="40"/>
-              </w:rPr>
-              <w:t>L</w:t>
-            </w:r>
-            <w:r>
-              <w:rPr>
-                <w:b/>
-                <w:bCs/>
-                <w:sz w:val="40"/>
-                <w:szCs w:val="40"/>
-              </w:rPr>
-              <w:t>N}</w:t>
+              <w:t>{0:LN}</w:t>
             </w:r>
           </w:p>
           <w:p>
@@ -499,27 +391,7 @@
                 <w:szCs w:val="16"/>
                 <w:u w:val="single"/>
               </w:rPr>
-              <w:t>{0:R</w:t>
-            </w:r>
-            <w:r>
-              <w:rPr>
-                <w:b w:val="false"/>
-                <w:bCs w:val="false"/>
-                <w:sz w:val="16"/>
-                <w:szCs w:val="16"/>
-                <w:u w:val="single"/>
-              </w:rPr>
-              <w:t>U</w:t>
-            </w:r>
-            <w:r>
-              <w:rPr>
-                <w:b w:val="false"/>
-                <w:bCs w:val="false"/>
-                <w:sz w:val="16"/>
-                <w:szCs w:val="16"/>
-                <w:u w:val="single"/>
-              </w:rPr>
-              <w:t>}</w:t>
+              <w:t>{0:RU}</w:t>
             </w:r>
           </w:p>
         </w:tc>
@@ -542,8 +414,8 @@
               <w:spacing w:before="43" w:after="43"/>
               <w:rPr/>
             </w:pPr>
-            <w:bookmarkStart w:id="7" w:name="Blank_MP1_panel1_Copy_2"/>
-            <w:bookmarkEnd w:id="7"/>
+            <w:bookmarkStart w:id="6" w:name="Blank_MP1_panel1_Copy_2"/>
+            <w:bookmarkEnd w:id="6"/>
             <w:r>
               <w:rPr/>
               <w:t>{1:LN}, {1:FN}</w:t>
@@ -578,35 +450,7 @@
                 <w:b/>
                 <w:bCs/>
               </w:rPr>
-              <w:t>{</w:t>
-            </w:r>
-            <w:r>
-              <w:rPr>
-                <w:b/>
-                <w:bCs/>
-              </w:rPr>
-              <w:t>1</w:t>
-            </w:r>
-            <w:r>
-              <w:rPr>
-                <w:b/>
-                <w:bCs/>
-              </w:rPr>
-              <w:t>:R</w:t>
-            </w:r>
-            <w:r>
-              <w:rPr>
-                <w:b/>
-                <w:bCs/>
-              </w:rPr>
-              <w:t>B</w:t>
-            </w:r>
-            <w:r>
-              <w:rPr>
-                <w:b/>
-                <w:bCs/>
-              </w:rPr>
-              <w:t>}</w:t>
+              <w:t>{1:RB}</w:t>
             </w:r>
             <w:r>
               <w:rPr>
@@ -657,128 +501,75 @@
                 <w:u w:val="none"/>
               </w:rPr>
             </w:pPr>
-            <w:bookmarkStart w:id="8" w:name="Blank_MP1_panel1_Copy_1_Copy_1"/>
+            <w:bookmarkStart w:id="7" w:name="Blank_MP1_panel1_Copy_1_Copy_1"/>
+            <w:bookmarkEnd w:id="7"/>
+            <w:r>
+              <w:rPr>
+                <w:b/>
+                <w:bCs/>
+                <w:u w:val="none"/>
+              </w:rPr>
+              <w:t>{1:LN}, {1:FN}</w:t>
+            </w:r>
+          </w:p>
+          <w:p>
+            <w:pPr>
+              <w:pStyle w:val="AveryStyle1"/>
+              <w:widowControl w:val="false"/>
+              <w:snapToGrid w:val="false"/>
+              <w:rPr>
+                <w:u w:val="none"/>
+              </w:rPr>
+            </w:pPr>
+            <w:r>
+              <w:rPr>
+                <w:b w:val="false"/>
+                <w:bCs w:val="false"/>
+                <w:u w:val="none"/>
+              </w:rPr>
+              <w:t xml:space="preserve">{1:P} </w:t>
+            </w:r>
+            <w:r>
+              <w:rPr>
+                <w:b w:val="false"/>
+                <w:bCs w:val="false"/>
+                <w:u w:val="none"/>
+              </w:rPr>
+              <w:t>-</w:t>
+            </w:r>
+            <w:r>
+              <w:rPr>
+                <w:b w:val="false"/>
+                <w:bCs w:val="false"/>
+                <w:u w:val="none"/>
+              </w:rPr>
+              <w:t xml:space="preserve"> </w:t>
+            </w:r>
+            <w:bookmarkStart w:id="8" w:name="__DdeLink__373_3740892950_Copy_2"/>
+            <w:r>
+              <w:rPr>
+                <w:b/>
+                <w:bCs/>
+                <w:u w:val="none"/>
+              </w:rPr>
+              <w:t>{1:RB}</w:t>
+            </w:r>
+            <w:r>
+              <w:rPr>
+                <w:b w:val="false"/>
+                <w:bCs w:val="false"/>
+                <w:u w:val="single"/>
+              </w:rPr>
+              <w:t>{1:RU}</w:t>
+            </w:r>
             <w:bookmarkEnd w:id="8"/>
-            <w:r>
-              <w:rPr>
-                <w:b/>
-                <w:bCs/>
-                <w:u w:val="none"/>
-              </w:rPr>
-              <w:t>{1:LN}, {1:FN}</w:t>
-            </w:r>
-          </w:p>
-          <w:p>
-            <w:pPr>
-              <w:pStyle w:val="AveryStyle1"/>
-              <w:widowControl w:val="false"/>
-              <w:snapToGrid w:val="false"/>
-              <w:rPr>
-                <w:u w:val="none"/>
-              </w:rPr>
-            </w:pPr>
-            <w:r>
-              <w:rPr>
-                <w:b w:val="false"/>
-                <w:bCs w:val="false"/>
-                <w:u w:val="none"/>
-              </w:rPr>
-              <w:t xml:space="preserve">{1:P} </w:t>
-            </w:r>
-            <w:r>
-              <w:rPr>
-                <w:b w:val="false"/>
-                <w:bCs w:val="false"/>
-                <w:u w:val="none"/>
-              </w:rPr>
-              <w:t>-</w:t>
-            </w:r>
-            <w:r>
-              <w:rPr>
-                <w:b w:val="false"/>
-                <w:bCs w:val="false"/>
-                <w:u w:val="none"/>
-              </w:rPr>
-              <w:t xml:space="preserve"> </w:t>
-            </w:r>
-            <w:bookmarkStart w:id="9" w:name="__DdeLink__373_3740892950_Copy_2"/>
-            <w:r>
-              <w:rPr>
-                <w:b/>
-                <w:bCs/>
-                <w:u w:val="none"/>
-              </w:rPr>
-              <w:t>{</w:t>
-            </w:r>
-            <w:r>
-              <w:rPr>
-                <w:b/>
-                <w:bCs/>
-                <w:u w:val="none"/>
-              </w:rPr>
-              <w:t>1</w:t>
-            </w:r>
-            <w:r>
-              <w:rPr>
-                <w:b/>
-                <w:bCs/>
-                <w:u w:val="none"/>
-              </w:rPr>
-              <w:t>:R</w:t>
-            </w:r>
-            <w:r>
-              <w:rPr>
-                <w:b/>
-                <w:bCs/>
-                <w:u w:val="none"/>
-              </w:rPr>
-              <w:t>B</w:t>
-            </w:r>
-            <w:r>
-              <w:rPr>
-                <w:b/>
-                <w:bCs/>
-                <w:u w:val="none"/>
-              </w:rPr>
-              <w:t>}</w:t>
-            </w:r>
-            <w:r>
-              <w:rPr>
-                <w:b w:val="false"/>
-                <w:bCs w:val="false"/>
-                <w:u w:val="single"/>
-              </w:rPr>
-              <w:t>{1:RU}</w:t>
-            </w:r>
-            <w:bookmarkEnd w:id="9"/>
-          </w:p>
-          <w:p>
-            <w:pPr>
-              <w:pStyle w:val="AveryStyle1"/>
-              <w:widowControl w:val="false"/>
-              <w:snapToGrid w:val="false"/>
-              <w:rPr>
-                <w:b w:val="false"/>
-                <w:bCs w:val="false"/>
-                <w:u w:val="none"/>
-              </w:rPr>
-            </w:pPr>
-            <w:r>
-              <w:rPr>
-                <w:b w:val="false"/>
-                <w:bCs w:val="false"/>
-                <w:u w:val="none"/>
-              </w:rPr>
-            </w:r>
-          </w:p>
-          <w:p>
-            <w:pPr>
-              <w:pStyle w:val="AveryStyle1"/>
-              <w:widowControl w:val="false"/>
-              <w:snapToGrid w:val="false"/>
-              <w:rPr>
-                <w:b w:val="false"/>
-                <w:bCs w:val="false"/>
+          </w:p>
+          <w:p>
+            <w:pPr>
+              <w:pStyle w:val="AveryStyle1"/>
+              <w:widowControl w:val="false"/>
+              <w:snapToGrid w:val="false"/>
+              <w:rPr>
                 <w:u w:val="none"/>
               </w:rPr>
             </w:pPr>
@@ -796,76 +587,57 @@
               <w:widowControl w:val="false"/>
               <w:snapToGrid w:val="false"/>
               <w:spacing w:before="43" w:after="43"/>
-              <w:rPr>
-                <w:u w:val="none"/>
-              </w:rPr>
-            </w:pPr>
-            <w:r>
-              <mc:AlternateContent>
-                <mc:Choice Requires="wps">
-                  <w:drawing>
-                    <wp:anchor behindDoc="0" distT="9525" distB="9525" distL="9525" distR="9525" simplePos="0" locked="0" layoutInCell="1" allowOverlap="1" relativeHeight="33">
-                      <wp:simplePos x="0" y="0"/>
-                      <wp:positionH relativeFrom="column">
-                        <wp:posOffset>22225</wp:posOffset>
-                      </wp:positionH>
-                      <wp:positionV relativeFrom="paragraph">
-                        <wp:posOffset>136525</wp:posOffset>
-                      </wp:positionV>
-                      <wp:extent cx="2210435" cy="0"/>
-                      <wp:effectExtent l="9525" t="9525" r="9525" b="9525"/>
-                      <wp:wrapNone/>
-                      <wp:docPr id="2" name="Horizontal line 2"/>
-                      <a:graphic xmlns:a="http://schemas.openxmlformats.org/drawingml/2006/main">
-                        <a:graphicData uri="http://schemas.microsoft.com/office/word/2010/wordprocessingShape">
-                          <wps:wsp>
-                            <wps:cNvSpPr/>
-                            <wps:spPr>
-                              <a:xfrm>
-                                <a:off x="0" y="0"/>
-                                <a:ext cx="2210400" cy="0"/>
-                              </a:xfrm>
-                              <a:prstGeom prst="line">
-                                <a:avLst/>
-                              </a:prstGeom>
-                              <a:ln w="18360">
-                                <a:solidFill>
-                                  <a:srgbClr val="000000"/>
-                                </a:solidFill>
-                                <a:round/>
-                              </a:ln>
-                            </wps:spPr>
-                            <wps:style>
-                              <a:lnRef idx="0"/>
-                              <a:fillRef idx="0"/>
-                              <a:effectRef idx="0"/>
-                              <a:fontRef idx="minor"/>
-                            </wps:style>
-                            <wps:bodyPr/>
-                          </wps:wsp>
-                        </a:graphicData>
-                      </a:graphic>
-                    </wp:anchor>
-                  </w:drawing>
-                </mc:Choice>
-                <mc:Fallback>
-                  <w:pict>
-                    <v:line id="shape_0" from="1.75pt,10.75pt" to="175.75pt,10.75pt" ID="Horizontal line 2" stroked="t" o:allowincell="f" style="position:absolute">
-                      <v:stroke color="black" weight="18360" joinstyle="round" endcap="flat"/>
-                      <v:fill o:detectmouseclick="t" on="false"/>
-                      <w10:wrap type="none"/>
-                    </v:line>
-                  </w:pict>
-                </mc:Fallback>
-              </mc:AlternateContent>
-            </w:r>
-            <w:r>
-              <w:rPr>
-                <w:b w:val="false"/>
-                <w:bCs w:val="false"/>
-                <w:u w:val="none"/>
-              </w:rPr>
-              <w:t>X</w:t>
+              <w:ind w:hanging="0" w:left="0" w:right="57"/>
+              <w:rPr/>
+            </w:pPr>
+            <w:r>
+              <w:rPr/>
+              <w:drawing>
+                <wp:anchor distT="0" distB="0" distL="0" distR="0" simplePos="0" relativeHeight="33" behindDoc="0" locked="0" layoutInCell="0" allowOverlap="1">
+                  <wp:simplePos x="0" y="0"/>
+                  <wp:positionH relativeFrom="column">
+                    <wp:align>center</wp:align>
+                  </wp:positionH>
+                  <wp:positionV relativeFrom="paragraph">
+                    <wp:posOffset>635</wp:posOffset>
+                  </wp:positionV>
+                  <wp:extent cx="2244725" cy="358140"/>
+                  <wp:effectExtent l="0" t="0" r="0" b="0"/>
+                  <wp:wrapSquare wrapText="largest"/>
+                  <wp:docPr id="2" name="Image2"/>
+                  <wp:cNvGraphicFramePr>
+                    <a:graphicFrameLocks xmlns:a="http://schemas.openxmlformats.org/drawingml/2006/main" noChangeAspect="1"/>
+                  </wp:cNvGraphicFramePr>
+                  <a:graphic xmlns:a="http://schemas.openxmlformats.org/drawingml/2006/main">
+                    <a:graphicData uri="http://schemas.openxmlformats.org/drawingml/2006/picture">
+                      <pic:pic xmlns:pic="http://schemas.openxmlformats.org/drawingml/2006/picture">
+                        <pic:nvPicPr>
+                          <pic:cNvPr id="2" name="Image2"/>
+                          <pic:cNvPicPr>
+                            <a:picLocks noChangeAspect="1" noChangeArrowheads="1"/>
+                          </pic:cNvPicPr>
+                        </pic:nvPicPr>
+                        <pic:blipFill>
+                          <a:blip r:embed="rId3"/>
+                          <a:stretch>
+                            <a:fillRect/>
+                          </a:stretch>
+                        </pic:blipFill>
+                        <pic:spPr bwMode="auto">
+                          <a:xfrm>
+                            <a:off x="0" y="0"/>
+                            <a:ext cx="2244725" cy="358140"/>
+                          </a:xfrm>
+                          <a:prstGeom prst="rect">
+                            <a:avLst/>
+                          </a:prstGeom>
+                          <a:noFill/>
+                        </pic:spPr>
+                      </pic:pic>
+                    </a:graphicData>
+                  </a:graphic>
+                </wp:anchor>
+              </w:drawing>
             </w:r>
           </w:p>
         </w:tc>
@@ -913,8 +685,8 @@
                 <w:szCs w:val="48"/>
               </w:rPr>
             </w:pPr>
-            <w:bookmarkStart w:id="10" w:name="Blank_MP1_panel3_Copy_1"/>
-            <w:bookmarkEnd w:id="10"/>
+            <w:bookmarkStart w:id="9" w:name="Blank_MP1_panel3_Copy_1"/>
+            <w:bookmarkEnd w:id="9"/>
             <w:r>
               <w:rPr>
                 <w:b/>
@@ -922,25 +694,7 @@
                 <w:sz w:val="48"/>
                 <w:szCs w:val="48"/>
               </w:rPr>
-              <w:t>{1:</w:t>
-            </w:r>
-            <w:r>
-              <w:rPr>
-                <w:b/>
-                <w:bCs/>
-                <w:sz w:val="48"/>
-                <w:szCs w:val="48"/>
-              </w:rPr>
-              <w:t>F</w:t>
-            </w:r>
-            <w:r>
-              <w:rPr>
-                <w:b/>
-                <w:bCs/>
-                <w:sz w:val="48"/>
-                <w:szCs w:val="48"/>
-              </w:rPr>
-              <w:t>N}</w:t>
+              <w:t>{1:FN}</w:t>
             </w:r>
           </w:p>
           <w:p>
@@ -961,25 +715,7 @@
                 <w:sz w:val="40"/>
                 <w:szCs w:val="40"/>
               </w:rPr>
-              <w:t>{1:</w:t>
-            </w:r>
-            <w:r>
-              <w:rPr>
-                <w:b/>
-                <w:bCs/>
-                <w:sz w:val="40"/>
-                <w:szCs w:val="40"/>
-              </w:rPr>
-              <w:t>L</w:t>
-            </w:r>
-            <w:r>
-              <w:rPr>
-                <w:b/>
-                <w:bCs/>
-                <w:sz w:val="40"/>
-                <w:szCs w:val="40"/>
-              </w:rPr>
-              <w:t>N}</w:t>
+              <w:t>{1:LN}</w:t>
             </w:r>
           </w:p>
           <w:p>
@@ -1024,56 +760,16 @@
               </w:rPr>
               <w:t xml:space="preserve"> - </w:t>
             </w:r>
-            <w:bookmarkStart w:id="11" w:name="__DdeLink__373_3740892950_Copy_3"/>
-            <w:r>
-              <w:rPr>
-                <w:b/>
-                <w:bCs/>
-                <w:sz w:val="16"/>
-                <w:szCs w:val="16"/>
-                <w:u w:val="none"/>
-              </w:rPr>
-              <w:t>{</w:t>
-            </w:r>
-            <w:r>
-              <w:rPr>
-                <w:b/>
-                <w:bCs/>
-                <w:sz w:val="16"/>
-                <w:szCs w:val="16"/>
-                <w:u w:val="none"/>
-              </w:rPr>
-              <w:t>1</w:t>
-            </w:r>
-            <w:r>
-              <w:rPr>
-                <w:b/>
-                <w:bCs/>
-                <w:sz w:val="16"/>
-                <w:szCs w:val="16"/>
-                <w:u w:val="none"/>
-              </w:rPr>
-              <w:t>:R</w:t>
-            </w:r>
-            <w:r>
-              <w:rPr>
-                <w:b/>
-                <w:bCs/>
-                <w:sz w:val="16"/>
-                <w:szCs w:val="16"/>
-                <w:u w:val="none"/>
-              </w:rPr>
-              <w:t>B</w:t>
-            </w:r>
-            <w:r>
-              <w:rPr>
-                <w:b/>
-                <w:bCs/>
-                <w:sz w:val="16"/>
-                <w:szCs w:val="16"/>
-                <w:u w:val="none"/>
-              </w:rPr>
-              <w:t>}</w:t>
+            <w:bookmarkStart w:id="10" w:name="__DdeLink__373_3740892950_Copy_3"/>
+            <w:r>
+              <w:rPr>
+                <w:b/>
+                <w:bCs/>
+                <w:sz w:val="16"/>
+                <w:szCs w:val="16"/>
+                <w:u w:val="none"/>
+              </w:rPr>
+              <w:t>{1:RB}</w:t>
             </w:r>
             <w:r>
               <w:rPr>
@@ -1085,7 +781,7 @@
               </w:rPr>
               <w:t>{1:RU}</w:t>
             </w:r>
-            <w:bookmarkEnd w:id="11"/>
+            <w:bookmarkEnd w:id="10"/>
           </w:p>
         </w:tc>
       </w:tr>
@@ -1107,80 +803,52 @@
               <w:spacing w:before="43" w:after="43"/>
               <w:rPr/>
             </w:pPr>
-            <w:bookmarkStart w:id="12" w:name="Blank_MP1_panel1_Copy_2_Copy_1"/>
+            <w:bookmarkStart w:id="11" w:name="Blank_MP1_panel1_Copy_2_Copy_1"/>
+            <w:bookmarkEnd w:id="11"/>
+            <w:r>
+              <w:rPr/>
+              <w:t>{2:LN}, {2:FN}</w:t>
+            </w:r>
+          </w:p>
+          <w:p>
+            <w:pPr>
+              <w:pStyle w:val="AveryStyle1"/>
+              <w:widowControl w:val="false"/>
+              <w:snapToGrid w:val="false"/>
+              <w:rPr/>
+            </w:pPr>
+            <w:r>
+              <w:rPr/>
+              <w:t>{2:A} - {2:PN}</w:t>
+            </w:r>
+          </w:p>
+          <w:p>
+            <w:pPr>
+              <w:pStyle w:val="AveryStyle1"/>
+              <w:widowControl w:val="false"/>
+              <w:snapToGrid w:val="false"/>
+              <w:spacing w:before="43" w:after="43"/>
+              <w:rPr/>
+            </w:pPr>
+            <w:r>
+              <w:rPr/>
+              <w:t xml:space="preserve">{2:P} - </w:t>
+            </w:r>
+            <w:bookmarkStart w:id="12" w:name="__DdeLink__373_3740892950_Copy_4"/>
+            <w:r>
+              <w:rPr>
+                <w:b/>
+                <w:bCs/>
+              </w:rPr>
+              <w:t>{2:RB}</w:t>
+            </w:r>
+            <w:r>
+              <w:rPr>
+                <w:u w:val="single"/>
+              </w:rPr>
+              <w:t>{2:RU}</w:t>
+            </w:r>
             <w:bookmarkEnd w:id="12"/>
-            <w:r>
-              <w:rPr/>
-              <w:t>{2:LN}, {2:FN}</w:t>
-            </w:r>
-          </w:p>
-          <w:p>
-            <w:pPr>
-              <w:pStyle w:val="AveryStyle1"/>
-              <w:widowControl w:val="false"/>
-              <w:snapToGrid w:val="false"/>
-              <w:rPr/>
-            </w:pPr>
-            <w:r>
-              <w:rPr/>
-              <w:t>{2:A} - {2:PN}</w:t>
-            </w:r>
-          </w:p>
-          <w:p>
-            <w:pPr>
-              <w:pStyle w:val="AveryStyle1"/>
-              <w:widowControl w:val="false"/>
-              <w:snapToGrid w:val="false"/>
-              <w:spacing w:before="43" w:after="43"/>
-              <w:rPr/>
-            </w:pPr>
-            <w:r>
-              <w:rPr/>
-              <w:t xml:space="preserve">{2:P} - </w:t>
-            </w:r>
-            <w:bookmarkStart w:id="13" w:name="__DdeLink__373_3740892950_Copy_4"/>
-            <w:r>
-              <w:rPr>
-                <w:b/>
-                <w:bCs/>
-              </w:rPr>
-              <w:t>{</w:t>
-            </w:r>
-            <w:r>
-              <w:rPr>
-                <w:b/>
-                <w:bCs/>
-              </w:rPr>
-              <w:t>2</w:t>
-            </w:r>
-            <w:r>
-              <w:rPr>
-                <w:b/>
-                <w:bCs/>
-              </w:rPr>
-              <w:t>:R</w:t>
-            </w:r>
-            <w:r>
-              <w:rPr>
-                <w:b/>
-                <w:bCs/>
-              </w:rPr>
-              <w:t>B</w:t>
-            </w:r>
-            <w:r>
-              <w:rPr>
-                <w:b/>
-                <w:bCs/>
-              </w:rPr>
-              <w:t>}</w:t>
-            </w:r>
-            <w:r>
-              <w:rPr>
-                <w:u w:val="single"/>
-              </w:rPr>
-              <w:t>{2:RU}</w:t>
-            </w:r>
-            <w:bookmarkEnd w:id="13"/>
           </w:p>
         </w:tc>
         <w:tc>
@@ -1224,121 +892,84 @@
                 <w:u w:val="none"/>
               </w:rPr>
             </w:pPr>
-            <w:bookmarkStart w:id="14" w:name="Blank_MP1_panel1_Copy_1_Copy_1_Copy_1"/>
+            <w:bookmarkStart w:id="13" w:name="Blank_MP1_panel1_Copy_1_Copy_1_Copy_1"/>
+            <w:bookmarkEnd w:id="13"/>
+            <w:r>
+              <w:rPr>
+                <w:b/>
+                <w:bCs/>
+                <w:u w:val="none"/>
+              </w:rPr>
+              <w:t>{2:LN}, {2:FN}</w:t>
+            </w:r>
+          </w:p>
+          <w:p>
+            <w:pPr>
+              <w:pStyle w:val="AveryStyle1"/>
+              <w:widowControl w:val="false"/>
+              <w:snapToGrid w:val="false"/>
+              <w:rPr>
+                <w:u w:val="none"/>
+              </w:rPr>
+            </w:pPr>
+            <w:r>
+              <w:rPr>
+                <w:b w:val="false"/>
+                <w:bCs w:val="false"/>
+                <w:u w:val="none"/>
+              </w:rPr>
+              <w:t xml:space="preserve">{2:P} </w:t>
+            </w:r>
+            <w:r>
+              <w:rPr>
+                <w:b w:val="false"/>
+                <w:bCs w:val="false"/>
+                <w:u w:val="none"/>
+              </w:rPr>
+              <w:t>-</w:t>
+            </w:r>
+            <w:r>
+              <w:rPr>
+                <w:b w:val="false"/>
+                <w:bCs w:val="false"/>
+                <w:u w:val="none"/>
+              </w:rPr>
+              <w:t xml:space="preserve"> </w:t>
+            </w:r>
+            <w:bookmarkStart w:id="14" w:name="__DdeLink__373_3740892950_Copy_5"/>
+            <w:r>
+              <w:rPr>
+                <w:b/>
+                <w:bCs/>
+                <w:u w:val="none"/>
+              </w:rPr>
+              <w:t>{2:RB}</w:t>
+            </w:r>
+            <w:r>
+              <w:rPr>
+                <w:b w:val="false"/>
+                <w:bCs w:val="false"/>
+                <w:u w:val="single"/>
+              </w:rPr>
+              <w:t>{2:RU}</w:t>
+            </w:r>
             <w:bookmarkEnd w:id="14"/>
-            <w:r>
-              <w:rPr>
-                <w:b/>
-                <w:bCs/>
-                <w:u w:val="none"/>
-              </w:rPr>
-              <w:t>{2:LN}, {2:FN}</w:t>
-            </w:r>
-          </w:p>
-          <w:p>
-            <w:pPr>
-              <w:pStyle w:val="AveryStyle1"/>
-              <w:widowControl w:val="false"/>
-              <w:snapToGrid w:val="false"/>
-              <w:rPr>
-                <w:u w:val="none"/>
-              </w:rPr>
-            </w:pPr>
-            <w:r>
-              <w:rPr>
-                <w:b w:val="false"/>
-                <w:bCs w:val="false"/>
-                <w:u w:val="none"/>
-              </w:rPr>
-              <w:t xml:space="preserve">{2:P} - </w:t>
-            </w:r>
-            <w:bookmarkStart w:id="15" w:name="__DdeLink__373_3740892950_Copy_5"/>
-            <w:r>
-              <w:rPr>
-                <w:b/>
-                <w:bCs/>
-                <w:u w:val="none"/>
-              </w:rPr>
-              <w:t>{</w:t>
-            </w:r>
-            <w:r>
-              <w:rPr>
-                <w:b/>
-                <w:bCs/>
-                <w:u w:val="none"/>
-              </w:rPr>
-              <w:t>2</w:t>
-            </w:r>
-            <w:r>
-              <w:rPr>
-                <w:b/>
-                <w:bCs/>
-                <w:u w:val="none"/>
-              </w:rPr>
-              <w:t>:R</w:t>
-            </w:r>
-            <w:r>
-              <w:rPr>
-                <w:b/>
-                <w:bCs/>
-                <w:u w:val="none"/>
-              </w:rPr>
-              <w:t>B</w:t>
-            </w:r>
-            <w:r>
-              <w:rPr>
-                <w:b/>
-                <w:bCs/>
-                <w:u w:val="none"/>
-              </w:rPr>
-              <w:t>}</w:t>
-            </w:r>
+          </w:p>
+          <w:p>
+            <w:pPr>
+              <w:pStyle w:val="AveryStyle1"/>
+              <w:widowControl w:val="false"/>
+              <w:snapToGrid w:val="false"/>
+              <w:rPr>
+                <w:u w:val="none"/>
+              </w:rPr>
+            </w:pPr>
             <w:r>
               <w:rPr>
                 <w:b w:val="false"/>
                 <w:bCs w:val="false"/>
                 <w:u w:val="single"/>
               </w:rPr>
-              <w:t>{2:RU}</w:t>
-            </w:r>
-            <w:bookmarkEnd w:id="15"/>
-          </w:p>
-          <w:p>
-            <w:pPr>
-              <w:pStyle w:val="AveryStyle1"/>
-              <w:widowControl w:val="false"/>
-              <w:snapToGrid w:val="false"/>
-              <w:rPr>
-                <w:b w:val="false"/>
-                <w:bCs w:val="false"/>
-                <w:u w:val="none"/>
-              </w:rPr>
-            </w:pPr>
-            <w:r>
-              <w:rPr>
-                <w:b w:val="false"/>
-                <w:bCs w:val="false"/>
-                <w:u w:val="none"/>
-              </w:rPr>
-            </w:r>
-          </w:p>
-          <w:p>
-            <w:pPr>
-              <w:pStyle w:val="AveryStyle1"/>
-              <w:widowControl w:val="false"/>
-              <w:snapToGrid w:val="false"/>
-              <w:rPr>
-                <w:b w:val="false"/>
-                <w:bCs w:val="false"/>
-                <w:u w:val="none"/>
-              </w:rPr>
-            </w:pPr>
-            <w:r>
-              <w:rPr>
-                <w:b w:val="false"/>
-                <w:bCs w:val="false"/>
-                <w:u w:val="none"/>
-              </w:rPr>
             </w:r>
           </w:p>
           <w:p>
@@ -1352,71 +983,57 @@
               </w:rPr>
             </w:pPr>
             <w:r>
-              <mc:AlternateContent>
-                <mc:Choice Requires="wps">
-                  <w:drawing>
-                    <wp:anchor behindDoc="0" distT="9525" distB="9525" distL="9525" distR="9525" simplePos="0" locked="0" layoutInCell="1" allowOverlap="1" relativeHeight="34">
-                      <wp:simplePos x="0" y="0"/>
-                      <wp:positionH relativeFrom="column">
-                        <wp:posOffset>3810</wp:posOffset>
-                      </wp:positionH>
-                      <wp:positionV relativeFrom="paragraph">
-                        <wp:posOffset>135890</wp:posOffset>
-                      </wp:positionV>
-                      <wp:extent cx="2210435" cy="0"/>
-                      <wp:effectExtent l="9525" t="9525" r="9525" b="9525"/>
-                      <wp:wrapNone/>
-                      <wp:docPr id="3" name="Horizontal line 3"/>
-                      <a:graphic xmlns:a="http://schemas.openxmlformats.org/drawingml/2006/main">
-                        <a:graphicData uri="http://schemas.microsoft.com/office/word/2010/wordprocessingShape">
-                          <wps:wsp>
-                            <wps:cNvSpPr/>
-                            <wps:spPr>
-                              <a:xfrm>
-                                <a:off x="0" y="0"/>
-                                <a:ext cx="2210400" cy="0"/>
-                              </a:xfrm>
-                              <a:prstGeom prst="line">
-                                <a:avLst/>
-                              </a:prstGeom>
-                              <a:ln w="18360">
-                                <a:solidFill>
-                                  <a:srgbClr val="000000"/>
-                                </a:solidFill>
-                                <a:round/>
-                              </a:ln>
-                            </wps:spPr>
-                            <wps:style>
-                              <a:lnRef idx="0"/>
-                              <a:fillRef idx="0"/>
-                              <a:effectRef idx="0"/>
-                              <a:fontRef idx="minor"/>
-                            </wps:style>
-                            <wps:bodyPr/>
-                          </wps:wsp>
-                        </a:graphicData>
-                      </a:graphic>
-                    </wp:anchor>
-                  </w:drawing>
-                </mc:Choice>
-                <mc:Fallback>
-                  <w:pict>
-                    <v:line id="shape_0" from="0.3pt,10.7pt" to="174.3pt,10.7pt" ID="Horizontal line 3" stroked="t" o:allowincell="f" style="position:absolute">
-                      <v:stroke color="black" weight="18360" joinstyle="round" endcap="flat"/>
-                      <v:fill o:detectmouseclick="t" on="false"/>
-                      <w10:wrap type="none"/>
-                    </v:line>
-                  </w:pict>
-                </mc:Fallback>
-              </mc:AlternateContent>
-            </w:r>
-            <w:r>
-              <w:rPr>
-                <w:b w:val="false"/>
-                <w:bCs w:val="false"/>
-                <w:u w:val="none"/>
-              </w:rPr>
-              <w:t>X</w:t>
+              <w:rPr>
+                <w:b w:val="false"/>
+                <w:bCs w:val="false"/>
+                <w:u w:val="none"/>
+              </w:rPr>
+              <w:drawing>
+                <wp:anchor distT="0" distB="0" distL="0" distR="0" simplePos="0" relativeHeight="34" behindDoc="0" locked="0" layoutInCell="0" allowOverlap="1">
+                  <wp:simplePos x="0" y="0"/>
+                  <wp:positionH relativeFrom="column">
+                    <wp:align>center</wp:align>
+                  </wp:positionH>
+                  <wp:positionV relativeFrom="paragraph">
+                    <wp:posOffset>635</wp:posOffset>
+                  </wp:positionV>
+                  <wp:extent cx="2208530" cy="352425"/>
+                  <wp:effectExtent l="0" t="0" r="0" b="0"/>
+                  <wp:wrapSquare wrapText="largest"/>
+                  <wp:docPr id="3" name="Image3"/>
+                  <wp:cNvGraphicFramePr>
+                    <a:graphicFrameLocks xmlns:a="http://schemas.openxmlformats.org/drawingml/2006/main" noChangeAspect="1"/>
+                  </wp:cNvGraphicFramePr>
+                  <a:graphic xmlns:a="http://schemas.openxmlformats.org/drawingml/2006/main">
+                    <a:graphicData uri="http://schemas.openxmlformats.org/drawingml/2006/picture">
+                      <pic:pic xmlns:pic="http://schemas.openxmlformats.org/drawingml/2006/picture">
+                        <pic:nvPicPr>
+                          <pic:cNvPr id="3" name="Image3"/>
+                          <pic:cNvPicPr>
+                            <a:picLocks noChangeAspect="1" noChangeArrowheads="1"/>
+                          </pic:cNvPicPr>
+                        </pic:nvPicPr>
+                        <pic:blipFill>
+                          <a:blip r:embed="rId4"/>
+                          <a:stretch>
+                            <a:fillRect/>
+                          </a:stretch>
+                        </pic:blipFill>
+                        <pic:spPr bwMode="auto">
+                          <a:xfrm>
+                            <a:off x="0" y="0"/>
+                            <a:ext cx="2208530" cy="352425"/>
+                          </a:xfrm>
+                          <a:prstGeom prst="rect">
+                            <a:avLst/>
+                          </a:prstGeom>
+                          <a:noFill/>
+                        </pic:spPr>
+                      </pic:pic>
+                    </a:graphicData>
+                  </a:graphic>
+                </wp:anchor>
+              </w:drawing>
             </w:r>
           </w:p>
         </w:tc>
@@ -1464,8 +1081,8 @@
                 <w:szCs w:val="48"/>
               </w:rPr>
             </w:pPr>
-            <w:bookmarkStart w:id="16" w:name="Blank_MP1_panel3_Copy_1_Copy_1"/>
-            <w:bookmarkEnd w:id="16"/>
+            <w:bookmarkStart w:id="15" w:name="Blank_MP1_panel3_Copy_1_Copy_1"/>
+            <w:bookmarkEnd w:id="15"/>
             <w:r>
               <w:rPr>
                 <w:b/>
@@ -1473,25 +1090,7 @@
                 <w:sz w:val="48"/>
                 <w:szCs w:val="48"/>
               </w:rPr>
-              <w:t>{2:</w:t>
-            </w:r>
-            <w:r>
-              <w:rPr>
-                <w:b/>
-                <w:bCs/>
-                <w:sz w:val="48"/>
-                <w:szCs w:val="48"/>
-              </w:rPr>
-              <w:t>F</w:t>
-            </w:r>
-            <w:r>
-              <w:rPr>
-                <w:b/>
-                <w:bCs/>
-                <w:sz w:val="48"/>
-                <w:szCs w:val="48"/>
-              </w:rPr>
-              <w:t>N}</w:t>
+              <w:t>{2:FN}</w:t>
             </w:r>
           </w:p>
           <w:p>
@@ -1512,25 +1111,7 @@
                 <w:sz w:val="40"/>
                 <w:szCs w:val="40"/>
               </w:rPr>
-              <w:t>{2:</w:t>
-            </w:r>
-            <w:r>
-              <w:rPr>
-                <w:b/>
-                <w:bCs/>
-                <w:sz w:val="40"/>
-                <w:szCs w:val="40"/>
-              </w:rPr>
-              <w:t>L</w:t>
-            </w:r>
-            <w:r>
-              <w:rPr>
-                <w:b/>
-                <w:bCs/>
-                <w:sz w:val="40"/>
-                <w:szCs w:val="40"/>
-              </w:rPr>
-              <w:t>N}</w:t>
+              <w:t>{2:LN}</w:t>
             </w:r>
           </w:p>
           <w:p>
@@ -1575,7 +1156,7 @@
               </w:rPr>
               <w:t xml:space="preserve"> -</w:t>
             </w:r>
-            <w:bookmarkStart w:id="17" w:name="__DdeLink__373_3740892950_Copy_6"/>
+            <w:bookmarkStart w:id="16" w:name="__DdeLink__373_3740892950_Copy_6"/>
             <w:r>
               <w:rPr>
                 <w:b w:val="false"/>
@@ -1585,64 +1166,28 @@
               </w:rPr>
               <w:t xml:space="preserve"> </w:t>
             </w:r>
-            <w:bookmarkStart w:id="18" w:name="__DdeLink__373_3740892950_Copy_7"/>
+            <w:bookmarkStart w:id="17" w:name="__DdeLink__373_3740892950_Copy_7"/>
+            <w:bookmarkEnd w:id="16"/>
+            <w:r>
+              <w:rPr>
+                <w:b/>
+                <w:bCs/>
+                <w:sz w:val="16"/>
+                <w:szCs w:val="16"/>
+              </w:rPr>
+              <w:t>{2:RB}</w:t>
+            </w:r>
+            <w:r>
+              <w:rPr>
+                <w:b w:val="false"/>
+                <w:bCs w:val="false"/>
+                <w:sz w:val="16"/>
+                <w:szCs w:val="16"/>
+                <w:u w:val="single"/>
+              </w:rPr>
+              <w:t>{2:RU}</w:t>
+            </w:r>
             <w:bookmarkEnd w:id="17"/>
-            <w:r>
-              <w:rPr>
-                <w:b/>
-                <w:bCs/>
-                <w:sz w:val="16"/>
-                <w:szCs w:val="16"/>
-              </w:rPr>
-              <w:t>{</w:t>
-            </w:r>
-            <w:r>
-              <w:rPr>
-                <w:b/>
-                <w:bCs/>
-                <w:sz w:val="16"/>
-                <w:szCs w:val="16"/>
-              </w:rPr>
-              <w:t>2</w:t>
-            </w:r>
-            <w:r>
-              <w:rPr>
-                <w:b/>
-                <w:bCs/>
-                <w:sz w:val="16"/>
-                <w:szCs w:val="16"/>
-              </w:rPr>
-              <w:t>:R</w:t>
-            </w:r>
-            <w:r>
-              <w:rPr>
-                <w:b/>
-                <w:bCs/>
-                <w:sz w:val="16"/>
-                <w:szCs w:val="16"/>
-              </w:rPr>
-              <w:t>B</w:t>
-            </w:r>
-            <w:r>
-              <w:rPr>
-                <w:b/>
-                <w:bCs/>
-                <w:sz w:val="16"/>
-                <w:szCs w:val="16"/>
-              </w:rPr>
-              <w:t>}</w:t>
-            </w:r>
-            <w:r>
-              <w:rPr>
-                <w:b w:val="false"/>
-                <w:bCs w:val="false"/>
-                <w:sz w:val="16"/>
-                <w:szCs w:val="16"/>
-                <w:u w:val="single"/>
-              </w:rPr>
-              <w:t>{2:RU}</w:t>
-            </w:r>
-            <w:bookmarkEnd w:id="18"/>
           </w:p>
         </w:tc>
       </w:tr>
@@ -1664,80 +1209,52 @@
               <w:spacing w:before="43" w:after="43"/>
               <w:rPr/>
             </w:pPr>
-            <w:bookmarkStart w:id="19" w:name="Blank_MP1_panel1_Copy_2_Copy_1_Copy_1"/>
+            <w:bookmarkStart w:id="18" w:name="Blank_MP1_panel1_Copy_2_Copy_1_Copy_1"/>
+            <w:bookmarkEnd w:id="18"/>
+            <w:r>
+              <w:rPr/>
+              <w:t>{3:LN}, {3:FN}</w:t>
+            </w:r>
+          </w:p>
+          <w:p>
+            <w:pPr>
+              <w:pStyle w:val="AveryStyle1"/>
+              <w:widowControl w:val="false"/>
+              <w:snapToGrid w:val="false"/>
+              <w:rPr/>
+            </w:pPr>
+            <w:r>
+              <w:rPr/>
+              <w:t>{3:A} - {3:PN}</w:t>
+            </w:r>
+          </w:p>
+          <w:p>
+            <w:pPr>
+              <w:pStyle w:val="AveryStyle1"/>
+              <w:widowControl w:val="false"/>
+              <w:snapToGrid w:val="false"/>
+              <w:spacing w:before="43" w:after="43"/>
+              <w:rPr/>
+            </w:pPr>
+            <w:r>
+              <w:rPr/>
+              <w:t xml:space="preserve">{3:P} - </w:t>
+            </w:r>
+            <w:bookmarkStart w:id="19" w:name="__DdeLink__373_3740892950_Copy_8"/>
+            <w:r>
+              <w:rPr>
+                <w:b/>
+                <w:bCs/>
+              </w:rPr>
+              <w:t>{3:RB}</w:t>
+            </w:r>
+            <w:r>
+              <w:rPr>
+                <w:u w:val="single"/>
+              </w:rPr>
+              <w:t>{3:RU}</w:t>
+            </w:r>
             <w:bookmarkEnd w:id="19"/>
-            <w:r>
-              <w:rPr/>
-              <w:t>{3:LN}, {3:FN}</w:t>
-            </w:r>
-          </w:p>
-          <w:p>
-            <w:pPr>
-              <w:pStyle w:val="AveryStyle1"/>
-              <w:widowControl w:val="false"/>
-              <w:snapToGrid w:val="false"/>
-              <w:rPr/>
-            </w:pPr>
-            <w:r>
-              <w:rPr/>
-              <w:t>{3:A} - {3:PN}</w:t>
-            </w:r>
-          </w:p>
-          <w:p>
-            <w:pPr>
-              <w:pStyle w:val="AveryStyle1"/>
-              <w:widowControl w:val="false"/>
-              <w:snapToGrid w:val="false"/>
-              <w:spacing w:before="43" w:after="43"/>
-              <w:rPr/>
-            </w:pPr>
-            <w:r>
-              <w:rPr/>
-              <w:t xml:space="preserve">{3:P} - </w:t>
-            </w:r>
-            <w:bookmarkStart w:id="20" w:name="__DdeLink__373_3740892950_Copy_8"/>
-            <w:r>
-              <w:rPr>
-                <w:b/>
-                <w:bCs/>
-              </w:rPr>
-              <w:t>{</w:t>
-            </w:r>
-            <w:r>
-              <w:rPr>
-                <w:b/>
-                <w:bCs/>
-              </w:rPr>
-              <w:t>3</w:t>
-            </w:r>
-            <w:r>
-              <w:rPr>
-                <w:b/>
-                <w:bCs/>
-              </w:rPr>
-              <w:t>:R</w:t>
-            </w:r>
-            <w:r>
-              <w:rPr>
-                <w:b/>
-                <w:bCs/>
-              </w:rPr>
-              <w:t>B</w:t>
-            </w:r>
-            <w:r>
-              <w:rPr>
-                <w:b/>
-                <w:bCs/>
-              </w:rPr>
-              <w:t>}</w:t>
-            </w:r>
-            <w:r>
-              <w:rPr>
-                <w:u w:val="single"/>
-              </w:rPr>
-              <w:t>{3:RU}</w:t>
-            </w:r>
-            <w:bookmarkEnd w:id="20"/>
           </w:p>
         </w:tc>
         <w:tc>
@@ -1781,112 +1298,59 @@
                 <w:u w:val="none"/>
               </w:rPr>
             </w:pPr>
-            <w:bookmarkStart w:id="21" w:name="Blank_MP1_panel1_Copy_1_Copy_1_Copy_1_Co"/>
+            <w:bookmarkStart w:id="20" w:name="Blank_MP1_panel1_Copy_1_Copy_1_Copy_1_Co"/>
+            <w:bookmarkEnd w:id="20"/>
+            <w:r>
+              <w:rPr>
+                <w:b/>
+                <w:bCs/>
+                <w:u w:val="none"/>
+              </w:rPr>
+              <w:t>{3:LN}, {3:FN}</w:t>
+            </w:r>
+          </w:p>
+          <w:p>
+            <w:pPr>
+              <w:pStyle w:val="AveryStyle1"/>
+              <w:widowControl w:val="false"/>
+              <w:snapToGrid w:val="false"/>
+              <w:rPr>
+                <w:u w:val="none"/>
+              </w:rPr>
+            </w:pPr>
+            <w:r>
+              <w:rPr>
+                <w:b w:val="false"/>
+                <w:bCs w:val="false"/>
+                <w:u w:val="none"/>
+              </w:rPr>
+              <w:t xml:space="preserve">{3:P} - </w:t>
+            </w:r>
+            <w:bookmarkStart w:id="21" w:name="__DdeLink__373_3740892950_Copy_9"/>
+            <w:r>
+              <w:rPr>
+                <w:b/>
+                <w:bCs/>
+                <w:u w:val="none"/>
+              </w:rPr>
+              <w:t>{3:RB}</w:t>
+            </w:r>
+            <w:r>
+              <w:rPr>
+                <w:b w:val="false"/>
+                <w:bCs w:val="false"/>
+                <w:u w:val="single"/>
+              </w:rPr>
+              <w:t>{3:RU}</w:t>
+            </w:r>
             <w:bookmarkEnd w:id="21"/>
-            <w:r>
-              <w:rPr>
-                <w:b/>
-                <w:bCs/>
-                <w:u w:val="none"/>
-              </w:rPr>
-              <w:t>{3:LN}, {3:FN}</w:t>
-            </w:r>
-          </w:p>
-          <w:p>
-            <w:pPr>
-              <w:pStyle w:val="AveryStyle1"/>
-              <w:widowControl w:val="false"/>
-              <w:snapToGrid w:val="false"/>
-              <w:rPr>
-                <w:u w:val="none"/>
-              </w:rPr>
-            </w:pPr>
-            <w:r>
-              <w:rPr>
-                <w:b w:val="false"/>
-                <w:bCs w:val="false"/>
-                <w:u w:val="none"/>
-              </w:rPr>
-              <w:t xml:space="preserve">{3:P} - </w:t>
-            </w:r>
-            <w:bookmarkStart w:id="22" w:name="__DdeLink__373_3740892950_Copy_9"/>
-            <w:r>
-              <w:rPr>
-                <w:b/>
-                <w:bCs/>
-                <w:u w:val="none"/>
-              </w:rPr>
-              <w:t>{</w:t>
-            </w:r>
-            <w:r>
-              <w:rPr>
-                <w:b/>
-                <w:bCs/>
-                <w:u w:val="none"/>
-              </w:rPr>
-              <w:t>3</w:t>
-            </w:r>
-            <w:r>
-              <w:rPr>
-                <w:b/>
-                <w:bCs/>
-                <w:u w:val="none"/>
-              </w:rPr>
-              <w:t>:R</w:t>
-            </w:r>
-            <w:r>
-              <w:rPr>
-                <w:b/>
-                <w:bCs/>
-                <w:u w:val="none"/>
-              </w:rPr>
-              <w:t>B</w:t>
-            </w:r>
-            <w:r>
-              <w:rPr>
-                <w:b/>
-                <w:bCs/>
-                <w:u w:val="none"/>
-              </w:rPr>
-              <w:t>}</w:t>
-            </w:r>
-            <w:r>
-              <w:rPr>
-                <w:b w:val="false"/>
-                <w:bCs w:val="false"/>
-                <w:u w:val="single"/>
-              </w:rPr>
-              <w:t>{3:RU}</w:t>
-            </w:r>
-            <w:bookmarkEnd w:id="22"/>
-          </w:p>
-          <w:p>
-            <w:pPr>
-              <w:pStyle w:val="AveryStyle1"/>
-              <w:widowControl w:val="false"/>
-              <w:snapToGrid w:val="false"/>
-              <w:rPr>
-                <w:b w:val="false"/>
-                <w:bCs w:val="false"/>
-                <w:u w:val="none"/>
-              </w:rPr>
-            </w:pPr>
-            <w:r>
-              <w:rPr>
-                <w:b w:val="false"/>
-                <w:bCs w:val="false"/>
-                <w:u w:val="none"/>
-              </w:rPr>
-            </w:r>
-          </w:p>
-          <w:p>
-            <w:pPr>
-              <w:pStyle w:val="AveryStyle1"/>
-              <w:widowControl w:val="false"/>
-              <w:snapToGrid w:val="false"/>
-              <w:rPr>
-                <w:b w:val="false"/>
-                <w:bCs w:val="false"/>
+          </w:p>
+          <w:p>
+            <w:pPr>
+              <w:pStyle w:val="AveryStyle1"/>
+              <w:widowControl w:val="false"/>
+              <w:snapToGrid w:val="false"/>
+              <w:rPr>
                 <w:u w:val="none"/>
               </w:rPr>
             </w:pPr>
@@ -1905,75 +1369,63 @@
               <w:snapToGrid w:val="false"/>
               <w:spacing w:before="43" w:after="43"/>
               <w:rPr>
-                <w:u w:val="none"/>
-              </w:rPr>
-            </w:pPr>
-            <w:r>
-              <mc:AlternateContent>
-                <mc:Choice Requires="wps">
-                  <w:drawing>
-                    <wp:anchor behindDoc="0" distT="9525" distB="9525" distL="9525" distR="9525" simplePos="0" locked="0" layoutInCell="1" allowOverlap="1" relativeHeight="35">
-                      <wp:simplePos x="0" y="0"/>
-                      <wp:positionH relativeFrom="column">
-                        <wp:posOffset>16510</wp:posOffset>
-                      </wp:positionH>
-                      <wp:positionV relativeFrom="paragraph">
-                        <wp:posOffset>136525</wp:posOffset>
-                      </wp:positionV>
-                      <wp:extent cx="2210435" cy="635"/>
-                      <wp:effectExtent l="9525" t="9525" r="9525" b="9525"/>
-                      <wp:wrapNone/>
-                      <wp:docPr id="4" name="Horizontal line 4"/>
-                      <a:graphic xmlns:a="http://schemas.openxmlformats.org/drawingml/2006/main">
-                        <a:graphicData uri="http://schemas.microsoft.com/office/word/2010/wordprocessingShape">
-                          <wps:wsp>
-                            <wps:cNvSpPr/>
-                            <wps:spPr>
-                              <a:xfrm>
-                                <a:off x="0" y="0"/>
-                                <a:ext cx="2210400" cy="720"/>
-                              </a:xfrm>
-                              <a:prstGeom prst="line">
-                                <a:avLst/>
-                              </a:prstGeom>
-                              <a:ln w="18360">
-                                <a:solidFill>
-                                  <a:srgbClr val="000000"/>
-                                </a:solidFill>
-                                <a:round/>
-                              </a:ln>
-                            </wps:spPr>
-                            <wps:style>
-                              <a:lnRef idx="0"/>
-                              <a:fillRef idx="0"/>
-                              <a:effectRef idx="0"/>
-                              <a:fontRef idx="minor"/>
-                            </wps:style>
-                            <wps:bodyPr/>
-                          </wps:wsp>
-                        </a:graphicData>
-                      </a:graphic>
-                    </wp:anchor>
-                  </w:drawing>
-                </mc:Choice>
-                <mc:Fallback>
-                  <w:pict>
-                    <v:line id="shape_0" from="1.3pt,10.75pt" to="175.3pt,10.75pt" ID="Horizontal line 4" stroked="t" o:allowincell="f" style="position:absolute">
-                      <v:stroke color="black" weight="18360" joinstyle="round" endcap="flat"/>
-                      <v:fill o:detectmouseclick="t" on="false"/>
-                      <w10:wrap type="none"/>
-                    </v:line>
-                  </w:pict>
-                </mc:Fallback>
-              </mc:AlternateContent>
-            </w:r>
-            <w:r>
-              <w:rPr>
-                <w:b w:val="false"/>
-                <w:bCs w:val="false"/>
-                <w:u w:val="none"/>
-              </w:rPr>
-              <w:t>X</w:t>
+                <w:b w:val="false"/>
+                <w:bCs w:val="false"/>
+                <w:u w:val="none"/>
+              </w:rPr>
+            </w:pPr>
+            <w:r>
+              <w:rPr>
+                <w:b w:val="false"/>
+                <w:bCs w:val="false"/>
+                <w:u w:val="none"/>
+              </w:rPr>
+              <w:drawing>
+                <wp:anchor distT="0" distB="0" distL="0" distR="0" simplePos="0" relativeHeight="35" behindDoc="0" locked="0" layoutInCell="0" allowOverlap="1">
+                  <wp:simplePos x="0" y="0"/>
+                  <wp:positionH relativeFrom="column">
+                    <wp:align>center</wp:align>
+                  </wp:positionH>
+                  <wp:positionV relativeFrom="paragraph">
+                    <wp:posOffset>635</wp:posOffset>
+                  </wp:positionV>
+                  <wp:extent cx="2208530" cy="352425"/>
+                  <wp:effectExtent l="0" t="0" r="0" b="0"/>
+                  <wp:wrapSquare wrapText="largest"/>
+                  <wp:docPr id="4" name="Image4"/>
+                  <wp:cNvGraphicFramePr>
+                    <a:graphicFrameLocks xmlns:a="http://schemas.openxmlformats.org/drawingml/2006/main" noChangeAspect="1"/>
+                  </wp:cNvGraphicFramePr>
+                  <a:graphic xmlns:a="http://schemas.openxmlformats.org/drawingml/2006/main">
+                    <a:graphicData uri="http://schemas.openxmlformats.org/drawingml/2006/picture">
+                      <pic:pic xmlns:pic="http://schemas.openxmlformats.org/drawingml/2006/picture">
+                        <pic:nvPicPr>
+                          <pic:cNvPr id="4" name="Image4"/>
+                          <pic:cNvPicPr>
+                            <a:picLocks noChangeAspect="1" noChangeArrowheads="1"/>
+                          </pic:cNvPicPr>
+                        </pic:nvPicPr>
+                        <pic:blipFill>
+                          <a:blip r:embed="rId5"/>
+                          <a:stretch>
+                            <a:fillRect/>
+                          </a:stretch>
+                        </pic:blipFill>
+                        <pic:spPr bwMode="auto">
+                          <a:xfrm>
+                            <a:off x="0" y="0"/>
+                            <a:ext cx="2208530" cy="352425"/>
+                          </a:xfrm>
+                          <a:prstGeom prst="rect">
+                            <a:avLst/>
+                          </a:prstGeom>
+                          <a:noFill/>
+                        </pic:spPr>
+                      </pic:pic>
+                    </a:graphicData>
+                  </a:graphic>
+                </wp:anchor>
+              </w:drawing>
             </w:r>
           </w:p>
         </w:tc>
@@ -2021,8 +1473,8 @@
                 <w:szCs w:val="48"/>
               </w:rPr>
             </w:pPr>
-            <w:bookmarkStart w:id="23" w:name="Blank_MP1_panel3_Copy_1_Copy_1_Copy_1"/>
-            <w:bookmarkEnd w:id="23"/>
+            <w:bookmarkStart w:id="22" w:name="Blank_MP1_panel3_Copy_1_Copy_1_Copy_1"/>
+            <w:bookmarkEnd w:id="22"/>
             <w:r>
               <w:rPr>
                 <w:b/>
@@ -2030,25 +1482,7 @@
                 <w:sz w:val="48"/>
                 <w:szCs w:val="48"/>
               </w:rPr>
-              <w:t>{3:</w:t>
-            </w:r>
-            <w:r>
-              <w:rPr>
-                <w:b/>
-                <w:bCs/>
-                <w:sz w:val="48"/>
-                <w:szCs w:val="48"/>
-              </w:rPr>
-              <w:t>F</w:t>
-            </w:r>
-            <w:r>
-              <w:rPr>
-                <w:b/>
-                <w:bCs/>
-                <w:sz w:val="48"/>
-                <w:szCs w:val="48"/>
-              </w:rPr>
-              <w:t>N}</w:t>
+              <w:t>{3:FN}</w:t>
             </w:r>
           </w:p>
           <w:p>
@@ -2069,25 +1503,7 @@
                 <w:sz w:val="40"/>
                 <w:szCs w:val="40"/>
               </w:rPr>
-              <w:t>{3:</w:t>
-            </w:r>
-            <w:r>
-              <w:rPr>
-                <w:b/>
-                <w:bCs/>
-                <w:sz w:val="40"/>
-                <w:szCs w:val="40"/>
-              </w:rPr>
-              <w:t>L</w:t>
-            </w:r>
-            <w:r>
-              <w:rPr>
-                <w:b/>
-                <w:bCs/>
-                <w:sz w:val="40"/>
-                <w:szCs w:val="40"/>
-              </w:rPr>
-              <w:t>N}</w:t>
+              <w:t>{3:LN}</w:t>
             </w:r>
           </w:p>
           <w:p>
@@ -2132,51 +1548,15 @@
               </w:rPr>
               <w:t xml:space="preserve"> - </w:t>
             </w:r>
-            <w:bookmarkStart w:id="24" w:name="__DdeLink__373_3740892950_Copy_10"/>
-            <w:r>
-              <w:rPr>
-                <w:b/>
-                <w:bCs/>
-                <w:sz w:val="16"/>
-                <w:szCs w:val="16"/>
-              </w:rPr>
-              <w:t>{</w:t>
-            </w:r>
-            <w:r>
-              <w:rPr>
-                <w:b/>
-                <w:bCs/>
-                <w:sz w:val="16"/>
-                <w:szCs w:val="16"/>
-              </w:rPr>
-              <w:t>3</w:t>
-            </w:r>
-            <w:r>
-              <w:rPr>
-                <w:b/>
-                <w:bCs/>
-                <w:sz w:val="16"/>
-                <w:szCs w:val="16"/>
-              </w:rPr>
-              <w:t>:R</w:t>
-            </w:r>
-            <w:r>
-              <w:rPr>
-                <w:b/>
-                <w:bCs/>
-                <w:sz w:val="16"/>
-                <w:szCs w:val="16"/>
-              </w:rPr>
-              <w:t>B</w:t>
-            </w:r>
-            <w:r>
-              <w:rPr>
-                <w:b/>
-                <w:bCs/>
-                <w:sz w:val="16"/>
-                <w:szCs w:val="16"/>
-              </w:rPr>
-              <w:t>}</w:t>
+            <w:bookmarkStart w:id="23" w:name="__DdeLink__373_3740892950_Copy_10"/>
+            <w:r>
+              <w:rPr>
+                <w:b/>
+                <w:bCs/>
+                <w:sz w:val="16"/>
+                <w:szCs w:val="16"/>
+              </w:rPr>
+              <w:t>{3:RB}</w:t>
             </w:r>
             <w:r>
               <w:rPr>
@@ -2188,7 +1568,7 @@
               </w:rPr>
               <w:t>{3:RU}</w:t>
             </w:r>
-            <w:bookmarkEnd w:id="24"/>
+            <w:bookmarkEnd w:id="23"/>
           </w:p>
         </w:tc>
       </w:tr>
@@ -2210,80 +1590,52 @@
               <w:spacing w:before="43" w:after="43"/>
               <w:rPr/>
             </w:pPr>
-            <w:bookmarkStart w:id="25" w:name="Blank_MP1_panel1_Copy_2_Copy_1_Copy_1_Co"/>
+            <w:bookmarkStart w:id="24" w:name="Blank_MP1_panel1_Copy_2_Copy_1_Copy_1_Co"/>
+            <w:bookmarkEnd w:id="24"/>
+            <w:r>
+              <w:rPr/>
+              <w:t>{4:LN}, {4:FN}</w:t>
+            </w:r>
+          </w:p>
+          <w:p>
+            <w:pPr>
+              <w:pStyle w:val="AveryStyle1"/>
+              <w:widowControl w:val="false"/>
+              <w:snapToGrid w:val="false"/>
+              <w:rPr/>
+            </w:pPr>
+            <w:r>
+              <w:rPr/>
+              <w:t>{4:A} - {4:PN}</w:t>
+            </w:r>
+          </w:p>
+          <w:p>
+            <w:pPr>
+              <w:pStyle w:val="AveryStyle1"/>
+              <w:widowControl w:val="false"/>
+              <w:snapToGrid w:val="false"/>
+              <w:spacing w:before="43" w:after="43"/>
+              <w:rPr/>
+            </w:pPr>
+            <w:r>
+              <w:rPr/>
+              <w:t xml:space="preserve">{4:P} - </w:t>
+            </w:r>
+            <w:bookmarkStart w:id="25" w:name="__DdeLink__373_3740892950_Copy_11"/>
+            <w:r>
+              <w:rPr>
+                <w:b/>
+                <w:bCs/>
+              </w:rPr>
+              <w:t>{4:RB}</w:t>
+            </w:r>
+            <w:r>
+              <w:rPr>
+                <w:u w:val="single"/>
+              </w:rPr>
+              <w:t>{4:RU}</w:t>
+            </w:r>
             <w:bookmarkEnd w:id="25"/>
-            <w:r>
-              <w:rPr/>
-              <w:t>{4:LN}, {4:FN}</w:t>
-            </w:r>
-          </w:p>
-          <w:p>
-            <w:pPr>
-              <w:pStyle w:val="AveryStyle1"/>
-              <w:widowControl w:val="false"/>
-              <w:snapToGrid w:val="false"/>
-              <w:rPr/>
-            </w:pPr>
-            <w:r>
-              <w:rPr/>
-              <w:t>{4:A} - {4:PN}</w:t>
-            </w:r>
-          </w:p>
-          <w:p>
-            <w:pPr>
-              <w:pStyle w:val="AveryStyle1"/>
-              <w:widowControl w:val="false"/>
-              <w:snapToGrid w:val="false"/>
-              <w:spacing w:before="43" w:after="43"/>
-              <w:rPr/>
-            </w:pPr>
-            <w:r>
-              <w:rPr/>
-              <w:t xml:space="preserve">{4:P} - </w:t>
-            </w:r>
-            <w:bookmarkStart w:id="26" w:name="__DdeLink__373_3740892950_Copy_11"/>
-            <w:r>
-              <w:rPr>
-                <w:b/>
-                <w:bCs/>
-              </w:rPr>
-              <w:t>{</w:t>
-            </w:r>
-            <w:r>
-              <w:rPr>
-                <w:b/>
-                <w:bCs/>
-              </w:rPr>
-              <w:t>4</w:t>
-            </w:r>
-            <w:r>
-              <w:rPr>
-                <w:b/>
-                <w:bCs/>
-              </w:rPr>
-              <w:t>:R</w:t>
-            </w:r>
-            <w:r>
-              <w:rPr>
-                <w:b/>
-                <w:bCs/>
-              </w:rPr>
-              <w:t>B</w:t>
-            </w:r>
-            <w:r>
-              <w:rPr>
-                <w:b/>
-                <w:bCs/>
-              </w:rPr>
-              <w:t>}</w:t>
-            </w:r>
-            <w:r>
-              <w:rPr>
-                <w:u w:val="single"/>
-              </w:rPr>
-              <w:t>{4:RU}</w:t>
-            </w:r>
-            <w:bookmarkEnd w:id="26"/>
           </w:p>
         </w:tc>
         <w:tc>
@@ -2327,112 +1679,59 @@
                 <w:u w:val="none"/>
               </w:rPr>
             </w:pPr>
-            <w:bookmarkStart w:id="27" w:name="Blank_MP1_panel1_Copy_1_Copy_1_Copy_1_Co"/>
+            <w:bookmarkStart w:id="26" w:name="Blank_MP1_panel1_Copy_1_Copy_1_Copy_1_C1"/>
+            <w:bookmarkEnd w:id="26"/>
+            <w:r>
+              <w:rPr>
+                <w:b/>
+                <w:bCs/>
+                <w:u w:val="none"/>
+              </w:rPr>
+              <w:t>{4:LN}, {4:FN}</w:t>
+            </w:r>
+          </w:p>
+          <w:p>
+            <w:pPr>
+              <w:pStyle w:val="AveryStyle1"/>
+              <w:widowControl w:val="false"/>
+              <w:snapToGrid w:val="false"/>
+              <w:rPr>
+                <w:u w:val="none"/>
+              </w:rPr>
+            </w:pPr>
+            <w:r>
+              <w:rPr>
+                <w:b w:val="false"/>
+                <w:bCs w:val="false"/>
+                <w:u w:val="none"/>
+              </w:rPr>
+              <w:t xml:space="preserve">{4:P} - </w:t>
+            </w:r>
+            <w:bookmarkStart w:id="27" w:name="__DdeLink__373_3740892950_Copy_12"/>
+            <w:r>
+              <w:rPr>
+                <w:b/>
+                <w:bCs/>
+                <w:u w:val="none"/>
+              </w:rPr>
+              <w:t>{4:RB}</w:t>
+            </w:r>
+            <w:r>
+              <w:rPr>
+                <w:b w:val="false"/>
+                <w:bCs w:val="false"/>
+                <w:u w:val="single"/>
+              </w:rPr>
+              <w:t>{4:RU}</w:t>
+            </w:r>
             <w:bookmarkEnd w:id="27"/>
-            <w:r>
-              <w:rPr>
-                <w:b/>
-                <w:bCs/>
-                <w:u w:val="none"/>
-              </w:rPr>
-              <w:t>{4:LN}, {4:FN}</w:t>
-            </w:r>
-          </w:p>
-          <w:p>
-            <w:pPr>
-              <w:pStyle w:val="AveryStyle1"/>
-              <w:widowControl w:val="false"/>
-              <w:snapToGrid w:val="false"/>
-              <w:rPr>
-                <w:u w:val="none"/>
-              </w:rPr>
-            </w:pPr>
-            <w:r>
-              <w:rPr>
-                <w:b w:val="false"/>
-                <w:bCs w:val="false"/>
-                <w:u w:val="none"/>
-              </w:rPr>
-              <w:t xml:space="preserve">{4:P} - </w:t>
-            </w:r>
-            <w:bookmarkStart w:id="28" w:name="__DdeLink__373_3740892950_Copy_12"/>
-            <w:r>
-              <w:rPr>
-                <w:b/>
-                <w:bCs/>
-                <w:u w:val="none"/>
-              </w:rPr>
-              <w:t>{</w:t>
-            </w:r>
-            <w:r>
-              <w:rPr>
-                <w:b/>
-                <w:bCs/>
-                <w:u w:val="none"/>
-              </w:rPr>
-              <w:t>4</w:t>
-            </w:r>
-            <w:r>
-              <w:rPr>
-                <w:b/>
-                <w:bCs/>
-                <w:u w:val="none"/>
-              </w:rPr>
-              <w:t>:R</w:t>
-            </w:r>
-            <w:r>
-              <w:rPr>
-                <w:b/>
-                <w:bCs/>
-                <w:u w:val="none"/>
-              </w:rPr>
-              <w:t>B</w:t>
-            </w:r>
-            <w:r>
-              <w:rPr>
-                <w:b/>
-                <w:bCs/>
-                <w:u w:val="none"/>
-              </w:rPr>
-              <w:t>}</w:t>
-            </w:r>
-            <w:r>
-              <w:rPr>
-                <w:b w:val="false"/>
-                <w:bCs w:val="false"/>
-                <w:u w:val="single"/>
-              </w:rPr>
-              <w:t>{4:RU}</w:t>
-            </w:r>
-            <w:bookmarkEnd w:id="28"/>
-          </w:p>
-          <w:p>
-            <w:pPr>
-              <w:pStyle w:val="AveryStyle1"/>
-              <w:widowControl w:val="false"/>
-              <w:snapToGrid w:val="false"/>
-              <w:rPr>
-                <w:b w:val="false"/>
-                <w:bCs w:val="false"/>
-                <w:u w:val="none"/>
-              </w:rPr>
-            </w:pPr>
-            <w:r>
-              <w:rPr>
-                <w:b w:val="false"/>
-                <w:bCs w:val="false"/>
-                <w:u w:val="none"/>
-              </w:rPr>
-            </w:r>
-          </w:p>
-          <w:p>
-            <w:pPr>
-              <w:pStyle w:val="AveryStyle1"/>
-              <w:widowControl w:val="false"/>
-              <w:snapToGrid w:val="false"/>
-              <w:rPr>
-                <w:b w:val="false"/>
-                <w:bCs w:val="false"/>
+          </w:p>
+          <w:p>
+            <w:pPr>
+              <w:pStyle w:val="AveryStyle1"/>
+              <w:widowControl w:val="false"/>
+              <w:snapToGrid w:val="false"/>
+              <w:rPr>
                 <w:u w:val="none"/>
               </w:rPr>
             </w:pPr>
@@ -2451,75 +1750,63 @@
               <w:snapToGrid w:val="false"/>
               <w:spacing w:before="43" w:after="43"/>
               <w:rPr>
-                <w:u w:val="none"/>
-              </w:rPr>
-            </w:pPr>
-            <w:r>
-              <mc:AlternateContent>
-                <mc:Choice Requires="wps">
-                  <w:drawing>
-                    <wp:anchor behindDoc="0" distT="9525" distB="9525" distL="9525" distR="9525" simplePos="0" locked="0" layoutInCell="1" allowOverlap="1" relativeHeight="36">
-                      <wp:simplePos x="0" y="0"/>
-                      <wp:positionH relativeFrom="column">
-                        <wp:posOffset>22225</wp:posOffset>
-                      </wp:positionH>
-                      <wp:positionV relativeFrom="paragraph">
-                        <wp:posOffset>135255</wp:posOffset>
-                      </wp:positionV>
-                      <wp:extent cx="2210435" cy="635"/>
-                      <wp:effectExtent l="9525" t="9525" r="9525" b="9525"/>
-                      <wp:wrapNone/>
-                      <wp:docPr id="5" name="Horizontal line 5"/>
-                      <a:graphic xmlns:a="http://schemas.openxmlformats.org/drawingml/2006/main">
-                        <a:graphicData uri="http://schemas.microsoft.com/office/word/2010/wordprocessingShape">
-                          <wps:wsp>
-                            <wps:cNvSpPr/>
-                            <wps:spPr>
-                              <a:xfrm>
-                                <a:off x="0" y="0"/>
-                                <a:ext cx="2210400" cy="720"/>
-                              </a:xfrm>
-                              <a:prstGeom prst="line">
-                                <a:avLst/>
-                              </a:prstGeom>
-                              <a:ln w="18360">
-                                <a:solidFill>
-                                  <a:srgbClr val="000000"/>
-                                </a:solidFill>
-                                <a:round/>
-                              </a:ln>
-                            </wps:spPr>
-                            <wps:style>
-                              <a:lnRef idx="0"/>
-                              <a:fillRef idx="0"/>
-                              <a:effectRef idx="0"/>
-                              <a:fontRef idx="minor"/>
-                            </wps:style>
-                            <wps:bodyPr/>
-                          </wps:wsp>
-                        </a:graphicData>
-                      </a:graphic>
-                    </wp:anchor>
-                  </w:drawing>
-                </mc:Choice>
-                <mc:Fallback>
-                  <w:pict>
-                    <v:line id="shape_0" from="1.75pt,10.65pt" to="175.75pt,10.65pt" ID="Horizontal line 5" stroked="t" o:allowincell="f" style="position:absolute">
-                      <v:stroke color="black" weight="18360" joinstyle="round" endcap="flat"/>
-                      <v:fill o:detectmouseclick="t" on="false"/>
-                      <w10:wrap type="none"/>
-                    </v:line>
-                  </w:pict>
-                </mc:Fallback>
-              </mc:AlternateContent>
-            </w:r>
-            <w:r>
-              <w:rPr>
-                <w:b w:val="false"/>
-                <w:bCs w:val="false"/>
-                <w:u w:val="none"/>
-              </w:rPr>
-              <w:t>X</w:t>
+                <w:b w:val="false"/>
+                <w:bCs w:val="false"/>
+                <w:u w:val="none"/>
+              </w:rPr>
+            </w:pPr>
+            <w:r>
+              <w:rPr>
+                <w:b w:val="false"/>
+                <w:bCs w:val="false"/>
+                <w:u w:val="none"/>
+              </w:rPr>
+              <w:drawing>
+                <wp:anchor distT="0" distB="0" distL="0" distR="0" simplePos="0" relativeHeight="36" behindDoc="0" locked="0" layoutInCell="0" allowOverlap="1">
+                  <wp:simplePos x="0" y="0"/>
+                  <wp:positionH relativeFrom="column">
+                    <wp:align>center</wp:align>
+                  </wp:positionH>
+                  <wp:positionV relativeFrom="paragraph">
+                    <wp:posOffset>635</wp:posOffset>
+                  </wp:positionV>
+                  <wp:extent cx="2208530" cy="352425"/>
+                  <wp:effectExtent l="0" t="0" r="0" b="0"/>
+                  <wp:wrapSquare wrapText="largest"/>
+                  <wp:docPr id="5" name="Image5"/>
+                  <wp:cNvGraphicFramePr>
+                    <a:graphicFrameLocks xmlns:a="http://schemas.openxmlformats.org/drawingml/2006/main" noChangeAspect="1"/>
+                  </wp:cNvGraphicFramePr>
+                  <a:graphic xmlns:a="http://schemas.openxmlformats.org/drawingml/2006/main">
+                    <a:graphicData uri="http://schemas.openxmlformats.org/drawingml/2006/picture">
+                      <pic:pic xmlns:pic="http://schemas.openxmlformats.org/drawingml/2006/picture">
+                        <pic:nvPicPr>
+                          <pic:cNvPr id="5" name="Image5"/>
+                          <pic:cNvPicPr>
+                            <a:picLocks noChangeAspect="1" noChangeArrowheads="1"/>
+                          </pic:cNvPicPr>
+                        </pic:nvPicPr>
+                        <pic:blipFill>
+                          <a:blip r:embed="rId6"/>
+                          <a:stretch>
+                            <a:fillRect/>
+                          </a:stretch>
+                        </pic:blipFill>
+                        <pic:spPr bwMode="auto">
+                          <a:xfrm>
+                            <a:off x="0" y="0"/>
+                            <a:ext cx="2208530" cy="352425"/>
+                          </a:xfrm>
+                          <a:prstGeom prst="rect">
+                            <a:avLst/>
+                          </a:prstGeom>
+                          <a:noFill/>
+                        </pic:spPr>
+                      </pic:pic>
+                    </a:graphicData>
+                  </a:graphic>
+                </wp:anchor>
+              </w:drawing>
             </w:r>
           </w:p>
         </w:tc>
@@ -2567,8 +1854,8 @@
                 <w:szCs w:val="48"/>
               </w:rPr>
             </w:pPr>
-            <w:bookmarkStart w:id="29" w:name="Blank_MP1_panel3_Copy_1_Copy_1_Copy_1_Co"/>
-            <w:bookmarkEnd w:id="29"/>
+            <w:bookmarkStart w:id="28" w:name="Blank_MP1_panel3_Copy_1_Copy_1_Copy_1_Co"/>
+            <w:bookmarkEnd w:id="28"/>
             <w:r>
               <w:rPr>
                 <w:b/>
@@ -2576,25 +1863,7 @@
                 <w:sz w:val="48"/>
                 <w:szCs w:val="48"/>
               </w:rPr>
-              <w:t>{4:</w:t>
-            </w:r>
-            <w:r>
-              <w:rPr>
-                <w:b/>
-                <w:bCs/>
-                <w:sz w:val="48"/>
-                <w:szCs w:val="48"/>
-              </w:rPr>
-              <w:t>F</w:t>
-            </w:r>
-            <w:r>
-              <w:rPr>
-                <w:b/>
-                <w:bCs/>
-                <w:sz w:val="48"/>
-                <w:szCs w:val="48"/>
-              </w:rPr>
-              <w:t>N}</w:t>
+              <w:t>{4:FN}</w:t>
             </w:r>
           </w:p>
           <w:p>
@@ -2615,25 +1884,7 @@
                 <w:sz w:val="40"/>
                 <w:szCs w:val="40"/>
               </w:rPr>
-              <w:t>{4:</w:t>
-            </w:r>
-            <w:r>
-              <w:rPr>
-                <w:b/>
-                <w:bCs/>
-                <w:sz w:val="40"/>
-                <w:szCs w:val="40"/>
-              </w:rPr>
-              <w:t>L</w:t>
-            </w:r>
-            <w:r>
-              <w:rPr>
-                <w:b/>
-                <w:bCs/>
-                <w:sz w:val="40"/>
-                <w:szCs w:val="40"/>
-              </w:rPr>
-              <w:t>N}</w:t>
+              <w:t>{4:LN}</w:t>
             </w:r>
           </w:p>
           <w:p>
@@ -2678,51 +1929,15 @@
               </w:rPr>
               <w:t xml:space="preserve"> - </w:t>
             </w:r>
-            <w:bookmarkStart w:id="30" w:name="__DdeLink__373_3740892950_Copy_13"/>
-            <w:r>
-              <w:rPr>
-                <w:b/>
-                <w:bCs/>
-                <w:sz w:val="16"/>
-                <w:szCs w:val="16"/>
-              </w:rPr>
-              <w:t>{</w:t>
-            </w:r>
-            <w:r>
-              <w:rPr>
-                <w:b/>
-                <w:bCs/>
-                <w:sz w:val="16"/>
-                <w:szCs w:val="16"/>
-              </w:rPr>
-              <w:t>4</w:t>
-            </w:r>
-            <w:r>
-              <w:rPr>
-                <w:b/>
-                <w:bCs/>
-                <w:sz w:val="16"/>
-                <w:szCs w:val="16"/>
-              </w:rPr>
-              <w:t>:R</w:t>
-            </w:r>
-            <w:r>
-              <w:rPr>
-                <w:b/>
-                <w:bCs/>
-                <w:sz w:val="16"/>
-                <w:szCs w:val="16"/>
-              </w:rPr>
-              <w:t>B</w:t>
-            </w:r>
-            <w:r>
-              <w:rPr>
-                <w:b/>
-                <w:bCs/>
-                <w:sz w:val="16"/>
-                <w:szCs w:val="16"/>
-              </w:rPr>
-              <w:t>}</w:t>
+            <w:bookmarkStart w:id="29" w:name="__DdeLink__373_3740892950_Copy_13"/>
+            <w:r>
+              <w:rPr>
+                <w:b/>
+                <w:bCs/>
+                <w:sz w:val="16"/>
+                <w:szCs w:val="16"/>
+              </w:rPr>
+              <w:t>{4:RB}</w:t>
             </w:r>
             <w:r>
               <w:rPr>
@@ -2734,7 +1949,7 @@
               </w:rPr>
               <w:t>{4:RU}</w:t>
             </w:r>
-            <w:bookmarkEnd w:id="30"/>
+            <w:bookmarkEnd w:id="29"/>
           </w:p>
         </w:tc>
       </w:tr>
@@ -2756,80 +1971,52 @@
               <w:spacing w:before="43" w:after="43"/>
               <w:rPr/>
             </w:pPr>
-            <w:bookmarkStart w:id="31" w:name="Blank_MP1_panel1_Copy_2_Copy_1_Copy_1_Co"/>
+            <w:bookmarkStart w:id="30" w:name="Blank_MP1_panel1_Copy_2_Copy_1_Copy_1_C1"/>
+            <w:bookmarkEnd w:id="30"/>
+            <w:r>
+              <w:rPr/>
+              <w:t>{5:LN}, {5:FN}</w:t>
+            </w:r>
+          </w:p>
+          <w:p>
+            <w:pPr>
+              <w:pStyle w:val="AveryStyle1"/>
+              <w:widowControl w:val="false"/>
+              <w:snapToGrid w:val="false"/>
+              <w:rPr/>
+            </w:pPr>
+            <w:r>
+              <w:rPr/>
+              <w:t>{5:A} - {5:PN}</w:t>
+            </w:r>
+          </w:p>
+          <w:p>
+            <w:pPr>
+              <w:pStyle w:val="AveryStyle1"/>
+              <w:widowControl w:val="false"/>
+              <w:snapToGrid w:val="false"/>
+              <w:spacing w:before="43" w:after="43"/>
+              <w:rPr/>
+            </w:pPr>
+            <w:r>
+              <w:rPr/>
+              <w:t xml:space="preserve">{5:P} - </w:t>
+            </w:r>
+            <w:bookmarkStart w:id="31" w:name="__DdeLink__373_3740892950_Copy_14"/>
+            <w:r>
+              <w:rPr>
+                <w:b/>
+                <w:bCs/>
+              </w:rPr>
+              <w:t>{5:RB}</w:t>
+            </w:r>
+            <w:r>
+              <w:rPr>
+                <w:u w:val="single"/>
+              </w:rPr>
+              <w:t>{5:RU}</w:t>
+            </w:r>
             <w:bookmarkEnd w:id="31"/>
-            <w:r>
-              <w:rPr/>
-              <w:t>{5:LN}, {5:FN}</w:t>
-            </w:r>
-          </w:p>
-          <w:p>
-            <w:pPr>
-              <w:pStyle w:val="AveryStyle1"/>
-              <w:widowControl w:val="false"/>
-              <w:snapToGrid w:val="false"/>
-              <w:rPr/>
-            </w:pPr>
-            <w:r>
-              <w:rPr/>
-              <w:t>{5:A} - {5:PN}</w:t>
-            </w:r>
-          </w:p>
-          <w:p>
-            <w:pPr>
-              <w:pStyle w:val="AveryStyle1"/>
-              <w:widowControl w:val="false"/>
-              <w:snapToGrid w:val="false"/>
-              <w:spacing w:before="43" w:after="43"/>
-              <w:rPr/>
-            </w:pPr>
-            <w:r>
-              <w:rPr/>
-              <w:t xml:space="preserve">{5:P} - </w:t>
-            </w:r>
-            <w:bookmarkStart w:id="32" w:name="__DdeLink__373_3740892950_Copy_14"/>
-            <w:r>
-              <w:rPr>
-                <w:b/>
-                <w:bCs/>
-              </w:rPr>
-              <w:t>{</w:t>
-            </w:r>
-            <w:r>
-              <w:rPr>
-                <w:b/>
-                <w:bCs/>
-              </w:rPr>
-              <w:t>5</w:t>
-            </w:r>
-            <w:r>
-              <w:rPr>
-                <w:b/>
-                <w:bCs/>
-              </w:rPr>
-              <w:t>:R</w:t>
-            </w:r>
-            <w:r>
-              <w:rPr>
-                <w:b/>
-                <w:bCs/>
-              </w:rPr>
-              <w:t>B</w:t>
-            </w:r>
-            <w:r>
-              <w:rPr>
-                <w:b/>
-                <w:bCs/>
-              </w:rPr>
-              <w:t>}</w:t>
-            </w:r>
-            <w:r>
-              <w:rPr>
-                <w:u w:val="single"/>
-              </w:rPr>
-              <w:t>{5:RU}</w:t>
-            </w:r>
-            <w:bookmarkEnd w:id="32"/>
           </w:p>
         </w:tc>
         <w:tc>
@@ -2873,112 +2060,59 @@
                 <w:u w:val="none"/>
               </w:rPr>
             </w:pPr>
-            <w:bookmarkStart w:id="33" w:name="Blank_MP1_panel1_Copy_1_Copy_1_Copy_1_Co"/>
+            <w:bookmarkStart w:id="32" w:name="Blank_MP1_panel1_Copy_1_Copy_1_Copy_1_C2"/>
+            <w:bookmarkEnd w:id="32"/>
+            <w:r>
+              <w:rPr>
+                <w:b/>
+                <w:bCs/>
+                <w:u w:val="none"/>
+              </w:rPr>
+              <w:t>{5:LN}, {5:FN}</w:t>
+            </w:r>
+          </w:p>
+          <w:p>
+            <w:pPr>
+              <w:pStyle w:val="AveryStyle1"/>
+              <w:widowControl w:val="false"/>
+              <w:snapToGrid w:val="false"/>
+              <w:rPr>
+                <w:u w:val="none"/>
+              </w:rPr>
+            </w:pPr>
+            <w:r>
+              <w:rPr>
+                <w:b w:val="false"/>
+                <w:bCs w:val="false"/>
+                <w:u w:val="none"/>
+              </w:rPr>
+              <w:t xml:space="preserve">{5:P} - </w:t>
+            </w:r>
+            <w:bookmarkStart w:id="33" w:name="__DdeLink__373_3740892950_Copy_15"/>
+            <w:r>
+              <w:rPr>
+                <w:b/>
+                <w:bCs/>
+                <w:u w:val="none"/>
+              </w:rPr>
+              <w:t>{5:RB}</w:t>
+            </w:r>
+            <w:r>
+              <w:rPr>
+                <w:b w:val="false"/>
+                <w:bCs w:val="false"/>
+                <w:u w:val="single"/>
+              </w:rPr>
+              <w:t>{5:RU}</w:t>
+            </w:r>
             <w:bookmarkEnd w:id="33"/>
-            <w:r>
-              <w:rPr>
-                <w:b/>
-                <w:bCs/>
-                <w:u w:val="none"/>
-              </w:rPr>
-              <w:t>{5:LN}, {5:FN}</w:t>
-            </w:r>
-          </w:p>
-          <w:p>
-            <w:pPr>
-              <w:pStyle w:val="AveryStyle1"/>
-              <w:widowControl w:val="false"/>
-              <w:snapToGrid w:val="false"/>
-              <w:rPr>
-                <w:u w:val="none"/>
-              </w:rPr>
-            </w:pPr>
-            <w:r>
-              <w:rPr>
-                <w:b w:val="false"/>
-                <w:bCs w:val="false"/>
-                <w:u w:val="none"/>
-              </w:rPr>
-              <w:t xml:space="preserve">{5:P} - </w:t>
-            </w:r>
-            <w:bookmarkStart w:id="34" w:name="__DdeLink__373_3740892950_Copy_15"/>
-            <w:r>
-              <w:rPr>
-                <w:b/>
-                <w:bCs/>
-                <w:u w:val="none"/>
-              </w:rPr>
-              <w:t>{</w:t>
-            </w:r>
-            <w:r>
-              <w:rPr>
-                <w:b/>
-                <w:bCs/>
-                <w:u w:val="none"/>
-              </w:rPr>
-              <w:t>5</w:t>
-            </w:r>
-            <w:r>
-              <w:rPr>
-                <w:b/>
-                <w:bCs/>
-                <w:u w:val="none"/>
-              </w:rPr>
-              <w:t>:R</w:t>
-            </w:r>
-            <w:r>
-              <w:rPr>
-                <w:b/>
-                <w:bCs/>
-                <w:u w:val="none"/>
-              </w:rPr>
-              <w:t>B</w:t>
-            </w:r>
-            <w:r>
-              <w:rPr>
-                <w:b/>
-                <w:bCs/>
-                <w:u w:val="none"/>
-              </w:rPr>
-              <w:t>}</w:t>
-            </w:r>
-            <w:r>
-              <w:rPr>
-                <w:b w:val="false"/>
-                <w:bCs w:val="false"/>
-                <w:u w:val="single"/>
-              </w:rPr>
-              <w:t>{5:RU}</w:t>
-            </w:r>
-            <w:bookmarkEnd w:id="34"/>
-          </w:p>
-          <w:p>
-            <w:pPr>
-              <w:pStyle w:val="AveryStyle1"/>
-              <w:widowControl w:val="false"/>
-              <w:snapToGrid w:val="false"/>
-              <w:rPr>
-                <w:b w:val="false"/>
-                <w:bCs w:val="false"/>
-                <w:u w:val="none"/>
-              </w:rPr>
-            </w:pPr>
-            <w:r>
-              <w:rPr>
-                <w:b w:val="false"/>
-                <w:bCs w:val="false"/>
-                <w:u w:val="none"/>
-              </w:rPr>
-            </w:r>
-          </w:p>
-          <w:p>
-            <w:pPr>
-              <w:pStyle w:val="AveryStyle1"/>
-              <w:widowControl w:val="false"/>
-              <w:snapToGrid w:val="false"/>
-              <w:rPr>
-                <w:b w:val="false"/>
-                <w:bCs w:val="false"/>
+          </w:p>
+          <w:p>
+            <w:pPr>
+              <w:pStyle w:val="AveryStyle1"/>
+              <w:widowControl w:val="false"/>
+              <w:snapToGrid w:val="false"/>
+              <w:rPr>
                 <w:u w:val="none"/>
               </w:rPr>
             </w:pPr>
@@ -2996,81 +2130,57 @@
               <w:widowControl w:val="false"/>
               <w:snapToGrid w:val="false"/>
               <w:spacing w:before="43" w:after="43"/>
-              <w:rPr>
-                <w:i w:val="false"/>
-                <w:i w:val="false"/>
-                <w:iCs w:val="false"/>
-                <w:u w:val="none"/>
-              </w:rPr>
-            </w:pPr>
-            <w:r>
-              <mc:AlternateContent>
-                <mc:Choice Requires="wps">
-                  <w:drawing>
-                    <wp:anchor behindDoc="0" distT="9525" distB="9525" distL="9525" distR="9525" simplePos="0" locked="0" layoutInCell="1" allowOverlap="1" relativeHeight="37">
-                      <wp:simplePos x="0" y="0"/>
-                      <wp:positionH relativeFrom="column">
-                        <wp:posOffset>22225</wp:posOffset>
-                      </wp:positionH>
-                      <wp:positionV relativeFrom="paragraph">
-                        <wp:posOffset>136525</wp:posOffset>
-                      </wp:positionV>
-                      <wp:extent cx="2210435" cy="0"/>
-                      <wp:effectExtent l="9525" t="9525" r="9525" b="9525"/>
-                      <wp:wrapNone/>
-                      <wp:docPr id="6" name="Horizontal line 6"/>
-                      <a:graphic xmlns:a="http://schemas.openxmlformats.org/drawingml/2006/main">
-                        <a:graphicData uri="http://schemas.microsoft.com/office/word/2010/wordprocessingShape">
-                          <wps:wsp>
-                            <wps:cNvSpPr/>
-                            <wps:spPr>
-                              <a:xfrm>
-                                <a:off x="0" y="0"/>
-                                <a:ext cx="2210400" cy="0"/>
-                              </a:xfrm>
-                              <a:prstGeom prst="line">
-                                <a:avLst/>
-                              </a:prstGeom>
-                              <a:ln w="18360">
-                                <a:solidFill>
-                                  <a:srgbClr val="000000"/>
-                                </a:solidFill>
-                                <a:round/>
-                              </a:ln>
-                            </wps:spPr>
-                            <wps:style>
-                              <a:lnRef idx="0"/>
-                              <a:fillRef idx="0"/>
-                              <a:effectRef idx="0"/>
-                              <a:fontRef idx="minor"/>
-                            </wps:style>
-                            <wps:bodyPr/>
-                          </wps:wsp>
-                        </a:graphicData>
-                      </a:graphic>
-                    </wp:anchor>
-                  </w:drawing>
-                </mc:Choice>
-                <mc:Fallback>
-                  <w:pict>
-                    <v:line id="shape_0" from="1.75pt,10.75pt" to="175.75pt,10.75pt" ID="Horizontal line 6" stroked="t" o:allowincell="f" style="position:absolute">
-                      <v:stroke color="black" weight="18360" joinstyle="round" endcap="flat"/>
-                      <v:fill o:detectmouseclick="t" on="false"/>
-                      <w10:wrap type="none"/>
-                    </v:line>
-                  </w:pict>
-                </mc:Fallback>
-              </mc:AlternateContent>
-            </w:r>
-            <w:r>
-              <w:rPr>
-                <w:b w:val="false"/>
-                <w:bCs w:val="false"/>
-                <w:i w:val="false"/>
-                <w:iCs w:val="false"/>
-                <w:u w:val="none"/>
-              </w:rPr>
-              <w:t>X</w:t>
+              <w:ind w:hanging="0" w:left="0" w:right="57"/>
+              <w:rPr/>
+            </w:pPr>
+            <w:r>
+              <w:rPr/>
+              <w:drawing>
+                <wp:anchor distT="0" distB="0" distL="0" distR="0" simplePos="0" relativeHeight="37" behindDoc="0" locked="0" layoutInCell="0" allowOverlap="1">
+                  <wp:simplePos x="0" y="0"/>
+                  <wp:positionH relativeFrom="column">
+                    <wp:align>center</wp:align>
+                  </wp:positionH>
+                  <wp:positionV relativeFrom="paragraph">
+                    <wp:posOffset>635</wp:posOffset>
+                  </wp:positionV>
+                  <wp:extent cx="2244725" cy="358140"/>
+                  <wp:effectExtent l="0" t="0" r="0" b="0"/>
+                  <wp:wrapSquare wrapText="largest"/>
+                  <wp:docPr id="6" name="Image6"/>
+                  <wp:cNvGraphicFramePr>
+                    <a:graphicFrameLocks xmlns:a="http://schemas.openxmlformats.org/drawingml/2006/main" noChangeAspect="1"/>
+                  </wp:cNvGraphicFramePr>
+                  <a:graphic xmlns:a="http://schemas.openxmlformats.org/drawingml/2006/main">
+                    <a:graphicData uri="http://schemas.openxmlformats.org/drawingml/2006/picture">
+                      <pic:pic xmlns:pic="http://schemas.openxmlformats.org/drawingml/2006/picture">
+                        <pic:nvPicPr>
+                          <pic:cNvPr id="6" name="Image6"/>
+                          <pic:cNvPicPr>
+                            <a:picLocks noChangeAspect="1" noChangeArrowheads="1"/>
+                          </pic:cNvPicPr>
+                        </pic:nvPicPr>
+                        <pic:blipFill>
+                          <a:blip r:embed="rId7"/>
+                          <a:stretch>
+                            <a:fillRect/>
+                          </a:stretch>
+                        </pic:blipFill>
+                        <pic:spPr bwMode="auto">
+                          <a:xfrm>
+                            <a:off x="0" y="0"/>
+                            <a:ext cx="2244725" cy="358140"/>
+                          </a:xfrm>
+                          <a:prstGeom prst="rect">
+                            <a:avLst/>
+                          </a:prstGeom>
+                          <a:noFill/>
+                        </pic:spPr>
+                      </pic:pic>
+                    </a:graphicData>
+                  </a:graphic>
+                </wp:anchor>
+              </w:drawing>
             </w:r>
           </w:p>
         </w:tc>
@@ -3118,8 +2228,8 @@
                 <w:szCs w:val="48"/>
               </w:rPr>
             </w:pPr>
-            <w:bookmarkStart w:id="35" w:name="Blank_MP1_panel3_Copy_1_Copy_1_Copy_1_Co"/>
-            <w:bookmarkEnd w:id="35"/>
+            <w:bookmarkStart w:id="34" w:name="Blank_MP1_panel3_Copy_1_Copy_1_Copy_1_C1"/>
+            <w:bookmarkEnd w:id="34"/>
             <w:r>
               <w:rPr>
                 <w:b/>
@@ -3127,25 +2237,7 @@
                 <w:sz w:val="48"/>
                 <w:szCs w:val="48"/>
               </w:rPr>
-              <w:t>{5:</w:t>
-            </w:r>
-            <w:r>
-              <w:rPr>
-                <w:b/>
-                <w:bCs/>
-                <w:sz w:val="48"/>
-                <w:szCs w:val="48"/>
-              </w:rPr>
-              <w:t>F</w:t>
-            </w:r>
-            <w:r>
-              <w:rPr>
-                <w:b/>
-                <w:bCs/>
-                <w:sz w:val="48"/>
-                <w:szCs w:val="48"/>
-              </w:rPr>
-              <w:t>N}</w:t>
+              <w:t>{5:FN}</w:t>
             </w:r>
           </w:p>
           <w:p>
@@ -3166,25 +2258,7 @@
                 <w:sz w:val="40"/>
                 <w:szCs w:val="40"/>
               </w:rPr>
-              <w:t>{5:</w:t>
-            </w:r>
-            <w:r>
-              <w:rPr>
-                <w:b/>
-                <w:bCs/>
-                <w:sz w:val="40"/>
-                <w:szCs w:val="40"/>
-              </w:rPr>
-              <w:t>L</w:t>
-            </w:r>
-            <w:r>
-              <w:rPr>
-                <w:b/>
-                <w:bCs/>
-                <w:sz w:val="40"/>
-                <w:szCs w:val="40"/>
-              </w:rPr>
-              <w:t>N}</w:t>
+              <w:t>{5:LN}</w:t>
             </w:r>
           </w:p>
           <w:p>
@@ -3229,51 +2303,15 @@
               </w:rPr>
               <w:t xml:space="preserve"> - </w:t>
             </w:r>
-            <w:bookmarkStart w:id="36" w:name="__DdeLink__373_3740892950_Copy_16"/>
-            <w:r>
-              <w:rPr>
-                <w:b/>
-                <w:bCs/>
-                <w:sz w:val="16"/>
-                <w:szCs w:val="16"/>
-              </w:rPr>
-              <w:t>{</w:t>
-            </w:r>
-            <w:r>
-              <w:rPr>
-                <w:b/>
-                <w:bCs/>
-                <w:sz w:val="16"/>
-                <w:szCs w:val="16"/>
-              </w:rPr>
-              <w:t>5</w:t>
-            </w:r>
-            <w:r>
-              <w:rPr>
-                <w:b/>
-                <w:bCs/>
-                <w:sz w:val="16"/>
-                <w:szCs w:val="16"/>
-              </w:rPr>
-              <w:t>:R</w:t>
-            </w:r>
-            <w:r>
-              <w:rPr>
-                <w:b/>
-                <w:bCs/>
-                <w:sz w:val="16"/>
-                <w:szCs w:val="16"/>
-              </w:rPr>
-              <w:t>B</w:t>
-            </w:r>
-            <w:r>
-              <w:rPr>
-                <w:b/>
-                <w:bCs/>
-                <w:sz w:val="16"/>
-                <w:szCs w:val="16"/>
-              </w:rPr>
-              <w:t>}</w:t>
+            <w:bookmarkStart w:id="35" w:name="__DdeLink__373_3740892950_Copy_16"/>
+            <w:r>
+              <w:rPr>
+                <w:b/>
+                <w:bCs/>
+                <w:sz w:val="16"/>
+                <w:szCs w:val="16"/>
+              </w:rPr>
+              <w:t>{5:RB}</w:t>
             </w:r>
             <w:r>
               <w:rPr>
@@ -3285,7 +2323,7 @@
               </w:rPr>
               <w:t>{5:RU}</w:t>
             </w:r>
-            <w:bookmarkEnd w:id="36"/>
+            <w:bookmarkEnd w:id="35"/>
           </w:p>
         </w:tc>
       </w:tr>
@@ -3307,80 +2345,52 @@
               <w:spacing w:before="43" w:after="43"/>
               <w:rPr/>
             </w:pPr>
-            <w:bookmarkStart w:id="37" w:name="Blank_MP1_panel1_Copy_2_Copy_1_Copy_1_Co"/>
+            <w:bookmarkStart w:id="36" w:name="Blank_MP1_panel1_Copy_2_Copy_1_Copy_1_C2"/>
+            <w:bookmarkEnd w:id="36"/>
+            <w:r>
+              <w:rPr/>
+              <w:t>{6:LN}, {6:FN}</w:t>
+            </w:r>
+          </w:p>
+          <w:p>
+            <w:pPr>
+              <w:pStyle w:val="AveryStyle1"/>
+              <w:widowControl w:val="false"/>
+              <w:snapToGrid w:val="false"/>
+              <w:rPr/>
+            </w:pPr>
+            <w:r>
+              <w:rPr/>
+              <w:t>{6:A} - {6:PN}</w:t>
+            </w:r>
+          </w:p>
+          <w:p>
+            <w:pPr>
+              <w:pStyle w:val="AveryStyle1"/>
+              <w:widowControl w:val="false"/>
+              <w:snapToGrid w:val="false"/>
+              <w:spacing w:before="43" w:after="43"/>
+              <w:rPr/>
+            </w:pPr>
+            <w:r>
+              <w:rPr/>
+              <w:t xml:space="preserve">{6:P} - </w:t>
+            </w:r>
+            <w:bookmarkStart w:id="37" w:name="__DdeLink__373_3740892950_Copy_17"/>
+            <w:r>
+              <w:rPr>
+                <w:b/>
+                <w:bCs/>
+              </w:rPr>
+              <w:t>{6:RB}</w:t>
+            </w:r>
+            <w:r>
+              <w:rPr>
+                <w:u w:val="single"/>
+              </w:rPr>
+              <w:t>{6:RU}</w:t>
+            </w:r>
             <w:bookmarkEnd w:id="37"/>
-            <w:r>
-              <w:rPr/>
-              <w:t>{6:LN}, {6:FN}</w:t>
-            </w:r>
-          </w:p>
-          <w:p>
-            <w:pPr>
-              <w:pStyle w:val="AveryStyle1"/>
-              <w:widowControl w:val="false"/>
-              <w:snapToGrid w:val="false"/>
-              <w:rPr/>
-            </w:pPr>
-            <w:r>
-              <w:rPr/>
-              <w:t>{6:A} - {6:PN}</w:t>
-            </w:r>
-          </w:p>
-          <w:p>
-            <w:pPr>
-              <w:pStyle w:val="AveryStyle1"/>
-              <w:widowControl w:val="false"/>
-              <w:snapToGrid w:val="false"/>
-              <w:spacing w:before="43" w:after="43"/>
-              <w:rPr/>
-            </w:pPr>
-            <w:r>
-              <w:rPr/>
-              <w:t xml:space="preserve">{6:P} - </w:t>
-            </w:r>
-            <w:bookmarkStart w:id="38" w:name="__DdeLink__373_3740892950_Copy_17"/>
-            <w:r>
-              <w:rPr>
-                <w:b/>
-                <w:bCs/>
-              </w:rPr>
-              <w:t>{</w:t>
-            </w:r>
-            <w:r>
-              <w:rPr>
-                <w:b/>
-                <w:bCs/>
-              </w:rPr>
-              <w:t>6</w:t>
-            </w:r>
-            <w:r>
-              <w:rPr>
-                <w:b/>
-                <w:bCs/>
-              </w:rPr>
-              <w:t>:R</w:t>
-            </w:r>
-            <w:r>
-              <w:rPr>
-                <w:b/>
-                <w:bCs/>
-              </w:rPr>
-              <w:t>B</w:t>
-            </w:r>
-            <w:r>
-              <w:rPr>
-                <w:b/>
-                <w:bCs/>
-              </w:rPr>
-              <w:t>}</w:t>
-            </w:r>
-            <w:r>
-              <w:rPr>
-                <w:u w:val="single"/>
-              </w:rPr>
-              <w:t>{6:RU}</w:t>
-            </w:r>
-            <w:bookmarkEnd w:id="38"/>
           </w:p>
         </w:tc>
         <w:tc>
@@ -3424,112 +2434,59 @@
                 <w:u w:val="none"/>
               </w:rPr>
             </w:pPr>
-            <w:bookmarkStart w:id="39" w:name="Blank_MP1_panel1_Copy_1_Copy_1_Copy_1_Co"/>
+            <w:bookmarkStart w:id="38" w:name="Blank_MP1_panel1_Copy_1_Copy_1_Copy_1_C3"/>
+            <w:bookmarkEnd w:id="38"/>
+            <w:r>
+              <w:rPr>
+                <w:b/>
+                <w:bCs/>
+                <w:u w:val="none"/>
+              </w:rPr>
+              <w:t>{6:LN}, {6:FN}</w:t>
+            </w:r>
+          </w:p>
+          <w:p>
+            <w:pPr>
+              <w:pStyle w:val="AveryStyle1"/>
+              <w:widowControl w:val="false"/>
+              <w:snapToGrid w:val="false"/>
+              <w:rPr>
+                <w:u w:val="none"/>
+              </w:rPr>
+            </w:pPr>
+            <w:r>
+              <w:rPr>
+                <w:b w:val="false"/>
+                <w:bCs w:val="false"/>
+                <w:u w:val="none"/>
+              </w:rPr>
+              <w:t xml:space="preserve">{6:P} - </w:t>
+            </w:r>
+            <w:bookmarkStart w:id="39" w:name="__DdeLink__373_3740892950_Copy_18"/>
+            <w:r>
+              <w:rPr>
+                <w:b/>
+                <w:bCs/>
+                <w:u w:val="none"/>
+              </w:rPr>
+              <w:t>{6:RB}</w:t>
+            </w:r>
+            <w:r>
+              <w:rPr>
+                <w:b w:val="false"/>
+                <w:bCs w:val="false"/>
+                <w:u w:val="single"/>
+              </w:rPr>
+              <w:t>{6:RU}</w:t>
+            </w:r>
             <w:bookmarkEnd w:id="39"/>
-            <w:r>
-              <w:rPr>
-                <w:b/>
-                <w:bCs/>
-                <w:u w:val="none"/>
-              </w:rPr>
-              <w:t>{6:LN}, {6:FN}</w:t>
-            </w:r>
-          </w:p>
-          <w:p>
-            <w:pPr>
-              <w:pStyle w:val="AveryStyle1"/>
-              <w:widowControl w:val="false"/>
-              <w:snapToGrid w:val="false"/>
-              <w:rPr>
-                <w:u w:val="none"/>
-              </w:rPr>
-            </w:pPr>
-            <w:r>
-              <w:rPr>
-                <w:b w:val="false"/>
-                <w:bCs w:val="false"/>
-                <w:u w:val="none"/>
-              </w:rPr>
-              <w:t xml:space="preserve">{6:P} - </w:t>
-            </w:r>
-            <w:bookmarkStart w:id="40" w:name="__DdeLink__373_3740892950_Copy_18"/>
-            <w:r>
-              <w:rPr>
-                <w:b/>
-                <w:bCs/>
-                <w:u w:val="none"/>
-              </w:rPr>
-              <w:t>{</w:t>
-            </w:r>
-            <w:r>
-              <w:rPr>
-                <w:b/>
-                <w:bCs/>
-                <w:u w:val="none"/>
-              </w:rPr>
-              <w:t>6</w:t>
-            </w:r>
-            <w:r>
-              <w:rPr>
-                <w:b/>
-                <w:bCs/>
-                <w:u w:val="none"/>
-              </w:rPr>
-              <w:t>:R</w:t>
-            </w:r>
-            <w:r>
-              <w:rPr>
-                <w:b/>
-                <w:bCs/>
-                <w:u w:val="none"/>
-              </w:rPr>
-              <w:t>B</w:t>
-            </w:r>
-            <w:r>
-              <w:rPr>
-                <w:b/>
-                <w:bCs/>
-                <w:u w:val="none"/>
-              </w:rPr>
-              <w:t>}</w:t>
-            </w:r>
-            <w:r>
-              <w:rPr>
-                <w:b w:val="false"/>
-                <w:bCs w:val="false"/>
-                <w:u w:val="single"/>
-              </w:rPr>
-              <w:t>{6:RU}</w:t>
-            </w:r>
-            <w:bookmarkEnd w:id="40"/>
-          </w:p>
-          <w:p>
-            <w:pPr>
-              <w:pStyle w:val="AveryStyle1"/>
-              <w:widowControl w:val="false"/>
-              <w:snapToGrid w:val="false"/>
-              <w:rPr>
-                <w:b w:val="false"/>
-                <w:bCs w:val="false"/>
-                <w:u w:val="none"/>
-              </w:rPr>
-            </w:pPr>
-            <w:r>
-              <w:rPr>
-                <w:b w:val="false"/>
-                <w:bCs w:val="false"/>
-                <w:u w:val="none"/>
-              </w:rPr>
-            </w:r>
-          </w:p>
-          <w:p>
-            <w:pPr>
-              <w:pStyle w:val="AveryStyle1"/>
-              <w:widowControl w:val="false"/>
-              <w:snapToGrid w:val="false"/>
-              <w:rPr>
-                <w:b w:val="false"/>
-                <w:bCs w:val="false"/>
+          </w:p>
+          <w:p>
+            <w:pPr>
+              <w:pStyle w:val="AveryStyle1"/>
+              <w:widowControl w:val="false"/>
+              <w:snapToGrid w:val="false"/>
+              <w:rPr>
                 <w:u w:val="none"/>
               </w:rPr>
             </w:pPr>
@@ -3548,132 +2505,63 @@
               <w:snapToGrid w:val="false"/>
               <w:spacing w:before="43" w:after="43"/>
               <w:rPr>
-                <w:u w:val="none"/>
-              </w:rPr>
-            </w:pPr>
-            <w:r>
-              <mc:AlternateContent>
-                <mc:Choice Requires="wps">
-                  <w:drawing>
-                    <wp:anchor behindDoc="0" distT="9525" distB="9525" distL="9525" distR="9525" simplePos="0" locked="0" layoutInCell="1" allowOverlap="1" relativeHeight="38">
-                      <wp:simplePos x="0" y="0"/>
-                      <wp:positionH relativeFrom="column">
-                        <wp:posOffset>22225</wp:posOffset>
-                      </wp:positionH>
-                      <wp:positionV relativeFrom="paragraph">
-                        <wp:posOffset>135890</wp:posOffset>
-                      </wp:positionV>
-                      <wp:extent cx="2210435" cy="0"/>
-                      <wp:effectExtent l="9525" t="9525" r="9525" b="9525"/>
-                      <wp:wrapNone/>
-                      <wp:docPr id="7" name="Horizontal line 7"/>
-                      <a:graphic xmlns:a="http://schemas.openxmlformats.org/drawingml/2006/main">
-                        <a:graphicData uri="http://schemas.microsoft.com/office/word/2010/wordprocessingShape">
-                          <wps:wsp>
-                            <wps:cNvSpPr/>
-                            <wps:spPr>
-                              <a:xfrm>
-                                <a:off x="0" y="0"/>
-                                <a:ext cx="2210400" cy="0"/>
-                              </a:xfrm>
-                              <a:prstGeom prst="line">
-                                <a:avLst/>
-                              </a:prstGeom>
-                              <a:ln w="18360">
-                                <a:solidFill>
-                                  <a:srgbClr val="000000"/>
-                                </a:solidFill>
-                                <a:round/>
-                              </a:ln>
-                            </wps:spPr>
-                            <wps:style>
-                              <a:lnRef idx="0"/>
-                              <a:fillRef idx="0"/>
-                              <a:effectRef idx="0"/>
-                              <a:fontRef idx="minor"/>
-                            </wps:style>
-                            <wps:bodyPr/>
-                          </wps:wsp>
-                        </a:graphicData>
-                      </a:graphic>
-                    </wp:anchor>
-                  </w:drawing>
-                </mc:Choice>
-                <mc:Fallback>
-                  <w:pict>
-                    <v:line id="shape_0" from="1.75pt,10.7pt" to="175.75pt,10.7pt" ID="Horizontal line 7" stroked="t" o:allowincell="f" style="position:absolute">
-                      <v:stroke color="black" weight="18360" joinstyle="round" endcap="flat"/>
-                      <v:fill o:detectmouseclick="t" on="false"/>
-                      <w10:wrap type="none"/>
-                    </v:line>
-                  </w:pict>
-                </mc:Fallback>
-              </mc:AlternateContent>
-              <mc:AlternateContent>
-                <mc:Choice Requires="wps">
-                  <w:drawing>
-                    <wp:anchor behindDoc="0" distT="9525" distB="9525" distL="9525" distR="9525" simplePos="0" locked="0" layoutInCell="1" allowOverlap="1" relativeHeight="39">
-                      <wp:simplePos x="0" y="0"/>
-                      <wp:positionH relativeFrom="column">
-                        <wp:posOffset>-1905</wp:posOffset>
-                      </wp:positionH>
-                      <wp:positionV relativeFrom="paragraph">
-                        <wp:posOffset>1050290</wp:posOffset>
-                      </wp:positionV>
-                      <wp:extent cx="2210435" cy="0"/>
-                      <wp:effectExtent l="9525" t="9525" r="9525" b="9525"/>
-                      <wp:wrapNone/>
-                      <wp:docPr id="8" name="Horizontal line 8"/>
-                      <a:graphic xmlns:a="http://schemas.openxmlformats.org/drawingml/2006/main">
-                        <a:graphicData uri="http://schemas.microsoft.com/office/word/2010/wordprocessingShape">
-                          <wps:wsp>
-                            <wps:cNvSpPr/>
-                            <wps:spPr>
-                              <a:xfrm>
-                                <a:off x="0" y="0"/>
-                                <a:ext cx="2210400" cy="0"/>
-                              </a:xfrm>
-                              <a:prstGeom prst="line">
-                                <a:avLst/>
-                              </a:prstGeom>
-                              <a:ln w="18360">
-                                <a:solidFill>
-                                  <a:srgbClr val="000000"/>
-                                </a:solidFill>
-                                <a:round/>
-                              </a:ln>
-                            </wps:spPr>
-                            <wps:style>
-                              <a:lnRef idx="0"/>
-                              <a:fillRef idx="0"/>
-                              <a:effectRef idx="0"/>
-                              <a:fontRef idx="minor"/>
-                            </wps:style>
-                            <wps:bodyPr/>
-                          </wps:wsp>
-                        </a:graphicData>
-                      </a:graphic>
-                    </wp:anchor>
-                  </w:drawing>
-                </mc:Choice>
-                <mc:Fallback>
-                  <w:pict>
-                    <v:line id="shape_0" from="-0.15pt,82.7pt" to="173.85pt,82.7pt" ID="Horizontal line 8" stroked="t" o:allowincell="f" style="position:absolute">
-                      <v:stroke color="black" weight="18360" joinstyle="round" endcap="flat"/>
-                      <v:fill o:detectmouseclick="t" on="false"/>
-                      <w10:wrap type="none"/>
-                    </v:line>
-                  </w:pict>
-                </mc:Fallback>
-              </mc:AlternateContent>
-            </w:r>
-            <w:r>
-              <w:rPr>
-                <w:b w:val="false"/>
-                <w:bCs w:val="false"/>
-                <w:u w:val="none"/>
-              </w:rPr>
-              <w:t>X</w:t>
+                <w:b w:val="false"/>
+                <w:bCs w:val="false"/>
+                <w:u w:val="none"/>
+              </w:rPr>
+            </w:pPr>
+            <w:r>
+              <w:rPr>
+                <w:b w:val="false"/>
+                <w:bCs w:val="false"/>
+                <w:u w:val="none"/>
+              </w:rPr>
+              <w:drawing>
+                <wp:anchor distT="0" distB="0" distL="0" distR="0" simplePos="0" relativeHeight="38" behindDoc="0" locked="0" layoutInCell="0" allowOverlap="1">
+                  <wp:simplePos x="0" y="0"/>
+                  <wp:positionH relativeFrom="column">
+                    <wp:align>center</wp:align>
+                  </wp:positionH>
+                  <wp:positionV relativeFrom="paragraph">
+                    <wp:posOffset>635</wp:posOffset>
+                  </wp:positionV>
+                  <wp:extent cx="2208530" cy="352425"/>
+                  <wp:effectExtent l="0" t="0" r="0" b="0"/>
+                  <wp:wrapSquare wrapText="largest"/>
+                  <wp:docPr id="7" name="Image7"/>
+                  <wp:cNvGraphicFramePr>
+                    <a:graphicFrameLocks xmlns:a="http://schemas.openxmlformats.org/drawingml/2006/main" noChangeAspect="1"/>
+                  </wp:cNvGraphicFramePr>
+                  <a:graphic xmlns:a="http://schemas.openxmlformats.org/drawingml/2006/main">
+                    <a:graphicData uri="http://schemas.openxmlformats.org/drawingml/2006/picture">
+                      <pic:pic xmlns:pic="http://schemas.openxmlformats.org/drawingml/2006/picture">
+                        <pic:nvPicPr>
+                          <pic:cNvPr id="7" name="Image7"/>
+                          <pic:cNvPicPr>
+                            <a:picLocks noChangeAspect="1" noChangeArrowheads="1"/>
+                          </pic:cNvPicPr>
+                        </pic:nvPicPr>
+                        <pic:blipFill>
+                          <a:blip r:embed="rId8"/>
+                          <a:stretch>
+                            <a:fillRect/>
+                          </a:stretch>
+                        </pic:blipFill>
+                        <pic:spPr bwMode="auto">
+                          <a:xfrm>
+                            <a:off x="0" y="0"/>
+                            <a:ext cx="2208530" cy="352425"/>
+                          </a:xfrm>
+                          <a:prstGeom prst="rect">
+                            <a:avLst/>
+                          </a:prstGeom>
+                          <a:noFill/>
+                        </pic:spPr>
+                      </pic:pic>
+                    </a:graphicData>
+                  </a:graphic>
+                </wp:anchor>
+              </w:drawing>
             </w:r>
           </w:p>
         </w:tc>
@@ -3721,8 +2609,8 @@
                 <w:szCs w:val="48"/>
               </w:rPr>
             </w:pPr>
-            <w:bookmarkStart w:id="41" w:name="Blank_MP1_panel3_Copy_1_Copy_1_Copy_1_Co"/>
-            <w:bookmarkEnd w:id="41"/>
+            <w:bookmarkStart w:id="40" w:name="Blank_MP1_panel3_Copy_1_Copy_1_Copy_1_C2"/>
+            <w:bookmarkEnd w:id="40"/>
             <w:r>
               <w:rPr>
                 <w:b/>
@@ -3730,25 +2618,7 @@
                 <w:sz w:val="48"/>
                 <w:szCs w:val="48"/>
               </w:rPr>
-              <w:t>{6:</w:t>
-            </w:r>
-            <w:r>
-              <w:rPr>
-                <w:b/>
-                <w:bCs/>
-                <w:sz w:val="48"/>
-                <w:szCs w:val="48"/>
-              </w:rPr>
-              <w:t>F</w:t>
-            </w:r>
-            <w:r>
-              <w:rPr>
-                <w:b/>
-                <w:bCs/>
-                <w:sz w:val="48"/>
-                <w:szCs w:val="48"/>
-              </w:rPr>
-              <w:t>N}</w:t>
+              <w:t>{6:FN}</w:t>
             </w:r>
           </w:p>
           <w:p>
@@ -3769,25 +2639,7 @@
                 <w:sz w:val="40"/>
                 <w:szCs w:val="40"/>
               </w:rPr>
-              <w:t>{6:</w:t>
-            </w:r>
-            <w:r>
-              <w:rPr>
-                <w:b/>
-                <w:bCs/>
-                <w:sz w:val="40"/>
-                <w:szCs w:val="40"/>
-              </w:rPr>
-              <w:t>L</w:t>
-            </w:r>
-            <w:r>
-              <w:rPr>
-                <w:b/>
-                <w:bCs/>
-                <w:sz w:val="40"/>
-                <w:szCs w:val="40"/>
-              </w:rPr>
-              <w:t>N}</w:t>
+              <w:t>{6:LN}</w:t>
             </w:r>
           </w:p>
           <w:p>
@@ -3832,51 +2684,15 @@
               </w:rPr>
               <w:t xml:space="preserve"> - </w:t>
             </w:r>
-            <w:bookmarkStart w:id="42" w:name="__DdeLink__373_3740892950_Copy_19"/>
-            <w:r>
-              <w:rPr>
-                <w:b/>
-                <w:bCs/>
-                <w:sz w:val="16"/>
-                <w:szCs w:val="16"/>
-              </w:rPr>
-              <w:t>{</w:t>
-            </w:r>
-            <w:r>
-              <w:rPr>
-                <w:b/>
-                <w:bCs/>
-                <w:sz w:val="16"/>
-                <w:szCs w:val="16"/>
-              </w:rPr>
-              <w:t>6</w:t>
-            </w:r>
-            <w:r>
-              <w:rPr>
-                <w:b/>
-                <w:bCs/>
-                <w:sz w:val="16"/>
-                <w:szCs w:val="16"/>
-              </w:rPr>
-              <w:t>:R</w:t>
-            </w:r>
-            <w:r>
-              <w:rPr>
-                <w:b/>
-                <w:bCs/>
-                <w:sz w:val="16"/>
-                <w:szCs w:val="16"/>
-              </w:rPr>
-              <w:t>B</w:t>
-            </w:r>
-            <w:r>
-              <w:rPr>
-                <w:b/>
-                <w:bCs/>
-                <w:sz w:val="16"/>
-                <w:szCs w:val="16"/>
-              </w:rPr>
-              <w:t>}</w:t>
+            <w:bookmarkStart w:id="41" w:name="__DdeLink__373_3740892950_Copy_19"/>
+            <w:r>
+              <w:rPr>
+                <w:b/>
+                <w:bCs/>
+                <w:sz w:val="16"/>
+                <w:szCs w:val="16"/>
+              </w:rPr>
+              <w:t>{6:RB}</w:t>
             </w:r>
             <w:r>
               <w:rPr>
@@ -3888,7 +2704,7 @@
               </w:rPr>
               <w:t>{6:RU}</w:t>
             </w:r>
-            <w:bookmarkEnd w:id="42"/>
+            <w:bookmarkEnd w:id="41"/>
           </w:p>
         </w:tc>
       </w:tr>
@@ -3910,80 +2726,52 @@
               <w:spacing w:before="43" w:after="43"/>
               <w:rPr/>
             </w:pPr>
-            <w:bookmarkStart w:id="43" w:name="Blank_MP1_panel1_Copy_2_Copy_1_Copy_1_Co"/>
+            <w:bookmarkStart w:id="42" w:name="Blank_MP1_panel1_Copy_2_Copy_1_Copy_1_C3"/>
+            <w:bookmarkEnd w:id="42"/>
+            <w:r>
+              <w:rPr/>
+              <w:t>{7:LN}, {7:FN}</w:t>
+            </w:r>
+          </w:p>
+          <w:p>
+            <w:pPr>
+              <w:pStyle w:val="AveryStyle1"/>
+              <w:widowControl w:val="false"/>
+              <w:snapToGrid w:val="false"/>
+              <w:rPr/>
+            </w:pPr>
+            <w:r>
+              <w:rPr/>
+              <w:t>{7:A} - {7:PN}</w:t>
+            </w:r>
+          </w:p>
+          <w:p>
+            <w:pPr>
+              <w:pStyle w:val="AveryStyle1"/>
+              <w:widowControl w:val="false"/>
+              <w:snapToGrid w:val="false"/>
+              <w:spacing w:before="43" w:after="43"/>
+              <w:rPr/>
+            </w:pPr>
+            <w:r>
+              <w:rPr/>
+              <w:t xml:space="preserve">{7:P} - </w:t>
+            </w:r>
+            <w:bookmarkStart w:id="43" w:name="__DdeLink__373_3740892950_Copy_20"/>
+            <w:r>
+              <w:rPr>
+                <w:b/>
+                <w:bCs/>
+              </w:rPr>
+              <w:t>{7:RB}</w:t>
+            </w:r>
+            <w:r>
+              <w:rPr>
+                <w:u w:val="single"/>
+              </w:rPr>
+              <w:t>{7:RU}</w:t>
+            </w:r>
             <w:bookmarkEnd w:id="43"/>
-            <w:r>
-              <w:rPr/>
-              <w:t>{7:LN}, {7:FN}</w:t>
-            </w:r>
-          </w:p>
-          <w:p>
-            <w:pPr>
-              <w:pStyle w:val="AveryStyle1"/>
-              <w:widowControl w:val="false"/>
-              <w:snapToGrid w:val="false"/>
-              <w:rPr/>
-            </w:pPr>
-            <w:r>
-              <w:rPr/>
-              <w:t>{7:A} - {7:PN}</w:t>
-            </w:r>
-          </w:p>
-          <w:p>
-            <w:pPr>
-              <w:pStyle w:val="AveryStyle1"/>
-              <w:widowControl w:val="false"/>
-              <w:snapToGrid w:val="false"/>
-              <w:spacing w:before="43" w:after="43"/>
-              <w:rPr/>
-            </w:pPr>
-            <w:r>
-              <w:rPr/>
-              <w:t xml:space="preserve">{7:P} - </w:t>
-            </w:r>
-            <w:bookmarkStart w:id="44" w:name="__DdeLink__373_3740892950_Copy_20"/>
-            <w:r>
-              <w:rPr>
-                <w:b/>
-                <w:bCs/>
-              </w:rPr>
-              <w:t>{</w:t>
-            </w:r>
-            <w:r>
-              <w:rPr>
-                <w:b/>
-                <w:bCs/>
-              </w:rPr>
-              <w:t>7</w:t>
-            </w:r>
-            <w:r>
-              <w:rPr>
-                <w:b/>
-                <w:bCs/>
-              </w:rPr>
-              <w:t>:R</w:t>
-            </w:r>
-            <w:r>
-              <w:rPr>
-                <w:b/>
-                <w:bCs/>
-              </w:rPr>
-              <w:t>B</w:t>
-            </w:r>
-            <w:r>
-              <w:rPr>
-                <w:b/>
-                <w:bCs/>
-              </w:rPr>
-              <w:t>}</w:t>
-            </w:r>
-            <w:r>
-              <w:rPr>
-                <w:u w:val="single"/>
-              </w:rPr>
-              <w:t>{7:RU}</w:t>
-            </w:r>
-            <w:bookmarkEnd w:id="44"/>
           </w:p>
         </w:tc>
         <w:tc>
@@ -4027,112 +2815,59 @@
                 <w:u w:val="none"/>
               </w:rPr>
             </w:pPr>
-            <w:bookmarkStart w:id="45" w:name="Blank_MP1_panel1_Copy_1_Copy_1_Copy_1_Co"/>
+            <w:bookmarkStart w:id="44" w:name="Blank_MP1_panel1_Copy_1_Copy_1_Copy_1_C4"/>
+            <w:bookmarkEnd w:id="44"/>
+            <w:r>
+              <w:rPr>
+                <w:b/>
+                <w:bCs/>
+                <w:u w:val="none"/>
+              </w:rPr>
+              <w:t>{7:LN}, {7:FN}</w:t>
+            </w:r>
+          </w:p>
+          <w:p>
+            <w:pPr>
+              <w:pStyle w:val="AveryStyle1"/>
+              <w:widowControl w:val="false"/>
+              <w:snapToGrid w:val="false"/>
+              <w:rPr>
+                <w:u w:val="none"/>
+              </w:rPr>
+            </w:pPr>
+            <w:r>
+              <w:rPr>
+                <w:b w:val="false"/>
+                <w:bCs w:val="false"/>
+                <w:u w:val="none"/>
+              </w:rPr>
+              <w:t xml:space="preserve">{7:P} - </w:t>
+            </w:r>
+            <w:bookmarkStart w:id="45" w:name="__DdeLink__373_3740892950_Copy_21"/>
+            <w:r>
+              <w:rPr>
+                <w:b/>
+                <w:bCs/>
+                <w:u w:val="none"/>
+              </w:rPr>
+              <w:t>{7:RB}</w:t>
+            </w:r>
+            <w:r>
+              <w:rPr>
+                <w:b w:val="false"/>
+                <w:bCs w:val="false"/>
+                <w:u w:val="single"/>
+              </w:rPr>
+              <w:t>{7:RU}</w:t>
+            </w:r>
             <w:bookmarkEnd w:id="45"/>
-            <w:r>
-              <w:rPr>
-                <w:b/>
-                <w:bCs/>
-                <w:u w:val="none"/>
-              </w:rPr>
-              <w:t>{7:LN}, {7:FN}</w:t>
-            </w:r>
-          </w:p>
-          <w:p>
-            <w:pPr>
-              <w:pStyle w:val="AveryStyle1"/>
-              <w:widowControl w:val="false"/>
-              <w:snapToGrid w:val="false"/>
-              <w:rPr>
-                <w:u w:val="none"/>
-              </w:rPr>
-            </w:pPr>
-            <w:r>
-              <w:rPr>
-                <w:b w:val="false"/>
-                <w:bCs w:val="false"/>
-                <w:u w:val="none"/>
-              </w:rPr>
-              <w:t xml:space="preserve">{7:P} - </w:t>
-            </w:r>
-            <w:bookmarkStart w:id="46" w:name="__DdeLink__373_3740892950_Copy_21"/>
-            <w:r>
-              <w:rPr>
-                <w:b/>
-                <w:bCs/>
-                <w:u w:val="none"/>
-              </w:rPr>
-              <w:t>{</w:t>
-            </w:r>
-            <w:r>
-              <w:rPr>
-                <w:b/>
-                <w:bCs/>
-                <w:u w:val="none"/>
-              </w:rPr>
-              <w:t>7</w:t>
-            </w:r>
-            <w:r>
-              <w:rPr>
-                <w:b/>
-                <w:bCs/>
-                <w:u w:val="none"/>
-              </w:rPr>
-              <w:t>:R</w:t>
-            </w:r>
-            <w:r>
-              <w:rPr>
-                <w:b/>
-                <w:bCs/>
-                <w:u w:val="none"/>
-              </w:rPr>
-              <w:t>B</w:t>
-            </w:r>
-            <w:r>
-              <w:rPr>
-                <w:b/>
-                <w:bCs/>
-                <w:u w:val="none"/>
-              </w:rPr>
-              <w:t>}</w:t>
-            </w:r>
-            <w:r>
-              <w:rPr>
-                <w:b w:val="false"/>
-                <w:bCs w:val="false"/>
-                <w:u w:val="single"/>
-              </w:rPr>
-              <w:t>{7:RU}</w:t>
-            </w:r>
-            <w:bookmarkEnd w:id="46"/>
-          </w:p>
-          <w:p>
-            <w:pPr>
-              <w:pStyle w:val="AveryStyle1"/>
-              <w:widowControl w:val="false"/>
-              <w:snapToGrid w:val="false"/>
-              <w:rPr>
-                <w:b w:val="false"/>
-                <w:bCs w:val="false"/>
-                <w:u w:val="none"/>
-              </w:rPr>
-            </w:pPr>
-            <w:r>
-              <w:rPr>
-                <w:b w:val="false"/>
-                <w:bCs w:val="false"/>
-                <w:u w:val="none"/>
-              </w:rPr>
-            </w:r>
-          </w:p>
-          <w:p>
-            <w:pPr>
-              <w:pStyle w:val="AveryStyle1"/>
-              <w:widowControl w:val="false"/>
-              <w:snapToGrid w:val="false"/>
-              <w:rPr>
-                <w:b w:val="false"/>
-                <w:bCs w:val="false"/>
+          </w:p>
+          <w:p>
+            <w:pPr>
+              <w:pStyle w:val="AveryStyle1"/>
+              <w:widowControl w:val="false"/>
+              <w:snapToGrid w:val="false"/>
+              <w:rPr>
                 <w:u w:val="none"/>
               </w:rPr>
             </w:pPr>
@@ -4151,75 +2886,63 @@
               <w:snapToGrid w:val="false"/>
               <w:spacing w:before="43" w:after="43"/>
               <w:rPr>
-                <w:u w:val="none"/>
-              </w:rPr>
-            </w:pPr>
-            <w:r>
-              <mc:AlternateContent>
-                <mc:Choice Requires="wps">
-                  <w:drawing>
-                    <wp:anchor behindDoc="0" distT="9525" distB="9525" distL="9525" distR="9525" simplePos="0" locked="0" layoutInCell="1" allowOverlap="1" relativeHeight="40">
-                      <wp:simplePos x="0" y="0"/>
-                      <wp:positionH relativeFrom="column">
-                        <wp:posOffset>-1905</wp:posOffset>
-                      </wp:positionH>
-                      <wp:positionV relativeFrom="paragraph">
-                        <wp:posOffset>1050290</wp:posOffset>
-                      </wp:positionV>
-                      <wp:extent cx="2210435" cy="0"/>
-                      <wp:effectExtent l="9525" t="9525" r="9525" b="9525"/>
-                      <wp:wrapNone/>
-                      <wp:docPr id="9" name="Horizontal line 9"/>
-                      <a:graphic xmlns:a="http://schemas.openxmlformats.org/drawingml/2006/main">
-                        <a:graphicData uri="http://schemas.microsoft.com/office/word/2010/wordprocessingShape">
-                          <wps:wsp>
-                            <wps:cNvSpPr/>
-                            <wps:spPr>
-                              <a:xfrm>
-                                <a:off x="0" y="0"/>
-                                <a:ext cx="2210400" cy="0"/>
-                              </a:xfrm>
-                              <a:prstGeom prst="line">
-                                <a:avLst/>
-                              </a:prstGeom>
-                              <a:ln w="18360">
-                                <a:solidFill>
-                                  <a:srgbClr val="000000"/>
-                                </a:solidFill>
-                                <a:round/>
-                              </a:ln>
-                            </wps:spPr>
-                            <wps:style>
-                              <a:lnRef idx="0"/>
-                              <a:fillRef idx="0"/>
-                              <a:effectRef idx="0"/>
-                              <a:fontRef idx="minor"/>
-                            </wps:style>
-                            <wps:bodyPr/>
-                          </wps:wsp>
-                        </a:graphicData>
-                      </a:graphic>
-                    </wp:anchor>
-                  </w:drawing>
-                </mc:Choice>
-                <mc:Fallback>
-                  <w:pict>
-                    <v:line id="shape_0" from="-0.15pt,82.7pt" to="173.85pt,82.7pt" ID="Horizontal line 9" stroked="t" o:allowincell="f" style="position:absolute">
-                      <v:stroke color="black" weight="18360" joinstyle="round" endcap="flat"/>
-                      <v:fill o:detectmouseclick="t" on="false"/>
-                      <w10:wrap type="none"/>
-                    </v:line>
-                  </w:pict>
-                </mc:Fallback>
-              </mc:AlternateContent>
-            </w:r>
-            <w:r>
-              <w:rPr>
-                <w:b w:val="false"/>
-                <w:bCs w:val="false"/>
-                <w:u w:val="none"/>
-              </w:rPr>
-              <w:t>X</w:t>
+                <w:b w:val="false"/>
+                <w:bCs w:val="false"/>
+                <w:u w:val="none"/>
+              </w:rPr>
+            </w:pPr>
+            <w:r>
+              <w:rPr>
+                <w:b w:val="false"/>
+                <w:bCs w:val="false"/>
+                <w:u w:val="none"/>
+              </w:rPr>
+              <w:drawing>
+                <wp:anchor distT="0" distB="0" distL="0" distR="0" simplePos="0" relativeHeight="39" behindDoc="0" locked="0" layoutInCell="0" allowOverlap="1">
+                  <wp:simplePos x="0" y="0"/>
+                  <wp:positionH relativeFrom="column">
+                    <wp:align>center</wp:align>
+                  </wp:positionH>
+                  <wp:positionV relativeFrom="paragraph">
+                    <wp:posOffset>635</wp:posOffset>
+                  </wp:positionV>
+                  <wp:extent cx="2208530" cy="352425"/>
+                  <wp:effectExtent l="0" t="0" r="0" b="0"/>
+                  <wp:wrapSquare wrapText="largest"/>
+                  <wp:docPr id="8" name="Image8"/>
+                  <wp:cNvGraphicFramePr>
+                    <a:graphicFrameLocks xmlns:a="http://schemas.openxmlformats.org/drawingml/2006/main" noChangeAspect="1"/>
+                  </wp:cNvGraphicFramePr>
+                  <a:graphic xmlns:a="http://schemas.openxmlformats.org/drawingml/2006/main">
+                    <a:graphicData uri="http://schemas.openxmlformats.org/drawingml/2006/picture">
+                      <pic:pic xmlns:pic="http://schemas.openxmlformats.org/drawingml/2006/picture">
+                        <pic:nvPicPr>
+                          <pic:cNvPr id="8" name="Image8"/>
+                          <pic:cNvPicPr>
+                            <a:picLocks noChangeAspect="1" noChangeArrowheads="1"/>
+                          </pic:cNvPicPr>
+                        </pic:nvPicPr>
+                        <pic:blipFill>
+                          <a:blip r:embed="rId9"/>
+                          <a:stretch>
+                            <a:fillRect/>
+                          </a:stretch>
+                        </pic:blipFill>
+                        <pic:spPr bwMode="auto">
+                          <a:xfrm>
+                            <a:off x="0" y="0"/>
+                            <a:ext cx="2208530" cy="352425"/>
+                          </a:xfrm>
+                          <a:prstGeom prst="rect">
+                            <a:avLst/>
+                          </a:prstGeom>
+                          <a:noFill/>
+                        </pic:spPr>
+                      </pic:pic>
+                    </a:graphicData>
+                  </a:graphic>
+                </wp:anchor>
+              </w:drawing>
             </w:r>
           </w:p>
         </w:tc>
@@ -4267,8 +2990,8 @@
                 <w:szCs w:val="48"/>
               </w:rPr>
             </w:pPr>
-            <w:bookmarkStart w:id="47" w:name="Blank_MP1_panel3_Copy_1_Copy_1_Copy_1_Co"/>
-            <w:bookmarkEnd w:id="47"/>
+            <w:bookmarkStart w:id="46" w:name="Blank_MP1_panel3_Copy_1_Copy_1_Copy_1_C3"/>
+            <w:bookmarkEnd w:id="46"/>
             <w:r>
               <w:rPr>
                 <w:b/>
@@ -4276,25 +2999,7 @@
                 <w:sz w:val="48"/>
                 <w:szCs w:val="48"/>
               </w:rPr>
-              <w:t>{7:</w:t>
-            </w:r>
-            <w:r>
-              <w:rPr>
-                <w:b/>
-                <w:bCs/>
-                <w:sz w:val="48"/>
-                <w:szCs w:val="48"/>
-              </w:rPr>
-              <w:t>F</w:t>
-            </w:r>
-            <w:r>
-              <w:rPr>
-                <w:b/>
-                <w:bCs/>
-                <w:sz w:val="48"/>
-                <w:szCs w:val="48"/>
-              </w:rPr>
-              <w:t>N}</w:t>
+              <w:t>{7:FN}</w:t>
             </w:r>
           </w:p>
           <w:p>
@@ -4315,25 +3020,7 @@
                 <w:sz w:val="40"/>
                 <w:szCs w:val="40"/>
               </w:rPr>
-              <w:t>{7:</w:t>
-            </w:r>
-            <w:r>
-              <w:rPr>
-                <w:b/>
-                <w:bCs/>
-                <w:sz w:val="40"/>
-                <w:szCs w:val="40"/>
-              </w:rPr>
-              <w:t>L</w:t>
-            </w:r>
-            <w:r>
-              <w:rPr>
-                <w:b/>
-                <w:bCs/>
-                <w:sz w:val="40"/>
-                <w:szCs w:val="40"/>
-              </w:rPr>
-              <w:t>N}</w:t>
+              <w:t>{7:LN}</w:t>
             </w:r>
           </w:p>
           <w:p>
@@ -4378,56 +3065,16 @@
               </w:rPr>
               <w:t xml:space="preserve"> - </w:t>
             </w:r>
-            <w:bookmarkStart w:id="48" w:name="__DdeLink__373_3740892950_Copy_22"/>
-            <w:r>
-              <w:rPr>
-                <w:b/>
-                <w:bCs/>
-                <w:sz w:val="16"/>
-                <w:szCs w:val="16"/>
-                <w:u w:val="none"/>
-              </w:rPr>
-              <w:t>{</w:t>
-            </w:r>
-            <w:r>
-              <w:rPr>
-                <w:b/>
-                <w:bCs/>
-                <w:sz w:val="16"/>
-                <w:szCs w:val="16"/>
-                <w:u w:val="none"/>
-              </w:rPr>
-              <w:t>7</w:t>
-            </w:r>
-            <w:r>
-              <w:rPr>
-                <w:b/>
-                <w:bCs/>
-                <w:sz w:val="16"/>
-                <w:szCs w:val="16"/>
-                <w:u w:val="none"/>
-              </w:rPr>
-              <w:t>:R</w:t>
-            </w:r>
-            <w:r>
-              <w:rPr>
-                <w:b/>
-                <w:bCs/>
-                <w:sz w:val="16"/>
-                <w:szCs w:val="16"/>
-                <w:u w:val="none"/>
-              </w:rPr>
-              <w:t>B</w:t>
-            </w:r>
-            <w:r>
-              <w:rPr>
-                <w:b/>
-                <w:bCs/>
-                <w:sz w:val="16"/>
-                <w:szCs w:val="16"/>
-                <w:u w:val="none"/>
-              </w:rPr>
-              <w:t>}</w:t>
+            <w:bookmarkStart w:id="47" w:name="__DdeLink__373_3740892950_Copy_22"/>
+            <w:r>
+              <w:rPr>
+                <w:b/>
+                <w:bCs/>
+                <w:sz w:val="16"/>
+                <w:szCs w:val="16"/>
+                <w:u w:val="none"/>
+              </w:rPr>
+              <w:t>{7:RB}</w:t>
             </w:r>
             <w:r>
               <w:rPr>
@@ -4439,7 +3086,7 @@
               </w:rPr>
               <w:t>{7:RU}</w:t>
             </w:r>
-            <w:bookmarkEnd w:id="48"/>
+            <w:bookmarkEnd w:id="47"/>
           </w:p>
         </w:tc>
       </w:tr>
@@ -4461,80 +3108,52 @@
               <w:spacing w:before="43" w:after="43"/>
               <w:rPr/>
             </w:pPr>
-            <w:bookmarkStart w:id="49" w:name="Blank_MP1_panel1_Copy_2_Copy_1_Copy_1_Co"/>
+            <w:bookmarkStart w:id="48" w:name="Blank_MP1_panel1_Copy_2_Copy_1_Copy_1_C4"/>
+            <w:bookmarkEnd w:id="48"/>
+            <w:r>
+              <w:rPr/>
+              <w:t>{8:LN}, {8:FN}</w:t>
+            </w:r>
+          </w:p>
+          <w:p>
+            <w:pPr>
+              <w:pStyle w:val="AveryStyle1"/>
+              <w:widowControl w:val="false"/>
+              <w:snapToGrid w:val="false"/>
+              <w:rPr/>
+            </w:pPr>
+            <w:r>
+              <w:rPr/>
+              <w:t>{8:A} - {8:PN}</w:t>
+            </w:r>
+          </w:p>
+          <w:p>
+            <w:pPr>
+              <w:pStyle w:val="AveryStyle1"/>
+              <w:widowControl w:val="false"/>
+              <w:snapToGrid w:val="false"/>
+              <w:spacing w:before="43" w:after="43"/>
+              <w:rPr/>
+            </w:pPr>
+            <w:r>
+              <w:rPr/>
+              <w:t xml:space="preserve">{8:P} - </w:t>
+            </w:r>
+            <w:bookmarkStart w:id="49" w:name="__DdeLink__373_3740892950_Copy_23"/>
+            <w:r>
+              <w:rPr>
+                <w:b/>
+                <w:bCs/>
+              </w:rPr>
+              <w:t>{8:RB}</w:t>
+            </w:r>
+            <w:r>
+              <w:rPr>
+                <w:u w:val="single"/>
+              </w:rPr>
+              <w:t>{8:RU}</w:t>
+            </w:r>
             <w:bookmarkEnd w:id="49"/>
-            <w:r>
-              <w:rPr/>
-              <w:t>{8:LN}, {8:FN}</w:t>
-            </w:r>
-          </w:p>
-          <w:p>
-            <w:pPr>
-              <w:pStyle w:val="AveryStyle1"/>
-              <w:widowControl w:val="false"/>
-              <w:snapToGrid w:val="false"/>
-              <w:rPr/>
-            </w:pPr>
-            <w:r>
-              <w:rPr/>
-              <w:t>{8:A} - {8:PN}</w:t>
-            </w:r>
-          </w:p>
-          <w:p>
-            <w:pPr>
-              <w:pStyle w:val="AveryStyle1"/>
-              <w:widowControl w:val="false"/>
-              <w:snapToGrid w:val="false"/>
-              <w:spacing w:before="43" w:after="43"/>
-              <w:rPr/>
-            </w:pPr>
-            <w:r>
-              <w:rPr/>
-              <w:t xml:space="preserve">{8:P} - </w:t>
-            </w:r>
-            <w:bookmarkStart w:id="50" w:name="__DdeLink__373_3740892950_Copy_23"/>
-            <w:r>
-              <w:rPr>
-                <w:b/>
-                <w:bCs/>
-              </w:rPr>
-              <w:t>{</w:t>
-            </w:r>
-            <w:r>
-              <w:rPr>
-                <w:b/>
-                <w:bCs/>
-              </w:rPr>
-              <w:t>8</w:t>
-            </w:r>
-            <w:r>
-              <w:rPr>
-                <w:b/>
-                <w:bCs/>
-              </w:rPr>
-              <w:t>:R</w:t>
-            </w:r>
-            <w:r>
-              <w:rPr>
-                <w:b/>
-                <w:bCs/>
-              </w:rPr>
-              <w:t>B</w:t>
-            </w:r>
-            <w:r>
-              <w:rPr>
-                <w:b/>
-                <w:bCs/>
-              </w:rPr>
-              <w:t>}</w:t>
-            </w:r>
-            <w:r>
-              <w:rPr>
-                <w:u w:val="single"/>
-              </w:rPr>
-              <w:t>{8:RU}</w:t>
-            </w:r>
-            <w:bookmarkEnd w:id="50"/>
           </w:p>
         </w:tc>
         <w:tc>
@@ -4578,112 +3197,59 @@
                 <w:u w:val="none"/>
               </w:rPr>
             </w:pPr>
-            <w:bookmarkStart w:id="51" w:name="Blank_MP1_panel1_Copy_1_Copy_1_Copy_1_Co"/>
+            <w:bookmarkStart w:id="50" w:name="Blank_MP1_panel1_Copy_1_Copy_1_Copy_1_C5"/>
+            <w:bookmarkEnd w:id="50"/>
+            <w:r>
+              <w:rPr>
+                <w:b/>
+                <w:bCs/>
+                <w:u w:val="none"/>
+              </w:rPr>
+              <w:t>{8:LN}, {8:FN}</w:t>
+            </w:r>
+          </w:p>
+          <w:p>
+            <w:pPr>
+              <w:pStyle w:val="AveryStyle1"/>
+              <w:widowControl w:val="false"/>
+              <w:snapToGrid w:val="false"/>
+              <w:rPr>
+                <w:u w:val="none"/>
+              </w:rPr>
+            </w:pPr>
+            <w:r>
+              <w:rPr>
+                <w:b w:val="false"/>
+                <w:bCs w:val="false"/>
+                <w:u w:val="none"/>
+              </w:rPr>
+              <w:t xml:space="preserve">{8:P} - </w:t>
+            </w:r>
+            <w:bookmarkStart w:id="51" w:name="__DdeLink__373_3740892950_Copy_24"/>
+            <w:r>
+              <w:rPr>
+                <w:b/>
+                <w:bCs/>
+                <w:u w:val="none"/>
+              </w:rPr>
+              <w:t>{8:RB}</w:t>
+            </w:r>
+            <w:r>
+              <w:rPr>
+                <w:b w:val="false"/>
+                <w:bCs w:val="false"/>
+                <w:u w:val="single"/>
+              </w:rPr>
+              <w:t>{8:RU}</w:t>
+            </w:r>
             <w:bookmarkEnd w:id="51"/>
-            <w:r>
-              <w:rPr>
-                <w:b/>
-                <w:bCs/>
-                <w:u w:val="none"/>
-              </w:rPr>
-              <w:t>{8:LN}, {8:FN}</w:t>
-            </w:r>
-          </w:p>
-          <w:p>
-            <w:pPr>
-              <w:pStyle w:val="AveryStyle1"/>
-              <w:widowControl w:val="false"/>
-              <w:snapToGrid w:val="false"/>
-              <w:rPr>
-                <w:u w:val="none"/>
-              </w:rPr>
-            </w:pPr>
-            <w:r>
-              <w:rPr>
-                <w:b w:val="false"/>
-                <w:bCs w:val="false"/>
-                <w:u w:val="none"/>
-              </w:rPr>
-              <w:t xml:space="preserve">{8:P} - </w:t>
-            </w:r>
-            <w:bookmarkStart w:id="52" w:name="__DdeLink__373_3740892950_Copy_24"/>
-            <w:r>
-              <w:rPr>
-                <w:b/>
-                <w:bCs/>
-                <w:u w:val="none"/>
-              </w:rPr>
-              <w:t>{</w:t>
-            </w:r>
-            <w:r>
-              <w:rPr>
-                <w:b/>
-                <w:bCs/>
-                <w:u w:val="none"/>
-              </w:rPr>
-              <w:t>8</w:t>
-            </w:r>
-            <w:r>
-              <w:rPr>
-                <w:b/>
-                <w:bCs/>
-                <w:u w:val="none"/>
-              </w:rPr>
-              <w:t>:R</w:t>
-            </w:r>
-            <w:r>
-              <w:rPr>
-                <w:b/>
-                <w:bCs/>
-                <w:u w:val="none"/>
-              </w:rPr>
-              <w:t>B</w:t>
-            </w:r>
-            <w:r>
-              <w:rPr>
-                <w:b/>
-                <w:bCs/>
-                <w:u w:val="none"/>
-              </w:rPr>
-              <w:t>}</w:t>
-            </w:r>
-            <w:r>
-              <w:rPr>
-                <w:b w:val="false"/>
-                <w:bCs w:val="false"/>
-                <w:u w:val="single"/>
-              </w:rPr>
-              <w:t>{8:RU}</w:t>
-            </w:r>
-            <w:bookmarkEnd w:id="52"/>
-          </w:p>
-          <w:p>
-            <w:pPr>
-              <w:pStyle w:val="AveryStyle1"/>
-              <w:widowControl w:val="false"/>
-              <w:snapToGrid w:val="false"/>
-              <w:rPr>
-                <w:b w:val="false"/>
-                <w:bCs w:val="false"/>
-                <w:u w:val="none"/>
-              </w:rPr>
-            </w:pPr>
-            <w:r>
-              <w:rPr>
-                <w:b w:val="false"/>
-                <w:bCs w:val="false"/>
-                <w:u w:val="none"/>
-              </w:rPr>
-            </w:r>
-          </w:p>
-          <w:p>
-            <w:pPr>
-              <w:pStyle w:val="AveryStyle1"/>
-              <w:widowControl w:val="false"/>
-              <w:snapToGrid w:val="false"/>
-              <w:rPr>
-                <w:b w:val="false"/>
-                <w:bCs w:val="false"/>
+          </w:p>
+          <w:p>
+            <w:pPr>
+              <w:pStyle w:val="AveryStyle1"/>
+              <w:widowControl w:val="false"/>
+              <w:snapToGrid w:val="false"/>
+              <w:rPr>
                 <w:u w:val="none"/>
               </w:rPr>
             </w:pPr>
@@ -4702,75 +3268,63 @@
               <w:snapToGrid w:val="false"/>
               <w:spacing w:before="43" w:after="43"/>
               <w:rPr>
-                <w:u w:val="none"/>
-              </w:rPr>
-            </w:pPr>
-            <w:r>
-              <mc:AlternateContent>
-                <mc:Choice Requires="wps">
-                  <w:drawing>
-                    <wp:anchor behindDoc="0" distT="9525" distB="9525" distL="9525" distR="9525" simplePos="0" locked="0" layoutInCell="1" allowOverlap="1" relativeHeight="41">
-                      <wp:simplePos x="0" y="0"/>
-                      <wp:positionH relativeFrom="column">
-                        <wp:posOffset>-1905</wp:posOffset>
-                      </wp:positionH>
-                      <wp:positionV relativeFrom="paragraph">
-                        <wp:posOffset>1050290</wp:posOffset>
-                      </wp:positionV>
-                      <wp:extent cx="2210435" cy="0"/>
-                      <wp:effectExtent l="9525" t="9525" r="9525" b="9525"/>
-                      <wp:wrapNone/>
-                      <wp:docPr id="10" name="Horizontal line 10"/>
-                      <a:graphic xmlns:a="http://schemas.openxmlformats.org/drawingml/2006/main">
-                        <a:graphicData uri="http://schemas.microsoft.com/office/word/2010/wordprocessingShape">
-                          <wps:wsp>
-                            <wps:cNvSpPr/>
-                            <wps:spPr>
-                              <a:xfrm>
-                                <a:off x="0" y="0"/>
-                                <a:ext cx="2210400" cy="0"/>
-                              </a:xfrm>
-                              <a:prstGeom prst="line">
-                                <a:avLst/>
-                              </a:prstGeom>
-                              <a:ln w="18360">
-                                <a:solidFill>
-                                  <a:srgbClr val="000000"/>
-                                </a:solidFill>
-                                <a:round/>
-                              </a:ln>
-                            </wps:spPr>
-                            <wps:style>
-                              <a:lnRef idx="0"/>
-                              <a:fillRef idx="0"/>
-                              <a:effectRef idx="0"/>
-                              <a:fontRef idx="minor"/>
-                            </wps:style>
-                            <wps:bodyPr/>
-                          </wps:wsp>
-                        </a:graphicData>
-                      </a:graphic>
-                    </wp:anchor>
-                  </w:drawing>
-                </mc:Choice>
-                <mc:Fallback>
-                  <w:pict>
-                    <v:line id="shape_0" from="-0.15pt,82.7pt" to="173.85pt,82.7pt" ID="Horizontal line 10" stroked="t" o:allowincell="f" style="position:absolute">
-                      <v:stroke color="black" weight="18360" joinstyle="round" endcap="flat"/>
-                      <v:fill o:detectmouseclick="t" on="false"/>
-                      <w10:wrap type="none"/>
-                    </v:line>
-                  </w:pict>
-                </mc:Fallback>
-              </mc:AlternateContent>
-            </w:r>
-            <w:r>
-              <w:rPr>
-                <w:b w:val="false"/>
-                <w:bCs w:val="false"/>
-                <w:u w:val="none"/>
-              </w:rPr>
-              <w:t>X</w:t>
+                <w:b w:val="false"/>
+                <w:bCs w:val="false"/>
+                <w:u w:val="none"/>
+              </w:rPr>
+            </w:pPr>
+            <w:r>
+              <w:rPr>
+                <w:b w:val="false"/>
+                <w:bCs w:val="false"/>
+                <w:u w:val="none"/>
+              </w:rPr>
+              <w:drawing>
+                <wp:anchor distT="0" distB="0" distL="0" distR="0" simplePos="0" relativeHeight="40" behindDoc="0" locked="0" layoutInCell="0" allowOverlap="1">
+                  <wp:simplePos x="0" y="0"/>
+                  <wp:positionH relativeFrom="column">
+                    <wp:align>center</wp:align>
+                  </wp:positionH>
+                  <wp:positionV relativeFrom="paragraph">
+                    <wp:posOffset>635</wp:posOffset>
+                  </wp:positionV>
+                  <wp:extent cx="2208530" cy="352425"/>
+                  <wp:effectExtent l="0" t="0" r="0" b="0"/>
+                  <wp:wrapSquare wrapText="largest"/>
+                  <wp:docPr id="9" name="Image9"/>
+                  <wp:cNvGraphicFramePr>
+                    <a:graphicFrameLocks xmlns:a="http://schemas.openxmlformats.org/drawingml/2006/main" noChangeAspect="1"/>
+                  </wp:cNvGraphicFramePr>
+                  <a:graphic xmlns:a="http://schemas.openxmlformats.org/drawingml/2006/main">
+                    <a:graphicData uri="http://schemas.openxmlformats.org/drawingml/2006/picture">
+                      <pic:pic xmlns:pic="http://schemas.openxmlformats.org/drawingml/2006/picture">
+                        <pic:nvPicPr>
+                          <pic:cNvPr id="9" name="Image9"/>
+                          <pic:cNvPicPr>
+                            <a:picLocks noChangeAspect="1" noChangeArrowheads="1"/>
+                          </pic:cNvPicPr>
+                        </pic:nvPicPr>
+                        <pic:blipFill>
+                          <a:blip r:embed="rId10"/>
+                          <a:stretch>
+                            <a:fillRect/>
+                          </a:stretch>
+                        </pic:blipFill>
+                        <pic:spPr bwMode="auto">
+                          <a:xfrm>
+                            <a:off x="0" y="0"/>
+                            <a:ext cx="2208530" cy="352425"/>
+                          </a:xfrm>
+                          <a:prstGeom prst="rect">
+                            <a:avLst/>
+                          </a:prstGeom>
+                          <a:noFill/>
+                        </pic:spPr>
+                      </pic:pic>
+                    </a:graphicData>
+                  </a:graphic>
+                </wp:anchor>
+              </w:drawing>
             </w:r>
           </w:p>
         </w:tc>
@@ -4818,8 +3372,8 @@
                 <w:szCs w:val="48"/>
               </w:rPr>
             </w:pPr>
-            <w:bookmarkStart w:id="53" w:name="Blank_MP1_panel3_Copy_1_Copy_1_Copy_1_Co"/>
-            <w:bookmarkEnd w:id="53"/>
+            <w:bookmarkStart w:id="52" w:name="Blank_MP1_panel3_Copy_1_Copy_1_Copy_1_C4"/>
+            <w:bookmarkEnd w:id="52"/>
             <w:r>
               <w:rPr>
                 <w:b/>
@@ -4827,25 +3381,7 @@
                 <w:sz w:val="48"/>
                 <w:szCs w:val="48"/>
               </w:rPr>
-              <w:t>{8:</w:t>
-            </w:r>
-            <w:r>
-              <w:rPr>
-                <w:b/>
-                <w:bCs/>
-                <w:sz w:val="48"/>
-                <w:szCs w:val="48"/>
-              </w:rPr>
-              <w:t>F</w:t>
-            </w:r>
-            <w:r>
-              <w:rPr>
-                <w:b/>
-                <w:bCs/>
-                <w:sz w:val="48"/>
-                <w:szCs w:val="48"/>
-              </w:rPr>
-              <w:t>N}</w:t>
+              <w:t>{8:FN}</w:t>
             </w:r>
           </w:p>
           <w:p>
@@ -4866,25 +3402,7 @@
                 <w:sz w:val="40"/>
                 <w:szCs w:val="40"/>
               </w:rPr>
-              <w:t>{8:</w:t>
-            </w:r>
-            <w:r>
-              <w:rPr>
-                <w:b/>
-                <w:bCs/>
-                <w:sz w:val="40"/>
-                <w:szCs w:val="40"/>
-              </w:rPr>
-              <w:t>L</w:t>
-            </w:r>
-            <w:r>
-              <w:rPr>
-                <w:b/>
-                <w:bCs/>
-                <w:sz w:val="40"/>
-                <w:szCs w:val="40"/>
-              </w:rPr>
-              <w:t>N}</w:t>
+              <w:t>{8:LN}</w:t>
             </w:r>
           </w:p>
           <w:p>
@@ -4929,56 +3447,16 @@
               </w:rPr>
               <w:t xml:space="preserve"> - </w:t>
             </w:r>
-            <w:bookmarkStart w:id="54" w:name="__DdeLink__373_3740892950_Copy_25"/>
-            <w:r>
-              <w:rPr>
-                <w:b/>
-                <w:bCs/>
-                <w:sz w:val="16"/>
-                <w:szCs w:val="16"/>
-                <w:u w:val="none"/>
-              </w:rPr>
-              <w:t>{</w:t>
-            </w:r>
-            <w:r>
-              <w:rPr>
-                <w:b/>
-                <w:bCs/>
-                <w:sz w:val="16"/>
-                <w:szCs w:val="16"/>
-                <w:u w:val="none"/>
-              </w:rPr>
-              <w:t>8</w:t>
-            </w:r>
-            <w:r>
-              <w:rPr>
-                <w:b/>
-                <w:bCs/>
-                <w:sz w:val="16"/>
-                <w:szCs w:val="16"/>
-                <w:u w:val="none"/>
-              </w:rPr>
-              <w:t>:R</w:t>
-            </w:r>
-            <w:r>
-              <w:rPr>
-                <w:b/>
-                <w:bCs/>
-                <w:sz w:val="16"/>
-                <w:szCs w:val="16"/>
-                <w:u w:val="none"/>
-              </w:rPr>
-              <w:t>B</w:t>
-            </w:r>
-            <w:r>
-              <w:rPr>
-                <w:b/>
-                <w:bCs/>
-                <w:sz w:val="16"/>
-                <w:szCs w:val="16"/>
-                <w:u w:val="none"/>
-              </w:rPr>
-              <w:t>}</w:t>
+            <w:bookmarkStart w:id="53" w:name="__DdeLink__373_3740892950_Copy_25"/>
+            <w:r>
+              <w:rPr>
+                <w:b/>
+                <w:bCs/>
+                <w:sz w:val="16"/>
+                <w:szCs w:val="16"/>
+                <w:u w:val="none"/>
+              </w:rPr>
+              <w:t>{8:RB}</w:t>
             </w:r>
             <w:r>
               <w:rPr>
@@ -4990,7 +3468,7 @@
               </w:rPr>
               <w:t>{8:RU}</w:t>
             </w:r>
-            <w:bookmarkEnd w:id="54"/>
+            <w:bookmarkEnd w:id="53"/>
           </w:p>
         </w:tc>
       </w:tr>
@@ -5012,80 +3490,52 @@
               <w:spacing w:before="43" w:after="43"/>
               <w:rPr/>
             </w:pPr>
-            <w:bookmarkStart w:id="55" w:name="Blank_MP1_panel1_Copy_2_Copy_1_Copy_1_Co"/>
+            <w:bookmarkStart w:id="54" w:name="Blank_MP1_panel1_Copy_2_Copy_1_Copy_1_C5"/>
+            <w:bookmarkEnd w:id="54"/>
+            <w:r>
+              <w:rPr/>
+              <w:t>{9:LN}, {9:FN}</w:t>
+            </w:r>
+          </w:p>
+          <w:p>
+            <w:pPr>
+              <w:pStyle w:val="AveryStyle1"/>
+              <w:widowControl w:val="false"/>
+              <w:snapToGrid w:val="false"/>
+              <w:rPr/>
+            </w:pPr>
+            <w:r>
+              <w:rPr/>
+              <w:t>{9:A} - {9:PN}</w:t>
+            </w:r>
+          </w:p>
+          <w:p>
+            <w:pPr>
+              <w:pStyle w:val="AveryStyle1"/>
+              <w:widowControl w:val="false"/>
+              <w:snapToGrid w:val="false"/>
+              <w:spacing w:before="43" w:after="43"/>
+              <w:rPr/>
+            </w:pPr>
+            <w:r>
+              <w:rPr/>
+              <w:t xml:space="preserve">{9:P} - </w:t>
+            </w:r>
+            <w:bookmarkStart w:id="55" w:name="__DdeLink__373_3740892950_Copy_28"/>
+            <w:r>
+              <w:rPr>
+                <w:b/>
+                <w:bCs/>
+              </w:rPr>
+              <w:t>{9:RB}</w:t>
+            </w:r>
+            <w:r>
+              <w:rPr>
+                <w:u w:val="single"/>
+              </w:rPr>
+              <w:t>{9:RU}</w:t>
+            </w:r>
             <w:bookmarkEnd w:id="55"/>
-            <w:r>
-              <w:rPr/>
-              <w:t>{9:LN}, {9:FN}</w:t>
-            </w:r>
-          </w:p>
-          <w:p>
-            <w:pPr>
-              <w:pStyle w:val="AveryStyle1"/>
-              <w:widowControl w:val="false"/>
-              <w:snapToGrid w:val="false"/>
-              <w:rPr/>
-            </w:pPr>
-            <w:r>
-              <w:rPr/>
-              <w:t>{9:A} - {9:PN}</w:t>
-            </w:r>
-          </w:p>
-          <w:p>
-            <w:pPr>
-              <w:pStyle w:val="AveryStyle1"/>
-              <w:widowControl w:val="false"/>
-              <w:snapToGrid w:val="false"/>
-              <w:spacing w:before="43" w:after="43"/>
-              <w:rPr/>
-            </w:pPr>
-            <w:r>
-              <w:rPr/>
-              <w:t xml:space="preserve">{9:P} - </w:t>
-            </w:r>
-            <w:bookmarkStart w:id="56" w:name="__DdeLink__373_3740892950_Copy_28"/>
-            <w:r>
-              <w:rPr>
-                <w:b/>
-                <w:bCs/>
-              </w:rPr>
-              <w:t>{</w:t>
-            </w:r>
-            <w:r>
-              <w:rPr>
-                <w:b/>
-                <w:bCs/>
-              </w:rPr>
-              <w:t>9</w:t>
-            </w:r>
-            <w:r>
-              <w:rPr>
-                <w:b/>
-                <w:bCs/>
-              </w:rPr>
-              <w:t>:R</w:t>
-            </w:r>
-            <w:r>
-              <w:rPr>
-                <w:b/>
-                <w:bCs/>
-              </w:rPr>
-              <w:t>B</w:t>
-            </w:r>
-            <w:r>
-              <w:rPr>
-                <w:b/>
-                <w:bCs/>
-              </w:rPr>
-              <w:t>}</w:t>
-            </w:r>
-            <w:r>
-              <w:rPr>
-                <w:u w:val="single"/>
-              </w:rPr>
-              <w:t>{9:RU}</w:t>
-            </w:r>
-            <w:bookmarkEnd w:id="56"/>
           </w:p>
         </w:tc>
         <w:tc>
@@ -5129,112 +3579,59 @@
                 <w:u w:val="none"/>
               </w:rPr>
             </w:pPr>
-            <w:bookmarkStart w:id="57" w:name="Blank_MP1_panel1_Copy_1_Copy_1_Copy_1_Co"/>
+            <w:bookmarkStart w:id="56" w:name="Blank_MP1_panel1_Copy_1_Copy_1_Copy_1_C6"/>
+            <w:bookmarkEnd w:id="56"/>
+            <w:r>
+              <w:rPr>
+                <w:b/>
+                <w:bCs/>
+                <w:u w:val="none"/>
+              </w:rPr>
+              <w:t>{9:LN}, {9:FN}</w:t>
+            </w:r>
+          </w:p>
+          <w:p>
+            <w:pPr>
+              <w:pStyle w:val="AveryStyle1"/>
+              <w:widowControl w:val="false"/>
+              <w:snapToGrid w:val="false"/>
+              <w:rPr>
+                <w:u w:val="none"/>
+              </w:rPr>
+            </w:pPr>
+            <w:r>
+              <w:rPr>
+                <w:b w:val="false"/>
+                <w:bCs w:val="false"/>
+                <w:u w:val="none"/>
+              </w:rPr>
+              <w:t xml:space="preserve">{9:P} - </w:t>
+            </w:r>
+            <w:bookmarkStart w:id="57" w:name="__DdeLink__373_3740892950_Copy_27"/>
+            <w:r>
+              <w:rPr>
+                <w:b/>
+                <w:bCs/>
+                <w:u w:val="none"/>
+              </w:rPr>
+              <w:t>{9:RB}</w:t>
+            </w:r>
+            <w:r>
+              <w:rPr>
+                <w:b w:val="false"/>
+                <w:bCs w:val="false"/>
+                <w:u w:val="single"/>
+              </w:rPr>
+              <w:t>{9:RU}</w:t>
+            </w:r>
             <w:bookmarkEnd w:id="57"/>
-            <w:r>
-              <w:rPr>
-                <w:b/>
-                <w:bCs/>
-                <w:u w:val="none"/>
-              </w:rPr>
-              <w:t>{9:LN}, {9:FN}</w:t>
-            </w:r>
-          </w:p>
-          <w:p>
-            <w:pPr>
-              <w:pStyle w:val="AveryStyle1"/>
-              <w:widowControl w:val="false"/>
-              <w:snapToGrid w:val="false"/>
-              <w:rPr>
-                <w:u w:val="none"/>
-              </w:rPr>
-            </w:pPr>
-            <w:r>
-              <w:rPr>
-                <w:b w:val="false"/>
-                <w:bCs w:val="false"/>
-                <w:u w:val="none"/>
-              </w:rPr>
-              <w:t xml:space="preserve">{9:P} - </w:t>
-            </w:r>
-            <w:bookmarkStart w:id="58" w:name="__DdeLink__373_3740892950_Copy_27"/>
-            <w:r>
-              <w:rPr>
-                <w:b/>
-                <w:bCs/>
-                <w:u w:val="none"/>
-              </w:rPr>
-              <w:t>{</w:t>
-            </w:r>
-            <w:r>
-              <w:rPr>
-                <w:b/>
-                <w:bCs/>
-                <w:u w:val="none"/>
-              </w:rPr>
-              <w:t>9</w:t>
-            </w:r>
-            <w:r>
-              <w:rPr>
-                <w:b/>
-                <w:bCs/>
-                <w:u w:val="none"/>
-              </w:rPr>
-              <w:t>:R</w:t>
-            </w:r>
-            <w:r>
-              <w:rPr>
-                <w:b/>
-                <w:bCs/>
-                <w:u w:val="none"/>
-              </w:rPr>
-              <w:t>B</w:t>
-            </w:r>
-            <w:r>
-              <w:rPr>
-                <w:b/>
-                <w:bCs/>
-                <w:u w:val="none"/>
-              </w:rPr>
-              <w:t>}</w:t>
-            </w:r>
-            <w:r>
-              <w:rPr>
-                <w:b w:val="false"/>
-                <w:bCs w:val="false"/>
-                <w:u w:val="single"/>
-              </w:rPr>
-              <w:t>{9:RU}</w:t>
-            </w:r>
-            <w:bookmarkEnd w:id="58"/>
-          </w:p>
-          <w:p>
-            <w:pPr>
-              <w:pStyle w:val="AveryStyle1"/>
-              <w:widowControl w:val="false"/>
-              <w:snapToGrid w:val="false"/>
-              <w:rPr>
-                <w:b w:val="false"/>
-                <w:bCs w:val="false"/>
-                <w:u w:val="none"/>
-              </w:rPr>
-            </w:pPr>
-            <w:r>
-              <w:rPr>
-                <w:b w:val="false"/>
-                <w:bCs w:val="false"/>
-                <w:u w:val="none"/>
-              </w:rPr>
-            </w:r>
-          </w:p>
-          <w:p>
-            <w:pPr>
-              <w:pStyle w:val="AveryStyle1"/>
-              <w:widowControl w:val="false"/>
-              <w:snapToGrid w:val="false"/>
-              <w:rPr>
-                <w:b w:val="false"/>
-                <w:bCs w:val="false"/>
+          </w:p>
+          <w:p>
+            <w:pPr>
+              <w:pStyle w:val="AveryStyle1"/>
+              <w:widowControl w:val="false"/>
+              <w:snapToGrid w:val="false"/>
+              <w:rPr>
                 <w:u w:val="none"/>
               </w:rPr>
             </w:pPr>
@@ -5253,16 +3650,63 @@
               <w:snapToGrid w:val="false"/>
               <w:spacing w:before="43" w:after="43"/>
               <w:rPr>
-                <w:u w:val="none"/>
-              </w:rPr>
-            </w:pPr>
-            <w:r>
-              <w:rPr>
-                <w:b w:val="false"/>
-                <w:bCs w:val="false"/>
-                <w:u w:val="none"/>
-              </w:rPr>
-              <w:t>X</w:t>
+                <w:b w:val="false"/>
+                <w:bCs w:val="false"/>
+                <w:u w:val="none"/>
+              </w:rPr>
+            </w:pPr>
+            <w:r>
+              <w:rPr>
+                <w:b w:val="false"/>
+                <w:bCs w:val="false"/>
+                <w:u w:val="none"/>
+              </w:rPr>
+              <w:drawing>
+                <wp:anchor distT="0" distB="0" distL="0" distR="0" simplePos="0" relativeHeight="41" behindDoc="0" locked="0" layoutInCell="0" allowOverlap="1">
+                  <wp:simplePos x="0" y="0"/>
+                  <wp:positionH relativeFrom="column">
+                    <wp:align>center</wp:align>
+                  </wp:positionH>
+                  <wp:positionV relativeFrom="paragraph">
+                    <wp:posOffset>635</wp:posOffset>
+                  </wp:positionV>
+                  <wp:extent cx="2208530" cy="352425"/>
+                  <wp:effectExtent l="0" t="0" r="0" b="0"/>
+                  <wp:wrapSquare wrapText="largest"/>
+                  <wp:docPr id="10" name="Image10"/>
+                  <wp:cNvGraphicFramePr>
+                    <a:graphicFrameLocks xmlns:a="http://schemas.openxmlformats.org/drawingml/2006/main" noChangeAspect="1"/>
+                  </wp:cNvGraphicFramePr>
+                  <a:graphic xmlns:a="http://schemas.openxmlformats.org/drawingml/2006/main">
+                    <a:graphicData uri="http://schemas.openxmlformats.org/drawingml/2006/picture">
+                      <pic:pic xmlns:pic="http://schemas.openxmlformats.org/drawingml/2006/picture">
+                        <pic:nvPicPr>
+                          <pic:cNvPr id="10" name="Image10"/>
+                          <pic:cNvPicPr>
+                            <a:picLocks noChangeAspect="1" noChangeArrowheads="1"/>
+                          </pic:cNvPicPr>
+                        </pic:nvPicPr>
+                        <pic:blipFill>
+                          <a:blip r:embed="rId11"/>
+                          <a:stretch>
+                            <a:fillRect/>
+                          </a:stretch>
+                        </pic:blipFill>
+                        <pic:spPr bwMode="auto">
+                          <a:xfrm>
+                            <a:off x="0" y="0"/>
+                            <a:ext cx="2208530" cy="352425"/>
+                          </a:xfrm>
+                          <a:prstGeom prst="rect">
+                            <a:avLst/>
+                          </a:prstGeom>
+                          <a:noFill/>
+                        </pic:spPr>
+                      </pic:pic>
+                    </a:graphicData>
+                  </a:graphic>
+                </wp:anchor>
+              </w:drawing>
             </w:r>
           </w:p>
         </w:tc>
@@ -5310,8 +3754,8 @@
                 <w:szCs w:val="48"/>
               </w:rPr>
             </w:pPr>
-            <w:bookmarkStart w:id="59" w:name="Blank_MP1_panel3_Copy_1_Copy_1_Copy_1_Co"/>
-            <w:bookmarkEnd w:id="59"/>
+            <w:bookmarkStart w:id="58" w:name="Blank_MP1_panel3_Copy_1_Copy_1_Copy_1_C5"/>
+            <w:bookmarkEnd w:id="58"/>
             <w:r>
               <w:rPr>
                 <w:b/>
@@ -5319,25 +3763,7 @@
                 <w:sz w:val="48"/>
                 <w:szCs w:val="48"/>
               </w:rPr>
-              <w:t>{9:</w:t>
-            </w:r>
-            <w:r>
-              <w:rPr>
-                <w:b/>
-                <w:bCs/>
-                <w:sz w:val="48"/>
-                <w:szCs w:val="48"/>
-              </w:rPr>
-              <w:t>F</w:t>
-            </w:r>
-            <w:r>
-              <w:rPr>
-                <w:b/>
-                <w:bCs/>
-                <w:sz w:val="48"/>
-                <w:szCs w:val="48"/>
-              </w:rPr>
-              <w:t>N}</w:t>
+              <w:t>{9:FN}</w:t>
             </w:r>
           </w:p>
           <w:p>
@@ -5358,25 +3784,7 @@
                 <w:sz w:val="40"/>
                 <w:szCs w:val="40"/>
               </w:rPr>
-              <w:t>{9:</w:t>
-            </w:r>
-            <w:r>
-              <w:rPr>
-                <w:b/>
-                <w:bCs/>
-                <w:sz w:val="40"/>
-                <w:szCs w:val="40"/>
-              </w:rPr>
-              <w:t>L</w:t>
-            </w:r>
-            <w:r>
-              <w:rPr>
-                <w:b/>
-                <w:bCs/>
-                <w:sz w:val="40"/>
-                <w:szCs w:val="40"/>
-              </w:rPr>
-              <w:t>N}</w:t>
+              <w:t>{9:LN}</w:t>
             </w:r>
           </w:p>
           <w:p>
@@ -5421,51 +3829,15 @@
               </w:rPr>
               <w:t xml:space="preserve"> - </w:t>
             </w:r>
-            <w:bookmarkStart w:id="60" w:name="__DdeLink__373_3740892950_Copy_26"/>
-            <w:r>
-              <w:rPr>
-                <w:b/>
-                <w:bCs/>
-                <w:sz w:val="16"/>
-                <w:szCs w:val="16"/>
-              </w:rPr>
-              <w:t>{</w:t>
-            </w:r>
-            <w:r>
-              <w:rPr>
-                <w:b/>
-                <w:bCs/>
-                <w:sz w:val="16"/>
-                <w:szCs w:val="16"/>
-              </w:rPr>
-              <w:t>9</w:t>
-            </w:r>
-            <w:r>
-              <w:rPr>
-                <w:b/>
-                <w:bCs/>
-                <w:sz w:val="16"/>
-                <w:szCs w:val="16"/>
-              </w:rPr>
-              <w:t>:R</w:t>
-            </w:r>
-            <w:r>
-              <w:rPr>
-                <w:b/>
-                <w:bCs/>
-                <w:sz w:val="16"/>
-                <w:szCs w:val="16"/>
-              </w:rPr>
-              <w:t>B</w:t>
-            </w:r>
-            <w:r>
-              <w:rPr>
-                <w:b/>
-                <w:bCs/>
-                <w:sz w:val="16"/>
-                <w:szCs w:val="16"/>
-              </w:rPr>
-              <w:t>}</w:t>
+            <w:bookmarkStart w:id="59" w:name="__DdeLink__373_3740892950_Copy_26"/>
+            <w:r>
+              <w:rPr>
+                <w:b/>
+                <w:bCs/>
+                <w:sz w:val="16"/>
+                <w:szCs w:val="16"/>
+              </w:rPr>
+              <w:t>{9:RB}</w:t>
             </w:r>
             <w:r>
               <w:rPr>
@@ -5477,7 +3849,7 @@
               </w:rPr>
               <w:t>{9:RU}</w:t>
             </w:r>
-            <w:bookmarkEnd w:id="60"/>
+            <w:bookmarkEnd w:id="59"/>
           </w:p>
         </w:tc>
       </w:tr>
@@ -5493,7 +3865,7 @@
         <mc:AlternateContent>
           <mc:Choice Requires="wps">
             <w:drawing>
-              <wp:anchor behindDoc="0" distT="1905" distB="2540" distL="2540" distR="1905" simplePos="0" locked="0" layoutInCell="0" allowOverlap="1" relativeHeight="2">
+              <wp:anchor distT="1905" distB="2540" distL="2540" distR="1905" simplePos="0" relativeHeight="2" behindDoc="0" locked="0" layoutInCell="0" allowOverlap="1">
                 <wp:simplePos x="0" y="0"/>
                 <wp:positionH relativeFrom="page">
                   <wp:posOffset>172085</wp:posOffset>
@@ -5522,7 +3894,7 @@
                         <a:noFill/>
                         <a:ln w="3240">
                           <a:solidFill>
-                            <a:srgbClr val="bfbfbf"/>
+                            <a:srgbClr val="BFBFBF"/>
                           </a:solidFill>
                           <a:miter/>
                         </a:ln>
@@ -5541,13 +3913,19 @@
             </w:drawing>
           </mc:Choice>
           <mc:Fallback>
-            <w:pict/>
+            <w:pict>
+              <v:roundrect id="shape_0" stroked="t" o:allowincell="f" style="position:absolute;margin-left:13.55pt;margin-top:36.1pt;width:189.3pt;height:71.95pt;mso-wrap-style:none;v-text-anchor:middle;mso-position-horizontal-relative:page;mso-position-vertical-relative:page">
+                <v:fill o:detectmouseclick="t" on="false"/>
+                <v:stroke color="#bfbfbf" weight="3240" joinstyle="miter" endcap="flat"/>
+                <w10:wrap type="none"/>
+              </v:roundrect>
+            </w:pict>
           </mc:Fallback>
         </mc:AlternateContent>
         <mc:AlternateContent>
           <mc:Choice Requires="wps">
             <w:drawing>
-              <wp:anchor behindDoc="0" distT="1905" distB="2540" distL="2540" distR="1905" simplePos="0" locked="0" layoutInCell="0" allowOverlap="1" relativeHeight="3">
+              <wp:anchor distT="1905" distB="2540" distL="2540" distR="1905" simplePos="0" relativeHeight="3" behindDoc="0" locked="0" layoutInCell="0" allowOverlap="1">
                 <wp:simplePos x="0" y="0"/>
                 <wp:positionH relativeFrom="page">
                   <wp:posOffset>2686685</wp:posOffset>
@@ -5576,7 +3954,7 @@
                         <a:noFill/>
                         <a:ln w="3240">
                           <a:solidFill>
-                            <a:srgbClr val="bfbfbf"/>
+                            <a:srgbClr val="BFBFBF"/>
                           </a:solidFill>
                           <a:miter/>
                         </a:ln>
@@ -5595,13 +3973,19 @@
             </w:drawing>
           </mc:Choice>
           <mc:Fallback>
-            <w:pict/>
+            <w:pict>
+              <v:roundrect id="shape_0" stroked="t" o:allowincell="f" style="position:absolute;margin-left:211.55pt;margin-top:36.1pt;width:189.3pt;height:71.95pt;mso-wrap-style:none;v-text-anchor:middle;mso-position-horizontal-relative:page;mso-position-vertical-relative:page">
+                <v:fill o:detectmouseclick="t" on="false"/>
+                <v:stroke color="#bfbfbf" weight="3240" joinstyle="miter" endcap="flat"/>
+                <w10:wrap type="none"/>
+              </v:roundrect>
+            </w:pict>
           </mc:Fallback>
         </mc:AlternateContent>
         <mc:AlternateContent>
           <mc:Choice Requires="wps">
             <w:drawing>
-              <wp:anchor behindDoc="0" distT="1905" distB="2540" distL="2540" distR="1905" simplePos="0" locked="0" layoutInCell="0" allowOverlap="1" relativeHeight="4">
+              <wp:anchor distT="1905" distB="2540" distL="2540" distR="1905" simplePos="0" relativeHeight="4" behindDoc="0" locked="0" layoutInCell="0" allowOverlap="1">
                 <wp:simplePos x="0" y="0"/>
                 <wp:positionH relativeFrom="page">
                   <wp:posOffset>5201285</wp:posOffset>
@@ -5630,7 +4014,7 @@
                         <a:noFill/>
                         <a:ln w="3240">
                           <a:solidFill>
-                            <a:srgbClr val="bfbfbf"/>
+                            <a:srgbClr val="BFBFBF"/>
                           </a:solidFill>
                           <a:miter/>
                         </a:ln>
@@ -5649,13 +4033,19 @@
             </w:drawing>
           </mc:Choice>
           <mc:Fallback>
-            <w:pict/>
+            <w:pict>
+              <v:roundrect id="shape_0" stroked="t" o:allowincell="f" style="position:absolute;margin-left:409.55pt;margin-top:36.1pt;width:189.3pt;height:71.95pt;mso-wrap-style:none;v-text-anchor:middle;mso-position-horizontal-relative:page;mso-position-vertical-relative:page">
+                <v:fill o:detectmouseclick="t" on="false"/>
+                <v:stroke color="#bfbfbf" weight="3240" joinstyle="miter" endcap="flat"/>
+                <w10:wrap type="none"/>
+              </v:roundrect>
+            </w:pict>
           </mc:Fallback>
         </mc:AlternateContent>
         <mc:AlternateContent>
           <mc:Choice Requires="wps">
             <w:drawing>
-              <wp:anchor behindDoc="0" distT="1905" distB="2540" distL="2540" distR="1905" simplePos="0" locked="0" layoutInCell="0" allowOverlap="1" relativeHeight="5">
+              <wp:anchor distT="1905" distB="2540" distL="2540" distR="1905" simplePos="0" relativeHeight="5" behindDoc="0" locked="0" layoutInCell="0" allowOverlap="1">
                 <wp:simplePos x="0" y="0"/>
                 <wp:positionH relativeFrom="page">
                   <wp:posOffset>172085</wp:posOffset>
@@ -5684,7 +4074,7 @@
                         <a:noFill/>
                         <a:ln w="3240">
                           <a:solidFill>
-                            <a:srgbClr val="bfbfbf"/>
+                            <a:srgbClr val="BFBFBF"/>
                           </a:solidFill>
                           <a:miter/>
                         </a:ln>
@@ -5703,13 +4093,19 @@
             </w:drawing>
           </mc:Choice>
           <mc:Fallback>
-            <w:pict/>
+            <w:pict>
+              <v:roundrect id="shape_0" stroked="t" o:allowincell="f" style="position:absolute;margin-left:13.55pt;margin-top:108.1pt;width:189.3pt;height:71.95pt;mso-wrap-style:none;v-text-anchor:middle;mso-position-horizontal-relative:page;mso-position-vertical-relative:page">
+                <v:fill o:detectmouseclick="t" on="false"/>
+                <v:stroke color="#bfbfbf" weight="3240" joinstyle="miter" endcap="flat"/>
+                <w10:wrap type="none"/>
+              </v:roundrect>
+            </w:pict>
           </mc:Fallback>
         </mc:AlternateContent>
         <mc:AlternateContent>
           <mc:Choice Requires="wps">
             <w:drawing>
-              <wp:anchor behindDoc="0" distT="1905" distB="2540" distL="2540" distR="1905" simplePos="0" locked="0" layoutInCell="0" allowOverlap="1" relativeHeight="6">
+              <wp:anchor distT="1905" distB="2540" distL="2540" distR="1905" simplePos="0" relativeHeight="6" behindDoc="0" locked="0" layoutInCell="0" allowOverlap="1">
                 <wp:simplePos x="0" y="0"/>
                 <wp:positionH relativeFrom="page">
                   <wp:posOffset>2686685</wp:posOffset>
@@ -5738,7 +4134,7 @@
                         <a:noFill/>
                         <a:ln w="3240">
                           <a:solidFill>
-                            <a:srgbClr val="bfbfbf"/>
+                            <a:srgbClr val="BFBFBF"/>
                           </a:solidFill>
                           <a:miter/>
                         </a:ln>
@@ -5757,13 +4153,19 @@
             </w:drawing>
           </mc:Choice>
           <mc:Fallback>
-            <w:pict/>
+            <w:pict>
+              <v:roundrect id="shape_0" stroked="t" o:allowincell="f" style="position:absolute;margin-left:211.55pt;margin-top:108.1pt;width:189.3pt;height:71.95pt;mso-wrap-style:none;v-text-anchor:middle;mso-position-horizontal-relative:page;mso-position-vertical-relative:page">
+                <v:fill o:detectmouseclick="t" on="false"/>
+                <v:stroke color="#bfbfbf" weight="3240" joinstyle="miter" endcap="flat"/>
+                <w10:wrap type="none"/>
+              </v:roundrect>
+            </w:pict>
           </mc:Fallback>
         </mc:AlternateContent>
         <mc:AlternateContent>
           <mc:Choice Requires="wps">
             <w:drawing>
-              <wp:anchor behindDoc="0" distT="1905" distB="2540" distL="2540" distR="1905" simplePos="0" locked="0" layoutInCell="0" allowOverlap="1" relativeHeight="7">
+              <wp:anchor distT="1905" distB="2540" distL="2540" distR="1905" simplePos="0" relativeHeight="7" behindDoc="0" locked="0" layoutInCell="0" allowOverlap="1">
                 <wp:simplePos x="0" y="0"/>
                 <wp:positionH relativeFrom="page">
                   <wp:posOffset>5201285</wp:posOffset>
@@ -5792,7 +4194,7 @@
                         <a:noFill/>
                         <a:ln w="3240">
                           <a:solidFill>
-                            <a:srgbClr val="bfbfbf"/>
+                            <a:srgbClr val="BFBFBF"/>
                           </a:solidFill>
                           <a:miter/>
                         </a:ln>
@@ -5811,13 +4213,19 @@
             </w:drawing>
           </mc:Choice>
           <mc:Fallback>
-            <w:pict/>
+            <w:pict>
+              <v:roundrect id="shape_0" stroked="t" o:allowincell="f" style="position:absolute;margin-left:409.55pt;margin-top:108.1pt;width:189.3pt;height:71.95pt;mso-wrap-style:none;v-text-anchor:middle;mso-position-horizontal-relative:page;mso-position-vertical-relative:page">
+                <v:fill o:detectmouseclick="t" on="false"/>
+                <v:stroke color="#bfbfbf" weight="3240" joinstyle="miter" endcap="flat"/>
+                <w10:wrap type="none"/>
+              </v:roundrect>
+            </w:pict>
           </mc:Fallback>
         </mc:AlternateContent>
         <mc:AlternateContent>
           <mc:Choice Requires="wps">
             <w:drawing>
-              <wp:anchor behindDoc="0" distT="1905" distB="2540" distL="2540" distR="1905" simplePos="0" locked="0" layoutInCell="0" allowOverlap="1" relativeHeight="8">
+              <wp:anchor distT="1905" distB="2540" distL="2540" distR="1905" simplePos="0" relativeHeight="8" behindDoc="0" locked="0" layoutInCell="0" allowOverlap="1">
                 <wp:simplePos x="0" y="0"/>
                 <wp:positionH relativeFrom="page">
                   <wp:posOffset>172085</wp:posOffset>
@@ -5846,7 +4254,7 @@
                         <a:noFill/>
                         <a:ln w="3240">
                           <a:solidFill>
-                            <a:srgbClr val="bfbfbf"/>
+                            <a:srgbClr val="BFBFBF"/>
                           </a:solidFill>
                           <a:miter/>
                         </a:ln>
@@ -5865,13 +4273,19 @@
             </w:drawing>
           </mc:Choice>
           <mc:Fallback>
-            <w:pict/>
+            <w:pict>
+              <v:roundrect id="shape_0" stroked="t" o:allowincell="f" style="position:absolute;margin-left:13.55pt;margin-top:180.1pt;width:189.3pt;height:71.95pt;mso-wrap-style:none;v-text-anchor:middle;mso-position-horizontal-relative:page;mso-position-vertical-relative:page">
+                <v:fill o:detectmouseclick="t" on="false"/>
+                <v:stroke color="#bfbfbf" weight="3240" joinstyle="miter" endcap="flat"/>
+                <w10:wrap type="none"/>
+              </v:roundrect>
+            </w:pict>
           </mc:Fallback>
         </mc:AlternateContent>
         <mc:AlternateContent>
           <mc:Choice Requires="wps">
             <w:drawing>
-              <wp:anchor behindDoc="0" distT="1905" distB="2540" distL="2540" distR="1905" simplePos="0" locked="0" layoutInCell="0" allowOverlap="1" relativeHeight="9">
+              <wp:anchor distT="1905" distB="2540" distL="2540" distR="1905" simplePos="0" relativeHeight="9" behindDoc="0" locked="0" layoutInCell="0" allowOverlap="1">
                 <wp:simplePos x="0" y="0"/>
                 <wp:positionH relativeFrom="page">
                   <wp:posOffset>2686685</wp:posOffset>
@@ -5900,7 +4314,7 @@
                         <a:noFill/>
                         <a:ln w="3240">
                           <a:solidFill>
-                            <a:srgbClr val="bfbfbf"/>
+                            <a:srgbClr val="BFBFBF"/>
                           </a:solidFill>
                           <a:miter/>
                         </a:ln>
@@ -5919,13 +4333,19 @@
             </w:drawing>
           </mc:Choice>
           <mc:Fallback>
-            <w:pict/>
+            <w:pict>
+              <v:roundrect id="shape_0" stroked="t" o:allowincell="f" style="position:absolute;margin-left:211.55pt;margin-top:180.1pt;width:189.3pt;height:71.95pt;mso-wrap-style:none;v-text-anchor:middle;mso-position-horizontal-relative:page;mso-position-vertical-relative:page">
+                <v:fill o:detectmouseclick="t" on="false"/>
+                <v:stroke color="#bfbfbf" weight="3240" joinstyle="miter" endcap="flat"/>
+                <w10:wrap type="none"/>
+              </v:roundrect>
+            </w:pict>
           </mc:Fallback>
         </mc:AlternateContent>
         <mc:AlternateContent>
           <mc:Choice Requires="wps">
             <w:drawing>
-              <wp:anchor behindDoc="0" distT="1905" distB="2540" distL="2540" distR="1905" simplePos="0" locked="0" layoutInCell="0" allowOverlap="1" relativeHeight="10">
+              <wp:anchor distT="1905" distB="2540" distL="2540" distR="1905" simplePos="0" relativeHeight="10" behindDoc="0" locked="0" layoutInCell="0" allowOverlap="1">
                 <wp:simplePos x="0" y="0"/>
                 <wp:positionH relativeFrom="page">
                   <wp:posOffset>5201285</wp:posOffset>
@@ -5954,7 +4374,7 @@
                         <a:noFill/>
                         <a:ln w="3240">
                           <a:solidFill>
-                            <a:srgbClr val="bfbfbf"/>
+                            <a:srgbClr val="BFBFBF"/>
                           </a:solidFill>
                           <a:miter/>
                         </a:ln>
@@ -5973,13 +4393,19 @@
             </w:drawing>
           </mc:Choice>
           <mc:Fallback>
-            <w:pict/>
+            <w:pict>
+              <v:roundrect id="shape_0" stroked="t" o:allowincell="f" style="position:absolute;margin-left:409.55pt;margin-top:180.1pt;width:189.3pt;height:71.95pt;mso-wrap-style:none;v-text-anchor:middle;mso-position-horizontal-relative:page;mso-position-vertical-relative:page">
+                <v:fill o:detectmouseclick="t" on="false"/>
+                <v:stroke color="#bfbfbf" weight="3240" joinstyle="miter" endcap="flat"/>
+                <w10:wrap type="none"/>
+              </v:roundrect>
+            </w:pict>
           </mc:Fallback>
         </mc:AlternateContent>
         <mc:AlternateContent>
           <mc:Choice Requires="wps">
             <w:drawing>
-              <wp:anchor behindDoc="0" distT="1905" distB="2540" distL="2540" distR="1905" simplePos="0" locked="0" layoutInCell="0" allowOverlap="1" relativeHeight="11">
+              <wp:anchor distT="1905" distB="2540" distL="2540" distR="1905" simplePos="0" relativeHeight="11" behindDoc="0" locked="0" layoutInCell="0" allowOverlap="1">
                 <wp:simplePos x="0" y="0"/>
                 <wp:positionH relativeFrom="page">
                   <wp:posOffset>172085</wp:posOffset>
@@ -6008,7 +4434,7 @@
                         <a:noFill/>
                         <a:ln w="3240">
                           <a:solidFill>
-                            <a:srgbClr val="bfbfbf"/>
+                            <a:srgbClr val="BFBFBF"/>
                           </a:solidFill>
                           <a:miter/>
                         </a:ln>
@@ -6027,13 +4453,19 @@
             </w:drawing>
           </mc:Choice>
           <mc:Fallback>
-            <w:pict/>
+            <w:pict>
+              <v:roundrect id="shape_0" stroked="t" o:allowincell="f" style="position:absolute;margin-left:13.55pt;margin-top:252.1pt;width:189.3pt;height:71.95pt;mso-wrap-style:none;v-text-anchor:middle;mso-position-horizontal-relative:page;mso-position-vertical-relative:page">
+                <v:fill o:detectmouseclick="t" on="false"/>
+                <v:stroke color="#bfbfbf" weight="3240" joinstyle="miter" endcap="flat"/>
+                <w10:wrap type="none"/>
+              </v:roundrect>
+            </w:pict>
           </mc:Fallback>
         </mc:AlternateContent>
         <mc:AlternateContent>
           <mc:Choice Requires="wps">
             <w:drawing>
-              <wp:anchor behindDoc="0" distT="1905" distB="2540" distL="2540" distR="1905" simplePos="0" locked="0" layoutInCell="0" allowOverlap="1" relativeHeight="12">
+              <wp:anchor distT="1905" distB="2540" distL="2540" distR="1905" simplePos="0" relativeHeight="12" behindDoc="0" locked="0" layoutInCell="0" allowOverlap="1">
                 <wp:simplePos x="0" y="0"/>
                 <wp:positionH relativeFrom="page">
                   <wp:posOffset>2686685</wp:posOffset>
@@ -6062,7 +4494,7 @@
                         <a:noFill/>
                         <a:ln w="3240">
                           <a:solidFill>
-                            <a:srgbClr val="bfbfbf"/>
+                            <a:srgbClr val="BFBFBF"/>
                           </a:solidFill>
                           <a:miter/>
                         </a:ln>
@@ -6081,13 +4513,19 @@
             </w:drawing>
           </mc:Choice>
           <mc:Fallback>
-            <w:pict/>
+            <w:pict>
+              <v:roundrect id="shape_0" stroked="t" o:allowincell="f" style="position:absolute;margin-left:211.55pt;margin-top:252.1pt;width:189.3pt;height:71.95pt;mso-wrap-style:none;v-text-anchor:middle;mso-position-horizontal-relative:page;mso-position-vertical-relative:page">
+                <v:fill o:detectmouseclick="t" on="false"/>
+                <v:stroke color="#bfbfbf" weight="3240" joinstyle="miter" endcap="flat"/>
+                <w10:wrap type="none"/>
+              </v:roundrect>
+            </w:pict>
           </mc:Fallback>
         </mc:AlternateContent>
         <mc:AlternateContent>
           <mc:Choice Requires="wps">
             <w:drawing>
-              <wp:anchor behindDoc="0" distT="1905" distB="2540" distL="2540" distR="1905" simplePos="0" locked="0" layoutInCell="0" allowOverlap="1" relativeHeight="13">
+              <wp:anchor distT="1905" distB="2540" distL="2540" distR="1905" simplePos="0" relativeHeight="13" behindDoc="0" locked="0" layoutInCell="0" allowOverlap="1">
                 <wp:simplePos x="0" y="0"/>
                 <wp:positionH relativeFrom="page">
                   <wp:posOffset>5201285</wp:posOffset>
@@ -6116,7 +4554,7 @@
                         <a:noFill/>
                         <a:ln w="3240">
                           <a:solidFill>
-                            <a:srgbClr val="bfbfbf"/>
+                            <a:srgbClr val="BFBFBF"/>
                           </a:solidFill>
                           <a:miter/>
                         </a:ln>
@@ -6135,13 +4573,19 @@
             </w:drawing>
           </mc:Choice>
           <mc:Fallback>
-            <w:pict/>
+            <w:pict>
+              <v:roundrect id="shape_0" stroked="t" o:allowincell="f" style="position:absolute;margin-left:409.55pt;margin-top:252.1pt;width:189.3pt;height:71.95pt;mso-wrap-style:none;v-text-anchor:middle;mso-position-horizontal-relative:page;mso-position-vertical-relative:page">
+                <v:fill o:detectmouseclick="t" on="false"/>
+                <v:stroke color="#bfbfbf" weight="3240" joinstyle="miter" endcap="flat"/>
+                <w10:wrap type="none"/>
+              </v:roundrect>
+            </w:pict>
           </mc:Fallback>
         </mc:AlternateContent>
         <mc:AlternateContent>
           <mc:Choice Requires="wps">
             <w:drawing>
-              <wp:anchor behindDoc="0" distT="1905" distB="2540" distL="2540" distR="1905" simplePos="0" locked="0" layoutInCell="0" allowOverlap="1" relativeHeight="14">
+              <wp:anchor distT="1905" distB="2540" distL="2540" distR="1905" simplePos="0" relativeHeight="14" behindDoc="0" locked="0" layoutInCell="0" allowOverlap="1">
                 <wp:simplePos x="0" y="0"/>
                 <wp:positionH relativeFrom="page">
                   <wp:posOffset>172085</wp:posOffset>
@@ -6170,7 +4614,7 @@
                         <a:noFill/>
                         <a:ln w="3240">
                           <a:solidFill>
-                            <a:srgbClr val="bfbfbf"/>
+                            <a:srgbClr val="BFBFBF"/>
                           </a:solidFill>
                           <a:miter/>
                         </a:ln>
@@ -6189,13 +4633,19 @@
             </w:drawing>
           </mc:Choice>
           <mc:Fallback>
-            <w:pict/>
+            <w:pict>
+              <v:roundrect id="shape_0" stroked="t" o:allowincell="f" style="position:absolute;margin-left:13.55pt;margin-top:324.1pt;width:189.3pt;height:71.95pt;mso-wrap-style:none;v-text-anchor:middle;mso-position-horizontal-relative:page;mso-position-vertical-relative:page">
+                <v:fill o:detectmouseclick="t" on="false"/>
+                <v:stroke color="#bfbfbf" weight="3240" joinstyle="miter" endcap="flat"/>
+                <w10:wrap type="none"/>
+              </v:roundrect>
+            </w:pict>
           </mc:Fallback>
         </mc:AlternateContent>
         <mc:AlternateContent>
           <mc:Choice Requires="wps">
             <w:drawing>
-              <wp:anchor behindDoc="0" distT="1905" distB="2540" distL="2540" distR="1905" simplePos="0" locked="0" layoutInCell="0" allowOverlap="1" relativeHeight="15">
+              <wp:anchor distT="1905" distB="2540" distL="2540" distR="1905" simplePos="0" relativeHeight="15" behindDoc="0" locked="0" layoutInCell="0" allowOverlap="1">
                 <wp:simplePos x="0" y="0"/>
                 <wp:positionH relativeFrom="page">
                   <wp:posOffset>2686685</wp:posOffset>
@@ -6224,7 +4674,7 @@
                         <a:noFill/>
                         <a:ln w="3240">
                           <a:solidFill>
-                            <a:srgbClr val="bfbfbf"/>
+                            <a:srgbClr val="BFBFBF"/>
                           </a:solidFill>
                           <a:miter/>
                         </a:ln>
@@ -6243,13 +4693,19 @@
             </w:drawing>
           </mc:Choice>
           <mc:Fallback>
-            <w:pict/>
+            <w:pict>
+              <v:roundrect id="shape_0" stroked="t" o:allowincell="f" style="position:absolute;margin-left:211.55pt;margin-top:324.1pt;width:189.3pt;height:71.95pt;mso-wrap-style:none;v-text-anchor:middle;mso-position-horizontal-relative:page;mso-position-vertical-relative:page">
+                <v:fill o:detectmouseclick="t" on="false"/>
+                <v:stroke color="#bfbfbf" weight="3240" joinstyle="miter" endcap="flat"/>
+                <w10:wrap type="none"/>
+              </v:roundrect>
+            </w:pict>
           </mc:Fallback>
         </mc:AlternateContent>
         <mc:AlternateContent>
           <mc:Choice Requires="wps">
             <w:drawing>
-              <wp:anchor behindDoc="0" distT="1905" distB="2540" distL="2540" distR="1905" simplePos="0" locked="0" layoutInCell="0" allowOverlap="1" relativeHeight="16">
+              <wp:anchor distT="1905" distB="2540" distL="2540" distR="1905" simplePos="0" relativeHeight="16" behindDoc="0" locked="0" layoutInCell="0" allowOverlap="1">
                 <wp:simplePos x="0" y="0"/>
                 <wp:positionH relativeFrom="page">
                   <wp:posOffset>5201285</wp:posOffset>
@@ -6278,7 +4734,7 @@
                         <a:noFill/>
                         <a:ln w="3240">
                           <a:solidFill>
-                            <a:srgbClr val="bfbfbf"/>
+                            <a:srgbClr val="BFBFBF"/>
                           </a:solidFill>
                           <a:miter/>
                         </a:ln>
@@ -6297,13 +4753,19 @@
             </w:drawing>
           </mc:Choice>
           <mc:Fallback>
-            <w:pict/>
+            <w:pict>
+              <v:roundrect id="shape_0" stroked="t" o:allowincell="f" style="position:absolute;margin-left:409.55pt;margin-top:324.1pt;width:189.3pt;height:71.95pt;mso-wrap-style:none;v-text-anchor:middle;mso-position-horizontal-relative:page;mso-position-vertical-relative:page">
+                <v:fill o:detectmouseclick="t" on="false"/>
+                <v:stroke color="#bfbfbf" weight="3240" joinstyle="miter" endcap="flat"/>
+                <w10:wrap type="none"/>
+              </v:roundrect>
+            </w:pict>
           </mc:Fallback>
         </mc:AlternateContent>
         <mc:AlternateContent>
           <mc:Choice Requires="wps">
             <w:drawing>
-              <wp:anchor behindDoc="0" distT="1905" distB="2540" distL="2540" distR="1905" simplePos="0" locked="0" layoutInCell="0" allowOverlap="1" relativeHeight="17">
+              <wp:anchor distT="1905" distB="2540" distL="2540" distR="1905" simplePos="0" relativeHeight="17" behindDoc="0" locked="0" layoutInCell="0" allowOverlap="1">
                 <wp:simplePos x="0" y="0"/>
                 <wp:positionH relativeFrom="page">
                   <wp:posOffset>172085</wp:posOffset>
@@ -6332,7 +4794,7 @@
                         <a:noFill/>
                         <a:ln w="3240">
                           <a:solidFill>
-                            <a:srgbClr val="bfbfbf"/>
+                            <a:srgbClr val="BFBFBF"/>
                           </a:solidFill>
                           <a:miter/>
                         </a:ln>
@@ -6351,13 +4813,19 @@
             </w:drawing>
           </mc:Choice>
           <mc:Fallback>
-            <w:pict/>
+            <w:pict>
+              <v:roundrect id="shape_0" stroked="t" o:allowincell="f" style="position:absolute;margin-left:13.55pt;margin-top:396.1pt;width:189.3pt;height:71.95pt;mso-wrap-style:none;v-text-anchor:middle;mso-position-horizontal-relative:page;mso-position-vertical-relative:page">
+                <v:fill o:detectmouseclick="t" on="false"/>
+                <v:stroke color="#bfbfbf" weight="3240" joinstyle="miter" endcap="flat"/>
+                <w10:wrap type="none"/>
+              </v:roundrect>
+            </w:pict>
           </mc:Fallback>
         </mc:AlternateContent>
         <mc:AlternateContent>
           <mc:Choice Requires="wps">
             <w:drawing>
-              <wp:anchor behindDoc="0" distT="1905" distB="2540" distL="2540" distR="1905" simplePos="0" locked="0" layoutInCell="0" allowOverlap="1" relativeHeight="18">
+              <wp:anchor distT="1905" distB="2540" distL="2540" distR="1905" simplePos="0" relativeHeight="18" behindDoc="0" locked="0" layoutInCell="0" allowOverlap="1">
                 <wp:simplePos x="0" y="0"/>
                 <wp:positionH relativeFrom="page">
                   <wp:posOffset>2686685</wp:posOffset>
@@ -6386,7 +4854,7 @@
                         <a:noFill/>
                         <a:ln w="3240">
                           <a:solidFill>
-                            <a:srgbClr val="bfbfbf"/>
+                            <a:srgbClr val="BFBFBF"/>
                           </a:solidFill>
                           <a:miter/>
                         </a:ln>
@@ -6405,13 +4873,19 @@
             </w:drawing>
           </mc:Choice>
           <mc:Fallback>
-            <w:pict/>
+            <w:pict>
+              <v:roundrect id="shape_0" stroked="t" o:allowincell="f" style="position:absolute;margin-left:211.55pt;margin-top:396.1pt;width:189.3pt;height:71.95pt;mso-wrap-style:none;v-text-anchor:middle;mso-position-horizontal-relative:page;mso-position-vertical-relative:page">
+                <v:fill o:detectmouseclick="t" on="false"/>
+                <v:stroke color="#bfbfbf" weight="3240" joinstyle="miter" endcap="flat"/>
+                <w10:wrap type="none"/>
+              </v:roundrect>
+            </w:pict>
           </mc:Fallback>
         </mc:AlternateContent>
         <mc:AlternateContent>
           <mc:Choice Requires="wps">
             <w:drawing>
-              <wp:anchor behindDoc="0" distT="1905" distB="2540" distL="2540" distR="1905" simplePos="0" locked="0" layoutInCell="0" allowOverlap="1" relativeHeight="19">
+              <wp:anchor distT="1905" distB="2540" distL="2540" distR="1905" simplePos="0" relativeHeight="19" behindDoc="0" locked="0" layoutInCell="0" allowOverlap="1">
                 <wp:simplePos x="0" y="0"/>
                 <wp:positionH relativeFrom="page">
                   <wp:posOffset>5201285</wp:posOffset>
@@ -6440,7 +4914,7 @@
                         <a:noFill/>
                         <a:ln w="3240">
                           <a:solidFill>
-                            <a:srgbClr val="bfbfbf"/>
+                            <a:srgbClr val="BFBFBF"/>
                           </a:solidFill>
                           <a:miter/>
                         </a:ln>
@@ -6459,13 +4933,19 @@
             </w:drawing>
           </mc:Choice>
           <mc:Fallback>
-            <w:pict/>
+            <w:pict>
+              <v:roundrect id="shape_0" stroked="t" o:allowincell="f" style="position:absolute;margin-left:409.55pt;margin-top:396.1pt;width:189.3pt;height:71.95pt;mso-wrap-style:none;v-text-anchor:middle;mso-position-horizontal-relative:page;mso-position-vertical-relative:page">
+                <v:fill o:detectmouseclick="t" on="false"/>
+                <v:stroke color="#bfbfbf" weight="3240" joinstyle="miter" endcap="flat"/>
+                <w10:wrap type="none"/>
+              </v:roundrect>
+            </w:pict>
           </mc:Fallback>
         </mc:AlternateContent>
         <mc:AlternateContent>
           <mc:Choice Requires="wps">
             <w:drawing>
-              <wp:anchor behindDoc="0" distT="1905" distB="2540" distL="2540" distR="1905" simplePos="0" locked="0" layoutInCell="0" allowOverlap="1" relativeHeight="20">
+              <wp:anchor distT="1905" distB="2540" distL="2540" distR="1905" simplePos="0" relativeHeight="20" behindDoc="0" locked="0" layoutInCell="0" allowOverlap="1">
                 <wp:simplePos x="0" y="0"/>
                 <wp:positionH relativeFrom="page">
                   <wp:posOffset>172085</wp:posOffset>
@@ -6494,7 +4974,7 @@
                         <a:noFill/>
                         <a:ln w="3240">
                           <a:solidFill>
-                            <a:srgbClr val="bfbfbf"/>
+                            <a:srgbClr val="BFBFBF"/>
                           </a:solidFill>
                           <a:miter/>
                         </a:ln>
@@ -6513,13 +4993,19 @@
             </w:drawing>
           </mc:Choice>
           <mc:Fallback>
-            <w:pict/>
+            <w:pict>
+              <v:roundrect id="shape_0" stroked="t" o:allowincell="f" style="position:absolute;margin-left:13.55pt;margin-top:468.1pt;width:189.3pt;height:71.95pt;mso-wrap-style:none;v-text-anchor:middle;mso-position-horizontal-relative:page;mso-position-vertical-relative:page">
+                <v:fill o:detectmouseclick="t" on="false"/>
+                <v:stroke color="#bfbfbf" weight="3240" joinstyle="miter" endcap="flat"/>
+                <w10:wrap type="none"/>
+              </v:roundrect>
+            </w:pict>
           </mc:Fallback>
         </mc:AlternateContent>
         <mc:AlternateContent>
           <mc:Choice Requires="wps">
             <w:drawing>
-              <wp:anchor behindDoc="0" distT="1905" distB="2540" distL="2540" distR="1905" simplePos="0" locked="0" layoutInCell="0" allowOverlap="1" relativeHeight="21">
+              <wp:anchor distT="1905" distB="2540" distL="2540" distR="1905" simplePos="0" relativeHeight="21" behindDoc="0" locked="0" layoutInCell="0" allowOverlap="1">
                 <wp:simplePos x="0" y="0"/>
                 <wp:positionH relativeFrom="page">
                   <wp:posOffset>2686685</wp:posOffset>
@@ -6548,7 +5034,7 @@
                         <a:noFill/>
                         <a:ln w="3240">
                           <a:solidFill>
-                            <a:srgbClr val="bfbfbf"/>
+                            <a:srgbClr val="BFBFBF"/>
                           </a:solidFill>
                           <a:miter/>
                         </a:ln>
@@ -6567,13 +5053,19 @@
             </w:drawing>
           </mc:Choice>
           <mc:Fallback>
-            <w:pict/>
+            <w:pict>
+              <v:roundrect id="shape_0" stroked="t" o:allowincell="f" style="position:absolute;margin-left:211.55pt;margin-top:468.1pt;width:189.3pt;height:71.95pt;mso-wrap-style:none;v-text-anchor:middle;mso-position-horizontal-relative:page;mso-position-vertical-relative:page">
+                <v:fill o:detectmouseclick="t" on="false"/>
+                <v:stroke color="#bfbfbf" weight="3240" joinstyle="miter" endcap="flat"/>
+                <w10:wrap type="none"/>
+              </v:roundrect>
+            </w:pict>
           </mc:Fallback>
         </mc:AlternateContent>
         <mc:AlternateContent>
           <mc:Choice Requires="wps">
             <w:drawing>
-              <wp:anchor behindDoc="0" distT="1905" distB="2540" distL="2540" distR="1905" simplePos="0" locked="0" layoutInCell="0" allowOverlap="1" relativeHeight="22">
+              <wp:anchor distT="1905" distB="2540" distL="2540" distR="1905" simplePos="0" relativeHeight="22" behindDoc="0" locked="0" layoutInCell="0" allowOverlap="1">
                 <wp:simplePos x="0" y="0"/>
                 <wp:positionH relativeFrom="page">
                   <wp:posOffset>5201285</wp:posOffset>
@@ -6602,7 +5094,7 @@
                         <a:noFill/>
                         <a:ln w="3240">
                           <a:solidFill>
-                            <a:srgbClr val="bfbfbf"/>
+                            <a:srgbClr val="BFBFBF"/>
                           </a:solidFill>
                           <a:miter/>
                         </a:ln>
@@ -6621,13 +5113,19 @@
             </w:drawing>
           </mc:Choice>
           <mc:Fallback>
-            <w:pict/>
+            <w:pict>
+              <v:roundrect id="shape_0" stroked="t" o:allowincell="f" style="position:absolute;margin-left:409.55pt;margin-top:468.1pt;width:189.3pt;height:71.95pt;mso-wrap-style:none;v-text-anchor:middle;mso-position-horizontal-relative:page;mso-position-vertical-relative:page">
+                <v:fill o:detectmouseclick="t" on="false"/>
+                <v:stroke color="#bfbfbf" weight="3240" joinstyle="miter" endcap="flat"/>
+                <w10:wrap type="none"/>
+              </v:roundrect>
+            </w:pict>
           </mc:Fallback>
         </mc:AlternateContent>
         <mc:AlternateContent>
           <mc:Choice Requires="wps">
             <w:drawing>
-              <wp:anchor behindDoc="0" distT="1905" distB="2540" distL="2540" distR="1905" simplePos="0" locked="0" layoutInCell="0" allowOverlap="1" relativeHeight="23">
+              <wp:anchor distT="1905" distB="2540" distL="2540" distR="1905" simplePos="0" relativeHeight="23" behindDoc="0" locked="0" layoutInCell="0" allowOverlap="1">
                 <wp:simplePos x="0" y="0"/>
                 <wp:positionH relativeFrom="page">
                   <wp:posOffset>172085</wp:posOffset>
@@ -6656,7 +5154,7 @@
                         <a:noFill/>
                         <a:ln w="3240">
                           <a:solidFill>
-                            <a:srgbClr val="bfbfbf"/>
+                            <a:srgbClr val="BFBFBF"/>
                           </a:solidFill>
                           <a:miter/>
                         </a:ln>
@@ -6675,13 +5173,19 @@
             </w:drawing>
           </mc:Choice>
           <mc:Fallback>
-            <w:pict/>
+            <w:pict>
+              <v:roundrect id="shape_0" stroked="t" o:allowincell="f" style="position:absolute;margin-left:13.55pt;margin-top:540.1pt;width:189.3pt;height:71.95pt;mso-wrap-style:none;v-text-anchor:middle;mso-position-horizontal-relative:page;mso-position-vertical-relative:page">
+                <v:fill o:detectmouseclick="t" on="false"/>
+                <v:stroke color="#bfbfbf" weight="3240" joinstyle="miter" endcap="flat"/>
+                <w10:wrap type="none"/>
+              </v:roundrect>
+            </w:pict>
           </mc:Fallback>
         </mc:AlternateContent>
         <mc:AlternateContent>
           <mc:Choice Requires="wps">
             <w:drawing>
-              <wp:anchor behindDoc="0" distT="1905" distB="2540" distL="2540" distR="1905" simplePos="0" locked="0" layoutInCell="0" allowOverlap="1" relativeHeight="24">
+              <wp:anchor distT="1905" distB="2540" distL="2540" distR="1905" simplePos="0" relativeHeight="24" behindDoc="0" locked="0" layoutInCell="0" allowOverlap="1">
                 <wp:simplePos x="0" y="0"/>
                 <wp:positionH relativeFrom="page">
                   <wp:posOffset>2686685</wp:posOffset>
@@ -6710,7 +5214,7 @@
                         <a:noFill/>
                         <a:ln w="3240">
                           <a:solidFill>
-                            <a:srgbClr val="bfbfbf"/>
+                            <a:srgbClr val="BFBFBF"/>
                           </a:solidFill>
                           <a:miter/>
                         </a:ln>
@@ -6729,13 +5233,19 @@
             </w:drawing>
           </mc:Choice>
           <mc:Fallback>
-            <w:pict/>
+            <w:pict>
+              <v:roundrect id="shape_0" stroked="t" o:allowincell="f" style="position:absolute;margin-left:211.55pt;margin-top:540.1pt;width:189.3pt;height:71.95pt;mso-wrap-style:none;v-text-anchor:middle;mso-position-horizontal-relative:page;mso-position-vertical-relative:page">
+                <v:fill o:detectmouseclick="t" on="false"/>
+                <v:stroke color="#bfbfbf" weight="3240" joinstyle="miter" endcap="flat"/>
+                <w10:wrap type="none"/>
+              </v:roundrect>
+            </w:pict>
           </mc:Fallback>
         </mc:AlternateContent>
         <mc:AlternateContent>
           <mc:Choice Requires="wps">
             <w:drawing>
-              <wp:anchor behindDoc="0" distT="1905" distB="2540" distL="2540" distR="1905" simplePos="0" locked="0" layoutInCell="0" allowOverlap="1" relativeHeight="25">
+              <wp:anchor distT="1905" distB="2540" distL="2540" distR="1905" simplePos="0" relativeHeight="25" behindDoc="0" locked="0" layoutInCell="0" allowOverlap="1">
                 <wp:simplePos x="0" y="0"/>
                 <wp:positionH relativeFrom="page">
                   <wp:posOffset>5201285</wp:posOffset>
@@ -6764,7 +5274,7 @@
                         <a:noFill/>
                         <a:ln w="3240">
                           <a:solidFill>
-                            <a:srgbClr val="bfbfbf"/>
+                            <a:srgbClr val="BFBFBF"/>
                           </a:solidFill>
                           <a:miter/>
                         </a:ln>
@@ -6783,13 +5293,19 @@
             </w:drawing>
           </mc:Choice>
           <mc:Fallback>
-            <w:pict/>
+            <w:pict>
+              <v:roundrect id="shape_0" stroked="t" o:allowincell="f" style="position:absolute;margin-left:409.55pt;margin-top:540.1pt;width:189.3pt;height:71.95pt;mso-wrap-style:none;v-text-anchor:middle;mso-position-horizontal-relative:page;mso-position-vertical-relative:page">
+                <v:fill o:detectmouseclick="t" on="false"/>
+                <v:stroke color="#bfbfbf" weight="3240" joinstyle="miter" endcap="flat"/>
+                <w10:wrap type="none"/>
+              </v:roundrect>
+            </w:pict>
           </mc:Fallback>
         </mc:AlternateContent>
         <mc:AlternateContent>
           <mc:Choice Requires="wps">
             <w:drawing>
-              <wp:anchor behindDoc="0" distT="1905" distB="2540" distL="2540" distR="1905" simplePos="0" locked="0" layoutInCell="0" allowOverlap="1" relativeHeight="26">
+              <wp:anchor distT="1905" distB="2540" distL="2540" distR="1905" simplePos="0" relativeHeight="26" behindDoc="0" locked="0" layoutInCell="0" allowOverlap="1">
                 <wp:simplePos x="0" y="0"/>
                 <wp:positionH relativeFrom="page">
                   <wp:posOffset>172085</wp:posOffset>
@@ -6818,7 +5334,7 @@
                         <a:noFill/>
                         <a:ln w="3240">
                           <a:solidFill>
-                            <a:srgbClr val="bfbfbf"/>
+                            <a:srgbClr val="BFBFBF"/>
                           </a:solidFill>
                           <a:miter/>
                         </a:ln>
@@ -6837,13 +5353,19 @@
             </w:drawing>
           </mc:Choice>
           <mc:Fallback>
-            <w:pict/>
+            <w:pict>
+              <v:roundrect id="shape_0" stroked="t" o:allowincell="f" style="position:absolute;margin-left:13.55pt;margin-top:612.1pt;width:189.3pt;height:71.95pt;mso-wrap-style:none;v-text-anchor:middle;mso-position-horizontal-relative:page;mso-position-vertical-relative:page">
+                <v:fill o:detectmouseclick="t" on="false"/>
+                <v:stroke color="#bfbfbf" weight="3240" joinstyle="miter" endcap="flat"/>
+                <w10:wrap type="none"/>
+              </v:roundrect>
+            </w:pict>
           </mc:Fallback>
         </mc:AlternateContent>
         <mc:AlternateContent>
           <mc:Choice Requires="wps">
             <w:drawing>
-              <wp:anchor behindDoc="0" distT="1905" distB="2540" distL="2540" distR="1905" simplePos="0" locked="0" layoutInCell="0" allowOverlap="1" relativeHeight="27">
+              <wp:anchor distT="1905" distB="2540" distL="2540" distR="1905" simplePos="0" relativeHeight="27" behindDoc="0" locked="0" layoutInCell="0" allowOverlap="1">
                 <wp:simplePos x="0" y="0"/>
                 <wp:positionH relativeFrom="page">
                   <wp:posOffset>2686685</wp:posOffset>
@@ -6872,7 +5394,7 @@
                         <a:noFill/>
                         <a:ln w="3240">
                           <a:solidFill>
-                            <a:srgbClr val="bfbfbf"/>
+                            <a:srgbClr val="BFBFBF"/>
                           </a:solidFill>
                           <a:miter/>
                         </a:ln>
@@ -6891,13 +5413,19 @@
             </w:drawing>
           </mc:Choice>
           <mc:Fallback>
-            <w:pict/>
+            <w:pict>
+              <v:roundrect id="shape_0" stroked="t" o:allowincell="f" style="position:absolute;margin-left:211.55pt;margin-top:612.1pt;width:189.3pt;height:71.95pt;mso-wrap-style:none;v-text-anchor:middle;mso-position-horizontal-relative:page;mso-position-vertical-relative:page">
+                <v:fill o:detectmouseclick="t" on="false"/>
+                <v:stroke color="#bfbfbf" weight="3240" joinstyle="miter" endcap="flat"/>
+                <w10:wrap type="none"/>
+              </v:roundrect>
+            </w:pict>
           </mc:Fallback>
         </mc:AlternateContent>
         <mc:AlternateContent>
           <mc:Choice Requires="wps">
             <w:drawing>
-              <wp:anchor behindDoc="0" distT="1905" distB="2540" distL="2540" distR="1905" simplePos="0" locked="0" layoutInCell="0" allowOverlap="1" relativeHeight="28">
+              <wp:anchor distT="1905" distB="2540" distL="2540" distR="1905" simplePos="0" relativeHeight="28" behindDoc="0" locked="0" layoutInCell="0" allowOverlap="1">
                 <wp:simplePos x="0" y="0"/>
                 <wp:positionH relativeFrom="page">
                   <wp:posOffset>5201285</wp:posOffset>
@@ -6926,7 +5454,7 @@
                         <a:noFill/>
                         <a:ln w="3240">
                           <a:solidFill>
-                            <a:srgbClr val="bfbfbf"/>
+                            <a:srgbClr val="BFBFBF"/>
                           </a:solidFill>
                           <a:miter/>
                         </a:ln>
@@ -6945,13 +5473,19 @@
             </w:drawing>
           </mc:Choice>
           <mc:Fallback>
-            <w:pict/>
+            <w:pict>
+              <v:roundrect id="shape_0" stroked="t" o:allowincell="f" style="position:absolute;margin-left:409.55pt;margin-top:612.1pt;width:189.3pt;height:71.95pt;mso-wrap-style:none;v-text-anchor:middle;mso-position-horizontal-relative:page;mso-position-vertical-relative:page">
+                <v:fill o:detectmouseclick="t" on="false"/>
+                <v:stroke color="#bfbfbf" weight="3240" joinstyle="miter" endcap="flat"/>
+                <w10:wrap type="none"/>
+              </v:roundrect>
+            </w:pict>
           </mc:Fallback>
         </mc:AlternateContent>
         <mc:AlternateContent>
           <mc:Choice Requires="wps">
             <w:drawing>
-              <wp:anchor behindDoc="0" distT="1905" distB="2540" distL="2540" distR="1905" simplePos="0" locked="0" layoutInCell="0" allowOverlap="1" relativeHeight="29">
+              <wp:anchor distT="1905" distB="2540" distL="2540" distR="1905" simplePos="0" relativeHeight="29" behindDoc="0" locked="0" layoutInCell="0" allowOverlap="1">
                 <wp:simplePos x="0" y="0"/>
                 <wp:positionH relativeFrom="page">
                   <wp:posOffset>172085</wp:posOffset>
@@ -6980,7 +5514,7 @@
                         <a:noFill/>
                         <a:ln w="3240">
                           <a:solidFill>
-                            <a:srgbClr val="bfbfbf"/>
+                            <a:srgbClr val="BFBFBF"/>
                           </a:solidFill>
                           <a:miter/>
                         </a:ln>
@@ -6999,13 +5533,19 @@
             </w:drawing>
           </mc:Choice>
           <mc:Fallback>
-            <w:pict/>
+            <w:pict>
+              <v:roundrect id="shape_0" stroked="t" o:allowincell="f" style="position:absolute;margin-left:13.55pt;margin-top:684.1pt;width:189.3pt;height:71.95pt;mso-wrap-style:none;v-text-anchor:middle;mso-position-horizontal-relative:page;mso-position-vertical-relative:page">
+                <v:fill o:detectmouseclick="t" on="false"/>
+                <v:stroke color="#bfbfbf" weight="3240" joinstyle="miter" endcap="flat"/>
+                <w10:wrap type="none"/>
+              </v:roundrect>
+            </w:pict>
           </mc:Fallback>
         </mc:AlternateContent>
         <mc:AlternateContent>
           <mc:Choice Requires="wps">
             <w:drawing>
-              <wp:anchor behindDoc="0" distT="1905" distB="2540" distL="2540" distR="1905" simplePos="0" locked="0" layoutInCell="0" allowOverlap="1" relativeHeight="30">
+              <wp:anchor distT="1905" distB="2540" distL="2540" distR="1905" simplePos="0" relativeHeight="30" behindDoc="0" locked="0" layoutInCell="0" allowOverlap="1">
                 <wp:simplePos x="0" y="0"/>
                 <wp:positionH relativeFrom="page">
                   <wp:posOffset>2686685</wp:posOffset>
@@ -7034,7 +5574,7 @@
                         <a:noFill/>
                         <a:ln w="3240">
                           <a:solidFill>
-                            <a:srgbClr val="bfbfbf"/>
+                            <a:srgbClr val="BFBFBF"/>
                           </a:solidFill>
                           <a:miter/>
                         </a:ln>
@@ -7053,13 +5593,19 @@
             </w:drawing>
           </mc:Choice>
           <mc:Fallback>
-            <w:pict/>
+            <w:pict>
+              <v:roundrect id="shape_0" stroked="t" o:allowincell="f" style="position:absolute;margin-left:211.55pt;margin-top:684.1pt;width:189.3pt;height:71.95pt;mso-wrap-style:none;v-text-anchor:middle;mso-position-horizontal-relative:page;mso-position-vertical-relative:page">
+                <v:fill o:detectmouseclick="t" on="false"/>
+                <v:stroke color="#bfbfbf" weight="3240" joinstyle="miter" endcap="flat"/>
+                <w10:wrap type="none"/>
+              </v:roundrect>
+            </w:pict>
           </mc:Fallback>
         </mc:AlternateContent>
         <mc:AlternateContent>
           <mc:Choice Requires="wps">
             <w:drawing>
-              <wp:anchor behindDoc="0" distT="1905" distB="2540" distL="2540" distR="1905" simplePos="0" locked="0" layoutInCell="0" allowOverlap="1" relativeHeight="31">
+              <wp:anchor distT="1905" distB="2540" distL="2540" distR="1905" simplePos="0" relativeHeight="31" behindDoc="0" locked="0" layoutInCell="0" allowOverlap="1">
                 <wp:simplePos x="0" y="0"/>
                 <wp:positionH relativeFrom="page">
                   <wp:posOffset>5201285</wp:posOffset>
@@ -7088,7 +5634,7 @@
                         <a:noFill/>
                         <a:ln w="3240">
                           <a:solidFill>
-                            <a:srgbClr val="bfbfbf"/>
+                            <a:srgbClr val="BFBFBF"/>
                           </a:solidFill>
                           <a:miter/>
                         </a:ln>
@@ -7107,7 +5653,13 @@
             </w:drawing>
           </mc:Choice>
           <mc:Fallback>
-            <w:pict/>
+            <w:pict>
+              <v:roundrect id="shape_0" stroked="t" o:allowincell="f" style="position:absolute;margin-left:409.55pt;margin-top:684.1pt;width:189.3pt;height:71.95pt;mso-wrap-style:none;v-text-anchor:middle;mso-position-horizontal-relative:page;mso-position-vertical-relative:page">
+                <v:fill o:detectmouseclick="t" on="false"/>
+                <v:stroke color="#bfbfbf" weight="3240" joinstyle="miter" endcap="flat"/>
+                <w10:wrap type="none"/>
+              </v:roundrect>
+            </w:pict>
           </mc:Fallback>
         </mc:AlternateContent>
       </w:r>
@@ -7169,7 +5721,7 @@
   <w:style w:type="paragraph" w:styleId="Heading">
     <w:name w:val="Heading"/>
     <w:basedOn w:val="Normal"/>
-    <w:next w:val="TextBody"/>
+    <w:next w:val="BodyText"/>
     <w:qFormat/>
     <w:pPr>
       <w:keepNext w:val="true"/>
@@ -7181,7 +5733,7 @@
       <w:szCs w:val="28"/>
     </w:rPr>
   </w:style>
-  <w:style w:type="paragraph" w:styleId="TextBody">
+  <w:style w:type="paragraph" w:styleId="BodyText">
     <w:name w:val="Body Text"/>
     <w:basedOn w:val="Normal"/>
     <w:pPr>
@@ -7191,14 +5743,14 @@
   </w:style>
   <w:style w:type="paragraph" w:styleId="List">
     <w:name w:val="List"/>
-    <w:basedOn w:val="TextBody"/>
+    <w:basedOn w:val="BodyText"/>
     <w:pPr/>
     <w:rPr>
       <w:rFonts w:cs="Arial Unicode MS"/>
     </w:rPr>
   </w:style>
   <w:style w:type="paragraph" w:styleId="Caption">
-    <w:name w:val="Caption"/>
+    <w:name w:val="caption"/>
     <w:basedOn w:val="Normal"/>
     <w:qFormat/>
     <w:pPr>
@@ -7232,7 +5784,7 @@
       <w:suppressAutoHyphens w:val="true"/>
       <w:bidi w:val="0"/>
       <w:spacing w:before="43" w:after="43"/>
-      <w:ind w:left="57" w:right="57" w:hanging="0"/>
+      <w:ind w:hanging="0" w:left="57" w:right="57"/>
       <w:jc w:val="left"/>
     </w:pPr>
     <w:rPr>
@@ -7269,4 +5821,110 @@
     </w:rPr>
   </w:style>
 </w:styles>
+</file>
+
+<file path=word/theme/theme1.xml><?xml version="1.0" encoding="utf-8"?>
+<a:theme xmlns:a="http://schemas.openxmlformats.org/drawingml/2006/main" xmlns:r="http://schemas.openxmlformats.org/officeDocument/2006/relationships" name="Office">
+  <a:themeElements>
+    <a:clrScheme name="LibreOffice">
+      <a:dk1>
+        <a:srgbClr val="000000"/>
+      </a:dk1>
+      <a:lt1>
+        <a:srgbClr val="FFFFFF"/>
+      </a:lt1>
+      <a:dk2>
+        <a:srgbClr val="000000"/>
+      </a:dk2>
+      <a:lt2>
+        <a:srgbClr val="FFFFFF"/>
+      </a:lt2>
+      <a:accent1>
+        <a:srgbClr val="18A303"/>
+      </a:accent1>
+      <a:accent2>
+        <a:srgbClr val="0369A3"/>
+      </a:accent2>
+      <a:accent3>
+        <a:srgbClr val="A33E03"/>
+      </a:accent3>
+      <a:accent4>
+        <a:srgbClr val="8E03A3"/>
+      </a:accent4>
+      <a:accent5>
+        <a:srgbClr val="C99C00"/>
+      </a:accent5>
+      <a:accent6>
+        <a:srgbClr val="C9211E"/>
+      </a:accent6>
+      <a:hlink>
+        <a:srgbClr val="0000EE"/>
+      </a:hlink>
+      <a:folHlink>
+        <a:srgbClr val="551A8B"/>
+      </a:folHlink>
+    </a:clrScheme>
+    <a:fontScheme name="Office">
+      <a:majorFont>
+        <a:latin typeface="Arial" pitchFamily="0" charset="1"/>
+        <a:ea typeface="DejaVu Sans" pitchFamily="0" charset="1"/>
+        <a:cs typeface="DejaVu Sans" pitchFamily="0" charset="1"/>
+      </a:majorFont>
+      <a:minorFont>
+        <a:latin typeface="Arial" pitchFamily="0" charset="1"/>
+        <a:ea typeface="DejaVu Sans" pitchFamily="0" charset="1"/>
+        <a:cs typeface="DejaVu Sans" pitchFamily="0" charset="1"/>
+      </a:minorFont>
+    </a:fontScheme>
+    <a:fmtScheme>
+      <a:fillStyleLst>
+        <a:solidFill>
+          <a:schemeClr val="phClr"/>
+        </a:solidFill>
+        <a:solidFill>
+          <a:schemeClr val="phClr"/>
+        </a:solidFill>
+        <a:solidFill>
+          <a:schemeClr val="phClr"/>
+        </a:solidFill>
+      </a:fillStyleLst>
+      <a:lnStyleLst>
+        <a:ln w="6350" cap="flat" cmpd="sng" algn="ctr">
+          <a:prstDash val="solid"/>
+          <a:miter/>
+        </a:ln>
+        <a:ln w="6350" cap="flat" cmpd="sng" algn="ctr">
+          <a:prstDash val="solid"/>
+          <a:miter/>
+        </a:ln>
+        <a:ln w="6350" cap="flat" cmpd="sng" algn="ctr">
+          <a:prstDash val="solid"/>
+          <a:miter/>
+        </a:ln>
+      </a:lnStyleLst>
+      <a:effectStyleLst>
+        <a:effectStyle>
+          <a:effectLst/>
+        </a:effectStyle>
+        <a:effectStyle>
+          <a:effectLst/>
+        </a:effectStyle>
+        <a:effectStyle>
+          <a:effectLst/>
+        </a:effectStyle>
+      </a:effectStyleLst>
+      <a:bgFillStyleLst>
+        <a:solidFill>
+          <a:schemeClr val="phClr"/>
+        </a:solidFill>
+        <a:solidFill>
+          <a:schemeClr val="phClr"/>
+        </a:solidFill>
+        <a:solidFill>
+          <a:schemeClr val="phClr"/>
+        </a:solidFill>
+      </a:bgFillStyleLst>
+    </a:fmtScheme>
+  </a:themeElements>
+</a:theme>
 </file>